--- a/docs/concurrency/TA9-Concurrency-Performance.docx
+++ b/docs/concurrency/TA9-Concurrency-Performance.docx
@@ -680,7 +680,7 @@
           </w:pPr>
           <w:hyperlink w:history="1" w:anchor="_Toc11">
             <w:r>
-              <w:t xml:space="preserve">7. Verification</w:t>
+              <w:t xml:space="preserve">7. Tests for this section</w:t>
             </w:r>
             <w:r>
               <w:tab/>
@@ -688,6 +688,72 @@
             <w:r>
               <w:fldChar w:fldCharType="begin" w:dirty="true"/>
               <w:instrText xml:space="preserve">PAGEREF _Toc11 \h</w:instrText>
+              <w:fldChar w:fldCharType="separate"/>
+              <w:fldChar w:fldCharType="end"/>
+            </w:r>
+          </w:hyperlink>
+        </w:p>
+        <w:p>
+          <w:pPr>
+            <w:pStyle w:val="TOC2"/>
+            <w:tabs>
+              <w:tab w:val="right" w:pos="9638" w:leader="dot"/>
+            </w:tabs>
+          </w:pPr>
+          <w:hyperlink w:history="1" w:anchor="_Toc12">
+            <w:r>
+              <w:t xml:space="preserve">7.1 What is verified</w:t>
+            </w:r>
+            <w:r>
+              <w:tab/>
+            </w:r>
+            <w:r>
+              <w:fldChar w:fldCharType="begin" w:dirty="true"/>
+              <w:instrText xml:space="preserve">PAGEREF _Toc12 \h</w:instrText>
+              <w:fldChar w:fldCharType="separate"/>
+              <w:fldChar w:fldCharType="end"/>
+            </w:r>
+          </w:hyperlink>
+        </w:p>
+        <w:p>
+          <w:pPr>
+            <w:pStyle w:val="TOC2"/>
+            <w:tabs>
+              <w:tab w:val="right" w:pos="9638" w:leader="dot"/>
+            </w:tabs>
+          </w:pPr>
+          <w:hyperlink w:history="1" w:anchor="_Toc13">
+            <w:r>
+              <w:t xml:space="preserve">7.2 Automated tests</w:t>
+            </w:r>
+            <w:r>
+              <w:tab/>
+            </w:r>
+            <w:r>
+              <w:fldChar w:fldCharType="begin" w:dirty="true"/>
+              <w:instrText xml:space="preserve">PAGEREF _Toc13 \h</w:instrText>
+              <w:fldChar w:fldCharType="separate"/>
+              <w:fldChar w:fldCharType="end"/>
+            </w:r>
+          </w:hyperlink>
+        </w:p>
+        <w:p>
+          <w:pPr>
+            <w:pStyle w:val="TOC2"/>
+            <w:tabs>
+              <w:tab w:val="right" w:pos="9638" w:leader="dot"/>
+            </w:tabs>
+          </w:pPr>
+          <w:hyperlink w:history="1" w:anchor="_Toc14">
+            <w:r>
+              <w:t xml:space="preserve">7.3 Manual test</w:t>
+            </w:r>
+            <w:r>
+              <w:tab/>
+            </w:r>
+            <w:r>
+              <w:fldChar w:fldCharType="begin" w:dirty="true"/>
+              <w:instrText xml:space="preserve">PAGEREF _Toc14 \h</w:instrText>
               <w:fldChar w:fldCharType="separate"/>
               <w:fldChar w:fldCharType="end"/>
             </w:r>
@@ -7009,9 +7075,133 @@
         <w:rPr>
           <w:rFonts w:ascii="Calibri" w:cs="Calibri" w:eastAsia="Calibri" w:hAnsi="Calibri"/>
         </w:rPr>
-        <w:t xml:space="preserve">7. Verification</w:t>
+        <w:t xml:space="preserve">7. Tests for this section</w:t>
       </w:r>
       <w:bookmarkEnd w:id="11"/>
+    </w:p>
+    <w:p>
+      <w:pPr>
+        <w:spacing w:after="120"/>
+      </w:pPr>
+      <w:r>
+        <w:rPr>
+          <w:rFonts w:ascii="Calibri" w:cs="Calibri" w:eastAsia="Calibri" w:hAnsi="Calibri"/>
+        </w:rPr>
+        <w:t xml:space="preserve">The complete catalog of the system's tests, with strategy, environment, traceability and results, is the </w:t>
+      </w:r>
+      <w:r>
+        <w:rPr>
+          <w:rFonts w:ascii="Calibri" w:cs="Calibri" w:eastAsia="Calibri" w:hAnsi="Calibri"/>
+          <w:b/>
+          <w:bCs/>
+        </w:rPr>
+        <w:t xml:space="preserve">Software Test Description (STD)</w:t>
+      </w:r>
+      <w:r>
+        <w:rPr>
+          <w:rFonts w:ascii="Calibri" w:cs="Calibri" w:eastAsia="Calibri" w:hAnsi="Calibri"/>
+        </w:rPr>
+        <w:t xml:space="preserve"> — </w:t>
+      </w:r>
+      <w:r>
+        <w:rPr>
+          <w:rFonts w:ascii="Consolas" w:cs="Consolas" w:eastAsia="Consolas" w:hAnsi="Consolas"/>
+          <w:color w:val="5B2C6F"/>
+          <w:sz w:val="19"/>
+          <w:szCs w:val="19"/>
+        </w:rPr>
+        <w:t xml:space="preserve">docs/testing/TA9-STD.docx</w:t>
+      </w:r>
+      <w:r>
+        <w:rPr>
+          <w:rFonts w:ascii="Calibri" w:cs="Calibri" w:eastAsia="Calibri" w:hAnsi="Calibri"/>
+        </w:rPr>
+        <w:t xml:space="preserve"> (Markdown: </w:t>
+      </w:r>
+      <w:r>
+        <w:rPr>
+          <w:rFonts w:ascii="Consolas" w:cs="Consolas" w:eastAsia="Consolas" w:hAnsi="Consolas"/>
+          <w:color w:val="5B2C6F"/>
+          <w:sz w:val="19"/>
+          <w:szCs w:val="19"/>
+        </w:rPr>
+        <w:t xml:space="preserve">docs/testing/STD.md</w:t>
+      </w:r>
+      <w:r>
+        <w:rPr>
+          <w:rFonts w:ascii="Calibri" w:cs="Calibri" w:eastAsia="Calibri" w:hAnsi="Calibri"/>
+        </w:rPr>
+        <w:t xml:space="preserve">). This chapter lists only the tests that verify </w:t>
+      </w:r>
+      <w:r>
+        <w:rPr>
+          <w:rFonts w:ascii="Calibri" w:cs="Calibri" w:eastAsia="Calibri" w:hAnsi="Calibri"/>
+          <w:b/>
+          <w:bCs/>
+        </w:rPr>
+        <w:t xml:space="preserve">§4 Concurrency &amp; Performance</w:t>
+      </w:r>
+      <w:r>
+        <w:rPr>
+          <w:rFonts w:ascii="Calibri" w:cs="Calibri" w:eastAsia="Calibri" w:hAnsi="Calibri"/>
+        </w:rPr>
+        <w:t xml:space="preserve">. The </w:t>
+      </w:r>
+      <w:r>
+        <w:rPr>
+          <w:rFonts w:ascii="Calibri" w:cs="Calibri" w:eastAsia="Calibri" w:hAnsi="Calibri"/>
+          <w:b/>
+          <w:bCs/>
+        </w:rPr>
+        <w:t xml:space="preserve">STD ID</w:t>
+      </w:r>
+      <w:r>
+        <w:rPr>
+          <w:rFonts w:ascii="Calibri" w:cs="Calibri" w:eastAsia="Calibri" w:hAnsi="Calibri"/>
+        </w:rPr>
+        <w:t xml:space="preserve"> column is the identifier of the same test case in the STD, so each test can be looked up there; </w:t>
+      </w:r>
+      <w:r>
+        <w:rPr>
+          <w:rFonts w:ascii="Calibri" w:cs="Calibri" w:eastAsia="Calibri" w:hAnsi="Calibri"/>
+          <w:i/>
+          <w:iCs/>
+        </w:rPr>
+        <w:t xml:space="preserve">Theory ×N</w:t>
+      </w:r>
+      <w:r>
+        <w:rPr>
+          <w:rFonts w:ascii="Calibri" w:cs="Calibri" w:eastAsia="Calibri" w:hAnsi="Calibri"/>
+        </w:rPr>
+        <w:t xml:space="preserve"> runs N data rows, </w:t>
+      </w:r>
+      <w:r>
+        <w:rPr>
+          <w:rFonts w:ascii="Calibri" w:cs="Calibri" w:eastAsia="Calibri" w:hAnsi="Calibri"/>
+          <w:i/>
+          <w:iCs/>
+        </w:rPr>
+        <w:t xml:space="preserve">×2 stores</w:t>
+      </w:r>
+      <w:r>
+        <w:rPr>
+          <w:rFonts w:ascii="Calibri" w:cs="Calibri" w:eastAsia="Calibri" w:hAnsi="Calibri"/>
+        </w:rPr>
+        <w:t xml:space="preserve"> runs against InMemory and MongoDB.</w:t>
+      </w:r>
+    </w:p>
+    <w:p>
+      <w:pPr>
+        <w:pStyle w:val="Heading2"/>
+      </w:pPr>
+      <w:bookmarkStart w:name="_Toc12" w:id="12"/>
+      <w:r>
+        <w:rPr>
+          <w:rFonts w:ascii="Calibri" w:cs="Calibri" w:eastAsia="Calibri" w:hAnsi="Calibri"/>
+        </w:rPr>
+        <w:t xml:space="preserve">7.1 What is verified</w:t>
+      </w:r>
+      <w:bookmarkEnd w:id="12"/>
     </w:p>
     <w:tbl>
       <w:tblPr>
@@ -7059,7 +7249,7 @@
                 <w:sz w:val="18"/>
                 <w:szCs w:val="18"/>
               </w:rPr>
-              <w:t xml:space="preserve">Evidence</w:t>
+              <w:t xml:space="preserve">Claim in this document</w:t>
             </w:r>
           </w:p>
         </w:tc>
@@ -7089,7 +7279,7 @@
                 <w:sz w:val="18"/>
                 <w:szCs w:val="18"/>
               </w:rPr>
-              <w:t xml:space="preserve">What it proves</w:t>
+              <w:t xml:space="preserve">Verified by (STD IDs below)</w:t>
             </w:r>
           </w:p>
         </w:tc>
@@ -7112,6 +7302,14 @@
             </w:tcMar>
           </w:tcPr>
           <w:p>
+            <w:r>
+              <w:rPr>
+                <w:rFonts w:ascii="Calibri" w:cs="Calibri" w:eastAsia="Calibri" w:hAnsi="Calibri"/>
+                <w:sz w:val="18"/>
+                <w:szCs w:val="18"/>
+              </w:rPr>
+              <w:t xml:space="preserve">Documents of one job never exceed </w:t>
+            </w:r>
             <w:r>
               <w:rPr>
                 <w:rFonts w:ascii="Consolas" w:cs="Consolas" w:eastAsia="Consolas" w:hAnsi="Consolas"/>
@@ -7119,47 +7317,10 @@
                 <w:sz w:val="16"/>
                 <w:szCs w:val="16"/>
               </w:rPr>
-              <w:t xml:space="preserve">JobRunnerTests.Never_exceeds_document_parallelism</w:t>
-            </w:r>
-            <w:r>
-              <w:rPr>
-                <w:rFonts w:ascii="Calibri" w:cs="Calibri" w:eastAsia="Calibri" w:hAnsi="Calibri"/>
-                <w:sz w:val="18"/>
-                <w:szCs w:val="18"/>
-              </w:rPr>
-              <w:t xml:space="preserve"> (DOP 1 and 3)</w:t>
-            </w:r>
-          </w:p>
-        </w:tc>
-        <w:tc>
-          <w:tcPr>
-            <w:tcW w:type="dxa" w:w="4819"/>
-            <w:tcBorders>
-              <w:top w:val="single" w:color="BFBFBF" w:sz="4"/>
-              <w:left w:val="single" w:color="BFBFBF" w:sz="4"/>
-              <w:bottom w:val="single" w:color="BFBFBF" w:sz="4"/>
-              <w:right w:val="single" w:color="BFBFBF" w:sz="4"/>
-            </w:tcBorders>
-            <w:tcMar>
-              <w:top w:type="dxa" w:w="60"/>
-              <w:left w:type="dxa" w:w="100"/>
-              <w:bottom w:type="dxa" w:w="60"/>
-              <w:right w:type="dxa" w:w="100"/>
-            </w:tcMar>
-          </w:tcPr>
-          <w:p>
-            <w:r>
-              <w:rPr>
-                <w:rFonts w:ascii="Calibri" w:cs="Calibri" w:eastAsia="Calibri" w:hAnsi="Calibri"/>
-                <w:sz w:val="18"/>
-                <w:szCs w:val="18"/>
-              </w:rPr>
-              <w:t xml:space="preserve">Documents of one job never exceed the configured parallelism</w:t>
-            </w:r>
-          </w:p>
-        </w:tc>
-      </w:tr>
-      <w:tr>
+              <w:t xml:space="preserve">DocParallelismPerJob</w:t>
+            </w:r>
+          </w:p>
+        </w:tc>
         <w:tc>
           <w:tcPr>
             <w:tcW w:type="dxa" w:w="4819"/>
@@ -7184,34 +7345,7 @@
                 <w:sz w:val="16"/>
                 <w:szCs w:val="16"/>
               </w:rPr>
-              <w:t xml:space="preserve">JobWorkerServiceTests.Processes_many_jobs_with_bounded_total_concurrency</w:t>
-            </w:r>
-          </w:p>
-        </w:tc>
-        <w:tc>
-          <w:tcPr>
-            <w:tcW w:type="dxa" w:w="4819"/>
-            <w:tcBorders>
-              <w:top w:val="single" w:color="BFBFBF" w:sz="4"/>
-              <w:left w:val="single" w:color="BFBFBF" w:sz="4"/>
-              <w:bottom w:val="single" w:color="BFBFBF" w:sz="4"/>
-              <w:right w:val="single" w:color="BFBFBF" w:sz="4"/>
-            </w:tcBorders>
-            <w:tcMar>
-              <w:top w:type="dxa" w:w="60"/>
-              <w:left w:type="dxa" w:w="100"/>
-              <w:bottom w:type="dxa" w:w="60"/>
-              <w:right w:type="dxa" w:w="100"/>
-            </w:tcMar>
-          </w:tcPr>
-          <w:p>
-            <w:r>
-              <w:rPr>
-                <w:rFonts w:ascii="Calibri" w:cs="Calibri" w:eastAsia="Calibri" w:hAnsi="Calibri"/>
-                <w:sz w:val="18"/>
-                <w:szCs w:val="18"/>
-              </w:rPr>
-              <w:t xml:space="preserve">12 jobs × 10 documents with 3 workers × DOP 2 → never more than 6 analyses at once</w:t>
+              <w:t xml:space="preserve">JobRunnerTests.Never_exceeds_document_parallelism</w:t>
             </w:r>
           </w:p>
         </w:tc>
@@ -7234,6 +7368,14 @@
             </w:tcMar>
           </w:tcPr>
           <w:p>
+            <w:r>
+              <w:rPr>
+                <w:rFonts w:ascii="Calibri" w:cs="Calibri" w:eastAsia="Calibri" w:hAnsi="Calibri"/>
+                <w:sz w:val="18"/>
+                <w:szCs w:val="18"/>
+              </w:rPr>
+              <w:t xml:space="preserve">Total concurrent analyses never exceed </w:t>
+            </w:r>
             <w:r>
               <w:rPr>
                 <w:rFonts w:ascii="Consolas" w:cs="Consolas" w:eastAsia="Consolas" w:hAnsi="Consolas"/>
@@ -7241,39 +7383,10 @@
                 <w:sz w:val="16"/>
                 <w:szCs w:val="16"/>
               </w:rPr>
-              <w:t xml:space="preserve">ChannelJobQueueTests.Rejects_when_capacity_is_reached</w:t>
-            </w:r>
-          </w:p>
-        </w:tc>
-        <w:tc>
-          <w:tcPr>
-            <w:tcW w:type="dxa" w:w="4819"/>
-            <w:tcBorders>
-              <w:top w:val="single" w:color="BFBFBF" w:sz="4"/>
-              <w:left w:val="single" w:color="BFBFBF" w:sz="4"/>
-              <w:bottom w:val="single" w:color="BFBFBF" w:sz="4"/>
-              <w:right w:val="single" w:color="BFBFBF" w:sz="4"/>
-            </w:tcBorders>
-            <w:tcMar>
-              <w:top w:type="dxa" w:w="60"/>
-              <w:left w:type="dxa" w:w="100"/>
-              <w:bottom w:type="dxa" w:w="60"/>
-              <w:right w:type="dxa" w:w="100"/>
-            </w:tcMar>
-          </w:tcPr>
-          <w:p>
-            <w:r>
-              <w:rPr>
-                <w:rFonts w:ascii="Calibri" w:cs="Calibri" w:eastAsia="Calibri" w:hAnsi="Calibri"/>
-                <w:sz w:val="18"/>
-                <w:szCs w:val="18"/>
-              </w:rPr>
-              <w:t xml:space="preserve">The queue is bounded</w:t>
-            </w:r>
-          </w:p>
-        </w:tc>
-      </w:tr>
-      <w:tr>
+              <w:t xml:space="preserve">MaxConcurrentJobs × DocParallelismPerJob</w:t>
+            </w:r>
+          </w:p>
+        </w:tc>
         <w:tc>
           <w:tcPr>
             <w:tcW w:type="dxa" w:w="4819"/>
@@ -7298,39 +7411,47 @@
                 <w:sz w:val="16"/>
                 <w:szCs w:val="16"/>
               </w:rPr>
-              <w:t xml:space="preserve">ProcessApiTests.Post_returns_503_with_retry_after_when_queue_is_full</w:t>
-            </w:r>
-          </w:p>
-        </w:tc>
-        <w:tc>
-          <w:tcPr>
-            <w:tcW w:type="dxa" w:w="4819"/>
-            <w:tcBorders>
-              <w:top w:val="single" w:color="BFBFBF" w:sz="4"/>
-              <w:left w:val="single" w:color="BFBFBF" w:sz="4"/>
-              <w:bottom w:val="single" w:color="BFBFBF" w:sz="4"/>
-              <w:right w:val="single" w:color="BFBFBF" w:sz="4"/>
-            </w:tcBorders>
-            <w:tcMar>
-              <w:top w:type="dxa" w:w="60"/>
-              <w:left w:type="dxa" w:w="100"/>
-              <w:bottom w:type="dxa" w:w="60"/>
-              <w:right w:type="dxa" w:w="100"/>
-            </w:tcMar>
-          </w:tcPr>
-          <w:p>
-            <w:r>
-              <w:rPr>
-                <w:rFonts w:ascii="Calibri" w:cs="Calibri" w:eastAsia="Calibri" w:hAnsi="Calibri"/>
-                <w:sz w:val="18"/>
-                <w:szCs w:val="18"/>
-              </w:rPr>
-              <w:t xml:space="preserve">Overload returns 503 with the Retry-After hint</w:t>
+              <w:t xml:space="preserve">JobWorkerServiceTests.Processes_many_jobs_with_bounded_total_concurrency</w:t>
+            </w:r>
+            <w:r>
+              <w:rPr>
+                <w:rFonts w:ascii="Calibri" w:cs="Calibri" w:eastAsia="Calibri" w:hAnsi="Calibri"/>
+                <w:sz w:val="18"/>
+                <w:szCs w:val="18"/>
+              </w:rPr>
+              <w:t xml:space="preserve">; E2E with 10 × 1,000 documents (≤ 20)</w:t>
             </w:r>
           </w:p>
         </w:tc>
       </w:tr>
       <w:tr>
+        <w:tc>
+          <w:tcPr>
+            <w:tcW w:type="dxa" w:w="4819"/>
+            <w:tcBorders>
+              <w:top w:val="single" w:color="BFBFBF" w:sz="4"/>
+              <w:left w:val="single" w:color="BFBFBF" w:sz="4"/>
+              <w:bottom w:val="single" w:color="BFBFBF" w:sz="4"/>
+              <w:right w:val="single" w:color="BFBFBF" w:sz="4"/>
+            </w:tcBorders>
+            <w:tcMar>
+              <w:top w:type="dxa" w:w="60"/>
+              <w:left w:type="dxa" w:w="100"/>
+              <w:bottom w:type="dxa" w:w="60"/>
+              <w:right w:type="dxa" w:w="100"/>
+            </w:tcMar>
+          </w:tcPr>
+          <w:p>
+            <w:r>
+              <w:rPr>
+                <w:rFonts w:ascii="Calibri" w:cs="Calibri" w:eastAsia="Calibri" w:hAnsi="Calibri"/>
+                <w:sz w:val="18"/>
+                <w:szCs w:val="18"/>
+              </w:rPr>
+              <w:t xml:space="preserve">The queue is bounded; overload returns 503 + Retry-After and is honored without counting a failure</w:t>
+            </w:r>
+          </w:p>
+        </w:tc>
         <w:tc>
           <w:tcPr>
             <w:tcW w:type="dxa" w:w="4819"/>
@@ -7355,15 +7476,15 @@
                 <w:sz w:val="16"/>
                 <w:szCs w:val="16"/>
               </w:rPr>
-              <w:t xml:space="preserve">JobDispatcherTests.Busy_processor_delays_the_job_without_consuming_an_attempt</w:t>
-            </w:r>
-            <w:r>
-              <w:rPr>
-                <w:rFonts w:ascii="Calibri" w:cs="Calibri" w:eastAsia="Calibri" w:hAnsi="Calibri"/>
-                <w:sz w:val="18"/>
-                <w:szCs w:val="18"/>
-              </w:rPr>
-              <w:t xml:space="preserve"> and </w:t>
+              <w:t xml:space="preserve">ChannelJobQueueTests</w:t>
+            </w:r>
+            <w:r>
+              <w:rPr>
+                <w:rFonts w:ascii="Calibri" w:cs="Calibri" w:eastAsia="Calibri" w:hAnsi="Calibri"/>
+                <w:sz w:val="18"/>
+                <w:szCs w:val="18"/>
+              </w:rPr>
+              <w:t xml:space="preserve">, </w:t>
             </w:r>
             <w:r>
               <w:rPr>
@@ -7372,56 +7493,16 @@
                 <w:sz w:val="16"/>
                 <w:szCs w:val="16"/>
               </w:rPr>
-              <w:t xml:space="preserve">Dispatches_in_bounded_parallel_batches</w:t>
-            </w:r>
-          </w:p>
-        </w:tc>
-        <w:tc>
-          <w:tcPr>
-            <w:tcW w:type="dxa" w:w="4819"/>
-            <w:tcBorders>
-              <w:top w:val="single" w:color="BFBFBF" w:sz="4"/>
-              <w:left w:val="single" w:color="BFBFBF" w:sz="4"/>
-              <w:bottom w:val="single" w:color="BFBFBF" w:sz="4"/>
-              <w:right w:val="single" w:color="BFBFBF" w:sz="4"/>
-            </w:tcBorders>
-            <w:tcMar>
-              <w:top w:type="dxa" w:w="60"/>
-              <w:left w:type="dxa" w:w="100"/>
-              <w:bottom w:type="dxa" w:w="60"/>
-              <w:right w:type="dxa" w:w="100"/>
-            </w:tcMar>
-          </w:tcPr>
-          <w:p>
-            <w:r>
-              <w:rPr>
-                <w:rFonts w:ascii="Calibri" w:cs="Calibri" w:eastAsia="Calibri" w:hAnsi="Calibri"/>
-                <w:sz w:val="18"/>
-                <w:szCs w:val="18"/>
-              </w:rPr>
-              <w:t xml:space="preserve">Backpressure is honored; dispatch concurrency is bounded</w:t>
-            </w:r>
-          </w:p>
-        </w:tc>
-      </w:tr>
-      <w:tr>
-        <w:tc>
-          <w:tcPr>
-            <w:tcW w:type="dxa" w:w="4819"/>
-            <w:tcBorders>
-              <w:top w:val="single" w:color="BFBFBF" w:sz="4"/>
-              <w:left w:val="single" w:color="BFBFBF" w:sz="4"/>
-              <w:bottom w:val="single" w:color="BFBFBF" w:sz="4"/>
-              <w:right w:val="single" w:color="BFBFBF" w:sz="4"/>
-            </w:tcBorders>
-            <w:tcMar>
-              <w:top w:type="dxa" w:w="60"/>
-              <w:left w:type="dxa" w:w="100"/>
-              <w:bottom w:type="dxa" w:w="60"/>
-              <w:right w:type="dxa" w:w="100"/>
-            </w:tcMar>
-          </w:tcPr>
-          <w:p>
+              <w:t xml:space="preserve">ProcessingServiceTests</w:t>
+            </w:r>
+            <w:r>
+              <w:rPr>
+                <w:rFonts w:ascii="Calibri" w:cs="Calibri" w:eastAsia="Calibri" w:hAnsi="Calibri"/>
+                <w:sz w:val="18"/>
+                <w:szCs w:val="18"/>
+              </w:rPr>
+              <w:t xml:space="preserve">, </w:t>
+            </w:r>
             <w:r>
               <w:rPr>
                 <w:rFonts w:ascii="Consolas" w:cs="Consolas" w:eastAsia="Consolas" w:hAnsi="Consolas"/>
@@ -7429,64 +7510,16 @@
                 <w:sz w:val="16"/>
                 <w:szCs w:val="16"/>
               </w:rPr>
-              <w:t xml:space="preserve">JobRepositoryContract.Concurrent_updates_never_lose_a_write</w:t>
-            </w:r>
-            <w:r>
-              <w:rPr>
-                <w:rFonts w:ascii="Calibri" w:cs="Calibri" w:eastAsia="Calibri" w:hAnsi="Calibri"/>
-                <w:sz w:val="18"/>
-                <w:szCs w:val="18"/>
-              </w:rPr>
-              <w:t xml:space="preserve"> (InMemory + MongoDB)</w:t>
-            </w:r>
-          </w:p>
-        </w:tc>
-        <w:tc>
-          <w:tcPr>
-            <w:tcW w:type="dxa" w:w="4819"/>
-            <w:tcBorders>
-              <w:top w:val="single" w:color="BFBFBF" w:sz="4"/>
-              <w:left w:val="single" w:color="BFBFBF" w:sz="4"/>
-              <w:bottom w:val="single" w:color="BFBFBF" w:sz="4"/>
-              <w:right w:val="single" w:color="BFBFBF" w:sz="4"/>
-            </w:tcBorders>
-            <w:tcMar>
-              <w:top w:type="dxa" w:w="60"/>
-              <w:left w:type="dxa" w:w="100"/>
-              <w:bottom w:type="dxa" w:w="60"/>
-              <w:right w:type="dxa" w:w="100"/>
-            </w:tcMar>
-          </w:tcPr>
-          <w:p>
-            <w:r>
-              <w:rPr>
-                <w:rFonts w:ascii="Calibri" w:cs="Calibri" w:eastAsia="Calibri" w:hAnsi="Calibri"/>
-                <w:sz w:val="18"/>
-                <w:szCs w:val="18"/>
-              </w:rPr>
-              <w:t xml:space="preserve">20 concurrent writers, no lost update</w:t>
-            </w:r>
-          </w:p>
-        </w:tc>
-      </w:tr>
-      <w:tr>
-        <w:tc>
-          <w:tcPr>
-            <w:tcW w:type="dxa" w:w="4819"/>
-            <w:tcBorders>
-              <w:top w:val="single" w:color="BFBFBF" w:sz="4"/>
-              <w:left w:val="single" w:color="BFBFBF" w:sz="4"/>
-              <w:bottom w:val="single" w:color="BFBFBF" w:sz="4"/>
-              <w:right w:val="single" w:color="BFBFBF" w:sz="4"/>
-            </w:tcBorders>
-            <w:tcMar>
-              <w:top w:type="dxa" w:w="60"/>
-              <w:left w:type="dxa" w:w="100"/>
-              <w:bottom w:type="dxa" w:w="60"/>
-              <w:right w:type="dxa" w:w="100"/>
-            </w:tcMar>
-          </w:tcPr>
-          <w:p>
+              <w:t xml:space="preserve">ProcessApiTests</w:t>
+            </w:r>
+            <w:r>
+              <w:rPr>
+                <w:rFonts w:ascii="Calibri" w:cs="Calibri" w:eastAsia="Calibri" w:hAnsi="Calibri"/>
+                <w:sz w:val="18"/>
+                <w:szCs w:val="18"/>
+              </w:rPr>
+              <w:t xml:space="preserve">, </w:t>
+            </w:r>
             <w:r>
               <w:rPr>
                 <w:rFonts w:ascii="Consolas" w:cs="Consolas" w:eastAsia="Consolas" w:hAnsi="Consolas"/>
@@ -7494,140 +7527,15 @@
                 <w:sz w:val="16"/>
                 <w:szCs w:val="16"/>
               </w:rPr>
-              <w:t xml:space="preserve">JobRepositoryContract.Concurrent_claims_never_hand_out_the_same_job_twice</w:t>
-            </w:r>
-          </w:p>
-        </w:tc>
-        <w:tc>
-          <w:tcPr>
-            <w:tcW w:type="dxa" w:w="4819"/>
-            <w:tcBorders>
-              <w:top w:val="single" w:color="BFBFBF" w:sz="4"/>
-              <w:left w:val="single" w:color="BFBFBF" w:sz="4"/>
-              <w:bottom w:val="single" w:color="BFBFBF" w:sz="4"/>
-              <w:right w:val="single" w:color="BFBFBF" w:sz="4"/>
-            </w:tcBorders>
-            <w:tcMar>
-              <w:top w:type="dxa" w:w="60"/>
-              <w:left w:type="dxa" w:w="100"/>
-              <w:bottom w:type="dxa" w:w="60"/>
-              <w:right w:type="dxa" w:w="100"/>
-            </w:tcMar>
-          </w:tcPr>
-          <w:p>
-            <w:r>
-              <w:rPr>
-                <w:rFonts w:ascii="Calibri" w:cs="Calibri" w:eastAsia="Calibri" w:hAnsi="Calibri"/>
-                <w:sz w:val="18"/>
-                <w:szCs w:val="18"/>
-              </w:rPr>
-              <w:t xml:space="preserve">Leases are atomic</w:t>
-            </w:r>
-          </w:p>
-        </w:tc>
-      </w:tr>
-      <w:tr>
-        <w:tc>
-          <w:tcPr>
-            <w:tcW w:type="dxa" w:w="4819"/>
-            <w:tcBorders>
-              <w:top w:val="single" w:color="BFBFBF" w:sz="4"/>
-              <w:left w:val="single" w:color="BFBFBF" w:sz="4"/>
-              <w:bottom w:val="single" w:color="BFBFBF" w:sz="4"/>
-              <w:right w:val="single" w:color="BFBFBF" w:sz="4"/>
-            </w:tcBorders>
-            <w:tcMar>
-              <w:top w:type="dxa" w:w="60"/>
-              <w:left w:type="dxa" w:w="100"/>
-              <w:bottom w:type="dxa" w:w="60"/>
-              <w:right w:type="dxa" w:w="100"/>
-            </w:tcMar>
-          </w:tcPr>
-          <w:p>
-            <w:r>
-              <w:rPr>
-                <w:rFonts w:ascii="Consolas" w:cs="Consolas" w:eastAsia="Consolas" w:hAnsi="Consolas"/>
-                <w:b/>
-                <w:bCs/>
-                <w:color w:val="5B2C6F"/>
-                <w:sz w:val="16"/>
-                <w:szCs w:val="16"/>
-              </w:rPr>
-              <w:t xml:space="preserve">EndToEndTests.Ten_concurrent_jobs_of_1000_documents_complete_with_bounded_parallelism</w:t>
-            </w:r>
-          </w:p>
-        </w:tc>
-        <w:tc>
-          <w:tcPr>
-            <w:tcW w:type="dxa" w:w="4819"/>
-            <w:tcBorders>
-              <w:top w:val="single" w:color="BFBFBF" w:sz="4"/>
-              <w:left w:val="single" w:color="BFBFBF" w:sz="4"/>
-              <w:bottom w:val="single" w:color="BFBFBF" w:sz="4"/>
-              <w:right w:val="single" w:color="BFBFBF" w:sz="4"/>
-            </w:tcBorders>
-            <w:tcMar>
-              <w:top w:type="dxa" w:w="60"/>
-              <w:left w:type="dxa" w:w="100"/>
-              <w:bottom w:type="dxa" w:w="60"/>
-              <w:right w:type="dxa" w:w="100"/>
-            </w:tcMar>
-          </w:tcPr>
-          <w:p>
-            <w:r>
-              <w:rPr>
-                <w:rFonts w:ascii="Calibri" w:cs="Calibri" w:eastAsia="Calibri" w:hAnsi="Calibri"/>
-                <w:sz w:val="18"/>
-                <w:szCs w:val="18"/>
-              </w:rPr>
-              <w:t xml:space="preserve">The assignment's scenario end to end: 10 × 1,000 documents all Completed, every document analyzed exactly once, </w:t>
-            </w:r>
-            <w:r>
-              <w:rPr>
-                <w:rFonts w:ascii="Calibri" w:cs="Calibri" w:eastAsia="Calibri" w:hAnsi="Calibri"/>
-                <w:b/>
-                <w:bCs/>
-                <w:sz w:val="18"/>
-                <w:szCs w:val="18"/>
-              </w:rPr>
-              <w:t xml:space="preserve">≤ 20</w:t>
-            </w:r>
-            <w:r>
-              <w:rPr>
-                <w:rFonts w:ascii="Calibri" w:cs="Calibri" w:eastAsia="Calibri" w:hAnsi="Calibri"/>
-                <w:sz w:val="18"/>
-                <w:szCs w:val="18"/>
-              </w:rPr>
-              <w:t xml:space="preserve"> concurrent analyses</w:t>
-            </w:r>
-          </w:p>
-        </w:tc>
-      </w:tr>
-      <w:tr>
-        <w:tc>
-          <w:tcPr>
-            <w:tcW w:type="dxa" w:w="4819"/>
-            <w:tcBorders>
-              <w:top w:val="single" w:color="BFBFBF" w:sz="4"/>
-              <w:left w:val="single" w:color="BFBFBF" w:sz="4"/>
-              <w:bottom w:val="single" w:color="BFBFBF" w:sz="4"/>
-              <w:right w:val="single" w:color="BFBFBF" w:sz="4"/>
-            </w:tcBorders>
-            <w:tcMar>
-              <w:top w:type="dxa" w:w="60"/>
-              <w:left w:type="dxa" w:w="100"/>
-              <w:bottom w:type="dxa" w:w="60"/>
-              <w:right w:type="dxa" w:w="100"/>
-            </w:tcMar>
-          </w:tcPr>
-          <w:p>
-            <w:r>
-              <w:rPr>
-                <w:rFonts w:ascii="Calibri" w:cs="Calibri" w:eastAsia="Calibri" w:hAnsi="Calibri"/>
-                <w:sz w:val="18"/>
-                <w:szCs w:val="18"/>
-              </w:rPr>
-              <w:t xml:space="preserve">Manual MT-03 on Docker Desktop (</w:t>
+              <w:t xml:space="preserve">HttpProcessorClientTests</w:t>
+            </w:r>
+            <w:r>
+              <w:rPr>
+                <w:rFonts w:ascii="Calibri" w:cs="Calibri" w:eastAsia="Calibri" w:hAnsi="Calibri"/>
+                <w:sz w:val="18"/>
+                <w:szCs w:val="18"/>
+              </w:rPr>
+              <w:t xml:space="preserve">, </w:t>
             </w:r>
             <w:r>
               <w:rPr>
@@ -7636,18 +7544,12 @@
                 <w:sz w:val="16"/>
                 <w:szCs w:val="16"/>
               </w:rPr>
-              <w:t xml:space="preserve">smoke-test.ps1 -Jobs 10 -Documents 1000</w:t>
-            </w:r>
-            <w:r>
-              <w:rPr>
-                <w:rFonts w:ascii="Calibri" w:cs="Calibri" w:eastAsia="Calibri" w:hAnsi="Calibri"/>
-                <w:sz w:val="18"/>
-                <w:szCs w:val="18"/>
-              </w:rPr>
-              <w:t xml:space="preserve">)</w:t>
-            </w:r>
-          </w:p>
-        </w:tc>
+              <w:t xml:space="preserve">JobDispatcherTests.Busy_processor…</w:t>
+            </w:r>
+          </w:p>
+        </w:tc>
+      </w:tr>
+      <w:tr>
         <w:tc>
           <w:tcPr>
             <w:tcW w:type="dxa" w:w="4819"/>
@@ -7671,7 +7573,295 @@
                 <w:sz w:val="18"/>
                 <w:szCs w:val="18"/>
               </w:rPr>
-              <w:t xml:space="preserve">Every job Completed with 1,000 / 1,000 documents succeeded</w:t>
+              <w:t xml:space="preserve">No lost updates between concurrent writers; a job is never dispatched twice at once</w:t>
+            </w:r>
+          </w:p>
+        </w:tc>
+        <w:tc>
+          <w:tcPr>
+            <w:tcW w:type="dxa" w:w="4819"/>
+            <w:tcBorders>
+              <w:top w:val="single" w:color="BFBFBF" w:sz="4"/>
+              <w:left w:val="single" w:color="BFBFBF" w:sz="4"/>
+              <w:bottom w:val="single" w:color="BFBFBF" w:sz="4"/>
+              <w:right w:val="single" w:color="BFBFBF" w:sz="4"/>
+            </w:tcBorders>
+            <w:tcMar>
+              <w:top w:type="dxa" w:w="60"/>
+              <w:left w:type="dxa" w:w="100"/>
+              <w:bottom w:type="dxa" w:w="60"/>
+              <w:right w:type="dxa" w:w="100"/>
+            </w:tcMar>
+          </w:tcPr>
+          <w:p>
+            <w:r>
+              <w:rPr>
+                <w:rFonts w:ascii="Consolas" w:cs="Consolas" w:eastAsia="Consolas" w:hAnsi="Consolas"/>
+                <w:color w:val="5B2C6F"/>
+                <w:sz w:val="16"/>
+                <w:szCs w:val="16"/>
+              </w:rPr>
+              <w:t xml:space="preserve">JobRepositoryContract</w:t>
+            </w:r>
+            <w:r>
+              <w:rPr>
+                <w:rFonts w:ascii="Calibri" w:cs="Calibri" w:eastAsia="Calibri" w:hAnsi="Calibri"/>
+                <w:sz w:val="18"/>
+                <w:szCs w:val="18"/>
+              </w:rPr>
+              <w:t xml:space="preserve"> (InMemory + MongoDB), </w:t>
+            </w:r>
+            <w:r>
+              <w:rPr>
+                <w:rFonts w:ascii="Consolas" w:cs="Consolas" w:eastAsia="Consolas" w:hAnsi="Consolas"/>
+                <w:color w:val="5B2C6F"/>
+                <w:sz w:val="16"/>
+                <w:szCs w:val="16"/>
+              </w:rPr>
+              <w:t xml:space="preserve">JobRepositoryExtensionsTests</w:t>
+            </w:r>
+          </w:p>
+        </w:tc>
+      </w:tr>
+      <w:tr>
+        <w:tc>
+          <w:tcPr>
+            <w:tcW w:type="dxa" w:w="4819"/>
+            <w:tcBorders>
+              <w:top w:val="single" w:color="BFBFBF" w:sz="4"/>
+              <w:left w:val="single" w:color="BFBFBF" w:sz="4"/>
+              <w:bottom w:val="single" w:color="BFBFBF" w:sz="4"/>
+              <w:right w:val="single" w:color="BFBFBF" w:sz="4"/>
+            </w:tcBorders>
+            <w:tcMar>
+              <w:top w:type="dxa" w:w="60"/>
+              <w:left w:type="dxa" w:w="100"/>
+              <w:bottom w:type="dxa" w:w="60"/>
+              <w:right w:type="dxa" w:w="100"/>
+            </w:tcMar>
+          </w:tcPr>
+          <w:p>
+            <w:r>
+              <w:rPr>
+                <w:rFonts w:ascii="Calibri" w:cs="Calibri" w:eastAsia="Calibri" w:hAnsi="Calibri"/>
+                <w:sz w:val="18"/>
+                <w:szCs w:val="18"/>
+              </w:rPr>
+              <w:t xml:space="preserve">Failures, cancellation and shutdown never break the worker pool</w:t>
+            </w:r>
+          </w:p>
+        </w:tc>
+        <w:tc>
+          <w:tcPr>
+            <w:tcW w:type="dxa" w:w="4819"/>
+            <w:tcBorders>
+              <w:top w:val="single" w:color="BFBFBF" w:sz="4"/>
+              <w:left w:val="single" w:color="BFBFBF" w:sz="4"/>
+              <w:bottom w:val="single" w:color="BFBFBF" w:sz="4"/>
+              <w:right w:val="single" w:color="BFBFBF" w:sz="4"/>
+            </w:tcBorders>
+            <w:tcMar>
+              <w:top w:type="dxa" w:w="60"/>
+              <w:left w:type="dxa" w:w="100"/>
+              <w:bottom w:type="dxa" w:w="60"/>
+              <w:right w:type="dxa" w:w="100"/>
+            </w:tcMar>
+          </w:tcPr>
+          <w:p>
+            <w:r>
+              <w:rPr>
+                <w:rFonts w:ascii="Consolas" w:cs="Consolas" w:eastAsia="Consolas" w:hAnsi="Consolas"/>
+                <w:color w:val="5B2C6F"/>
+                <w:sz w:val="16"/>
+                <w:szCs w:val="16"/>
+              </w:rPr>
+              <w:t xml:space="preserve">JobRunnerTests</w:t>
+            </w:r>
+            <w:r>
+              <w:rPr>
+                <w:rFonts w:ascii="Calibri" w:cs="Calibri" w:eastAsia="Calibri" w:hAnsi="Calibri"/>
+                <w:sz w:val="18"/>
+                <w:szCs w:val="18"/>
+              </w:rPr>
+              <w:t xml:space="preserve">, </w:t>
+            </w:r>
+            <w:r>
+              <w:rPr>
+                <w:rFonts w:ascii="Consolas" w:cs="Consolas" w:eastAsia="Consolas" w:hAnsi="Consolas"/>
+                <w:color w:val="5B2C6F"/>
+                <w:sz w:val="16"/>
+                <w:szCs w:val="16"/>
+              </w:rPr>
+              <w:t xml:space="preserve">JobWorkerServiceTests</w:t>
+            </w:r>
+            <w:r>
+              <w:rPr>
+                <w:rFonts w:ascii="Calibri" w:cs="Calibri" w:eastAsia="Calibri" w:hAnsi="Calibri"/>
+                <w:sz w:val="18"/>
+                <w:szCs w:val="18"/>
+              </w:rPr>
+              <w:t xml:space="preserve">, </w:t>
+            </w:r>
+            <w:r>
+              <w:rPr>
+                <w:rFonts w:ascii="Consolas" w:cs="Consolas" w:eastAsia="Consolas" w:hAnsi="Consolas"/>
+                <w:color w:val="5B2C6F"/>
+                <w:sz w:val="16"/>
+                <w:szCs w:val="16"/>
+              </w:rPr>
+              <w:t xml:space="preserve">ProcessingJobTests</w:t>
+            </w:r>
+          </w:p>
+        </w:tc>
+      </w:tr>
+      <w:tr>
+        <w:tc>
+          <w:tcPr>
+            <w:tcW w:type="dxa" w:w="4819"/>
+            <w:tcBorders>
+              <w:top w:val="single" w:color="BFBFBF" w:sz="4"/>
+              <w:left w:val="single" w:color="BFBFBF" w:sz="4"/>
+              <w:bottom w:val="single" w:color="BFBFBF" w:sz="4"/>
+              <w:right w:val="single" w:color="BFBFBF" w:sz="4"/>
+            </w:tcBorders>
+            <w:tcMar>
+              <w:top w:type="dxa" w:w="60"/>
+              <w:left w:type="dxa" w:w="100"/>
+              <w:bottom w:type="dxa" w:w="60"/>
+              <w:right w:type="dxa" w:w="100"/>
+            </w:tcMar>
+          </w:tcPr>
+          <w:p>
+            <w:r>
+              <w:rPr>
+                <w:rFonts w:ascii="Calibri" w:cs="Calibri" w:eastAsia="Calibri" w:hAnsi="Calibri"/>
+                <w:sz w:val="18"/>
+                <w:szCs w:val="18"/>
+              </w:rPr>
+              <w:t xml:space="preserve">Slow consumers never block producers; per-connection ordering</w:t>
+            </w:r>
+          </w:p>
+        </w:tc>
+        <w:tc>
+          <w:tcPr>
+            <w:tcW w:type="dxa" w:w="4819"/>
+            <w:tcBorders>
+              <w:top w:val="single" w:color="BFBFBF" w:sz="4"/>
+              <w:left w:val="single" w:color="BFBFBF" w:sz="4"/>
+              <w:bottom w:val="single" w:color="BFBFBF" w:sz="4"/>
+              <w:right w:val="single" w:color="BFBFBF" w:sz="4"/>
+            </w:tcBorders>
+            <w:tcMar>
+              <w:top w:type="dxa" w:w="60"/>
+              <w:left w:type="dxa" w:w="100"/>
+              <w:bottom w:type="dxa" w:w="60"/>
+              <w:right w:type="dxa" w:w="100"/>
+            </w:tcMar>
+          </w:tcPr>
+          <w:p>
+            <w:r>
+              <w:rPr>
+                <w:rFonts w:ascii="Consolas" w:cs="Consolas" w:eastAsia="Consolas" w:hAnsi="Consolas"/>
+                <w:color w:val="5B2C6F"/>
+                <w:sz w:val="16"/>
+                <w:szCs w:val="16"/>
+              </w:rPr>
+              <w:t xml:space="preserve">InMemoryJobUpdateBroadcasterTests</w:t>
+            </w:r>
+            <w:r>
+              <w:rPr>
+                <w:rFonts w:ascii="Calibri" w:cs="Calibri" w:eastAsia="Calibri" w:hAnsi="Calibri"/>
+                <w:sz w:val="18"/>
+                <w:szCs w:val="18"/>
+              </w:rPr>
+              <w:t xml:space="preserve">, </w:t>
+            </w:r>
+            <w:r>
+              <w:rPr>
+                <w:rFonts w:ascii="Consolas" w:cs="Consolas" w:eastAsia="Consolas" w:hAnsi="Consolas"/>
+                <w:color w:val="5B2C6F"/>
+                <w:sz w:val="16"/>
+                <w:szCs w:val="16"/>
+              </w:rPr>
+              <w:t xml:space="preserve">ProcessorEventsEndpointTests</w:t>
+            </w:r>
+          </w:p>
+        </w:tc>
+      </w:tr>
+      <w:tr>
+        <w:tc>
+          <w:tcPr>
+            <w:tcW w:type="dxa" w:w="4819"/>
+            <w:tcBorders>
+              <w:top w:val="single" w:color="BFBFBF" w:sz="4"/>
+              <w:left w:val="single" w:color="BFBFBF" w:sz="4"/>
+              <w:bottom w:val="single" w:color="BFBFBF" w:sz="4"/>
+              <w:right w:val="single" w:color="BFBFBF" w:sz="4"/>
+            </w:tcBorders>
+            <w:tcMar>
+              <w:top w:type="dxa" w:w="60"/>
+              <w:left w:type="dxa" w:w="100"/>
+              <w:bottom w:type="dxa" w:w="60"/>
+              <w:right w:type="dxa" w:w="100"/>
+            </w:tcMar>
+          </w:tcPr>
+          <w:p>
+            <w:r>
+              <w:rPr>
+                <w:rFonts w:ascii="Calibri" w:cs="Calibri" w:eastAsia="Calibri" w:hAnsi="Calibri"/>
+                <w:b/>
+                <w:bCs/>
+                <w:sz w:val="18"/>
+                <w:szCs w:val="18"/>
+              </w:rPr>
+              <w:t xml:space="preserve">The assignment scenario: 10 concurrent jobs × 1,000 documents</w:t>
+            </w:r>
+          </w:p>
+        </w:tc>
+        <w:tc>
+          <w:tcPr>
+            <w:tcW w:type="dxa" w:w="4819"/>
+            <w:tcBorders>
+              <w:top w:val="single" w:color="BFBFBF" w:sz="4"/>
+              <w:left w:val="single" w:color="BFBFBF" w:sz="4"/>
+              <w:bottom w:val="single" w:color="BFBFBF" w:sz="4"/>
+              <w:right w:val="single" w:color="BFBFBF" w:sz="4"/>
+            </w:tcBorders>
+            <w:tcMar>
+              <w:top w:type="dxa" w:w="60"/>
+              <w:left w:type="dxa" w:w="100"/>
+              <w:bottom w:type="dxa" w:w="60"/>
+              <w:right w:type="dxa" w:w="100"/>
+            </w:tcMar>
+          </w:tcPr>
+          <w:p>
+            <w:r>
+              <w:rPr>
+                <w:rFonts w:ascii="Calibri" w:cs="Calibri" w:eastAsia="Calibri" w:hAnsi="Calibri"/>
+                <w:b/>
+                <w:bCs/>
+                <w:sz w:val="18"/>
+                <w:szCs w:val="18"/>
+              </w:rPr>
+              <w:t xml:space="preserve">E2E test below</w:t>
+            </w:r>
+            <w:r>
+              <w:rPr>
+                <w:rFonts w:ascii="Calibri" w:cs="Calibri" w:eastAsia="Calibri" w:hAnsi="Calibri"/>
+                <w:sz w:val="18"/>
+                <w:szCs w:val="18"/>
+              </w:rPr>
+              <w:t xml:space="preserve"> and manual </w:t>
+            </w:r>
+            <w:r>
+              <w:rPr>
+                <w:rFonts w:ascii="Calibri" w:cs="Calibri" w:eastAsia="Calibri" w:hAnsi="Calibri"/>
+                <w:b/>
+                <w:bCs/>
+                <w:sz w:val="18"/>
+                <w:szCs w:val="18"/>
+              </w:rPr>
+              <w:t xml:space="preserve">MT-03</w:t>
             </w:r>
           </w:p>
         </w:tc>
@@ -7681,6 +7871,5459 @@
       <w:pPr>
         <w:spacing w:after="120"/>
       </w:pPr>
+    </w:p>
+    <w:p>
+      <w:pPr>
+        <w:pStyle w:val="Heading2"/>
+      </w:pPr>
+      <w:bookmarkStart w:name="_Toc13" w:id="13"/>
+      <w:r>
+        <w:rPr>
+          <w:rFonts w:ascii="Calibri" w:cs="Calibri" w:eastAsia="Calibri" w:hAnsi="Calibri"/>
+        </w:rPr>
+        <w:t xml:space="preserve">7.2 Automated tests</w:t>
+      </w:r>
+      <w:bookmarkEnd w:id="13"/>
+    </w:p>
+    <w:tbl>
+      <w:tblPr>
+        <w:tblW w:type="dxa" w:w="9638"/>
+        <w:tblBorders>
+          <w:top w:val="single" w:color="auto" w:sz="4"/>
+          <w:left w:val="single" w:color="auto" w:sz="4"/>
+          <w:bottom w:val="single" w:color="auto" w:sz="4"/>
+          <w:right w:val="single" w:color="auto" w:sz="4"/>
+          <w:insideH w:val="single" w:color="auto" w:sz="4"/>
+          <w:insideV w:val="single" w:color="auto" w:sz="4"/>
+        </w:tblBorders>
+      </w:tblPr>
+      <w:tblGrid>
+        <w:gridCol w:w="752"/>
+        <w:gridCol w:w="3011"/>
+        <w:gridCol w:w="2484"/>
+        <w:gridCol w:w="2183"/>
+        <w:gridCol w:w="1208"/>
+      </w:tblGrid>
+      <w:tr>
+        <w:trPr>
+          <w:tblHeader/>
+        </w:trPr>
+        <w:tc>
+          <w:tcPr>
+            <w:tcW w:type="dxa" w:w="752"/>
+            <w:tcBorders>
+              <w:top w:val="single" w:color="BFBFBF" w:sz="4"/>
+              <w:left w:val="single" w:color="BFBFBF" w:sz="4"/>
+              <w:bottom w:val="single" w:color="BFBFBF" w:sz="4"/>
+              <w:right w:val="single" w:color="BFBFBF" w:sz="4"/>
+            </w:tcBorders>
+            <w:shd w:fill="DCE6F2" w:color="auto" w:val="clear"/>
+            <w:tcMar>
+              <w:top w:type="dxa" w:w="60"/>
+              <w:left w:type="dxa" w:w="100"/>
+              <w:bottom w:type="dxa" w:w="60"/>
+              <w:right w:type="dxa" w:w="100"/>
+            </w:tcMar>
+          </w:tcPr>
+          <w:p>
+            <w:r>
+              <w:rPr>
+                <w:rFonts w:ascii="Calibri" w:cs="Calibri" w:eastAsia="Calibri" w:hAnsi="Calibri"/>
+                <w:b/>
+                <w:bCs/>
+                <w:sz w:val="18"/>
+                <w:szCs w:val="18"/>
+              </w:rPr>
+              <w:t xml:space="preserve">STD ID</w:t>
+            </w:r>
+          </w:p>
+        </w:tc>
+        <w:tc>
+          <w:tcPr>
+            <w:tcW w:type="dxa" w:w="3011"/>
+            <w:tcBorders>
+              <w:top w:val="single" w:color="BFBFBF" w:sz="4"/>
+              <w:left w:val="single" w:color="BFBFBF" w:sz="4"/>
+              <w:bottom w:val="single" w:color="BFBFBF" w:sz="4"/>
+              <w:right w:val="single" w:color="BFBFBF" w:sz="4"/>
+            </w:tcBorders>
+            <w:shd w:fill="DCE6F2" w:color="auto" w:val="clear"/>
+            <w:tcMar>
+              <w:top w:type="dxa" w:w="60"/>
+              <w:left w:type="dxa" w:w="100"/>
+              <w:bottom w:type="dxa" w:w="60"/>
+              <w:right w:type="dxa" w:w="100"/>
+            </w:tcMar>
+          </w:tcPr>
+          <w:p>
+            <w:r>
+              <w:rPr>
+                <w:rFonts w:ascii="Calibri" w:cs="Calibri" w:eastAsia="Calibri" w:hAnsi="Calibri"/>
+                <w:b/>
+                <w:bCs/>
+                <w:sz w:val="18"/>
+                <w:szCs w:val="18"/>
+              </w:rPr>
+              <w:t xml:space="preserve">Test case</w:t>
+            </w:r>
+          </w:p>
+        </w:tc>
+        <w:tc>
+          <w:tcPr>
+            <w:tcW w:type="dxa" w:w="2484"/>
+            <w:tcBorders>
+              <w:top w:val="single" w:color="BFBFBF" w:sz="4"/>
+              <w:left w:val="single" w:color="BFBFBF" w:sz="4"/>
+              <w:bottom w:val="single" w:color="BFBFBF" w:sz="4"/>
+              <w:right w:val="single" w:color="BFBFBF" w:sz="4"/>
+            </w:tcBorders>
+            <w:shd w:fill="DCE6F2" w:color="auto" w:val="clear"/>
+            <w:tcMar>
+              <w:top w:type="dxa" w:w="60"/>
+              <w:left w:type="dxa" w:w="100"/>
+              <w:bottom w:type="dxa" w:w="60"/>
+              <w:right w:type="dxa" w:w="100"/>
+            </w:tcMar>
+          </w:tcPr>
+          <w:p>
+            <w:r>
+              <w:rPr>
+                <w:rFonts w:ascii="Calibri" w:cs="Calibri" w:eastAsia="Calibri" w:hAnsi="Calibri"/>
+                <w:b/>
+                <w:bCs/>
+                <w:sz w:val="18"/>
+                <w:szCs w:val="18"/>
+              </w:rPr>
+              <w:t xml:space="preserve">Test class</w:t>
+            </w:r>
+          </w:p>
+        </w:tc>
+        <w:tc>
+          <w:tcPr>
+            <w:tcW w:type="dxa" w:w="2183"/>
+            <w:tcBorders>
+              <w:top w:val="single" w:color="BFBFBF" w:sz="4"/>
+              <w:left w:val="single" w:color="BFBFBF" w:sz="4"/>
+              <w:bottom w:val="single" w:color="BFBFBF" w:sz="4"/>
+              <w:right w:val="single" w:color="BFBFBF" w:sz="4"/>
+            </w:tcBorders>
+            <w:shd w:fill="DCE6F2" w:color="auto" w:val="clear"/>
+            <w:tcMar>
+              <w:top w:type="dxa" w:w="60"/>
+              <w:left w:type="dxa" w:w="100"/>
+              <w:bottom w:type="dxa" w:w="60"/>
+              <w:right w:type="dxa" w:w="100"/>
+            </w:tcMar>
+          </w:tcPr>
+          <w:p>
+            <w:r>
+              <w:rPr>
+                <w:rFonts w:ascii="Calibri" w:cs="Calibri" w:eastAsia="Calibri" w:hAnsi="Calibri"/>
+                <w:b/>
+                <w:bCs/>
+                <w:sz w:val="18"/>
+                <w:szCs w:val="18"/>
+              </w:rPr>
+              <w:t xml:space="preserve">Level</w:t>
+            </w:r>
+          </w:p>
+        </w:tc>
+        <w:tc>
+          <w:tcPr>
+            <w:tcW w:type="dxa" w:w="1208"/>
+            <w:tcBorders>
+              <w:top w:val="single" w:color="BFBFBF" w:sz="4"/>
+              <w:left w:val="single" w:color="BFBFBF" w:sz="4"/>
+              <w:bottom w:val="single" w:color="BFBFBF" w:sz="4"/>
+              <w:right w:val="single" w:color="BFBFBF" w:sz="4"/>
+            </w:tcBorders>
+            <w:shd w:fill="DCE6F2" w:color="auto" w:val="clear"/>
+            <w:tcMar>
+              <w:top w:type="dxa" w:w="60"/>
+              <w:left w:type="dxa" w:w="100"/>
+              <w:bottom w:type="dxa" w:w="60"/>
+              <w:right w:type="dxa" w:w="100"/>
+            </w:tcMar>
+          </w:tcPr>
+          <w:p>
+            <w:r>
+              <w:rPr>
+                <w:rFonts w:ascii="Calibri" w:cs="Calibri" w:eastAsia="Calibri" w:hAnsi="Calibri"/>
+                <w:b/>
+                <w:bCs/>
+                <w:sz w:val="18"/>
+                <w:szCs w:val="18"/>
+              </w:rPr>
+              <w:t xml:space="preserve">Kind</w:t>
+            </w:r>
+          </w:p>
+        </w:tc>
+      </w:tr>
+      <w:tr>
+        <w:tc>
+          <w:tcPr>
+            <w:tcW w:type="dxa" w:w="752"/>
+            <w:tcBorders>
+              <w:top w:val="single" w:color="BFBFBF" w:sz="4"/>
+              <w:left w:val="single" w:color="BFBFBF" w:sz="4"/>
+              <w:bottom w:val="single" w:color="BFBFBF" w:sz="4"/>
+              <w:right w:val="single" w:color="BFBFBF" w:sz="4"/>
+            </w:tcBorders>
+            <w:tcMar>
+              <w:top w:type="dxa" w:w="60"/>
+              <w:left w:type="dxa" w:w="100"/>
+              <w:bottom w:type="dxa" w:w="60"/>
+              <w:right w:type="dxa" w:w="100"/>
+            </w:tcMar>
+          </w:tcPr>
+          <w:p>
+            <w:r>
+              <w:rPr>
+                <w:rFonts w:ascii="Calibri" w:cs="Calibri" w:eastAsia="Calibri" w:hAnsi="Calibri"/>
+                <w:sz w:val="18"/>
+                <w:szCs w:val="18"/>
+              </w:rPr>
+              <w:t xml:space="preserve">PS-032</w:t>
+            </w:r>
+          </w:p>
+        </w:tc>
+        <w:tc>
+          <w:tcPr>
+            <w:tcW w:type="dxa" w:w="3011"/>
+            <w:tcBorders>
+              <w:top w:val="single" w:color="BFBFBF" w:sz="4"/>
+              <w:left w:val="single" w:color="BFBFBF" w:sz="4"/>
+              <w:bottom w:val="single" w:color="BFBFBF" w:sz="4"/>
+              <w:right w:val="single" w:color="BFBFBF" w:sz="4"/>
+            </w:tcBorders>
+            <w:tcMar>
+              <w:top w:type="dxa" w:w="60"/>
+              <w:left w:type="dxa" w:w="100"/>
+              <w:bottom w:type="dxa" w:w="60"/>
+              <w:right w:type="dxa" w:w="100"/>
+            </w:tcMar>
+          </w:tcPr>
+          <w:p>
+            <w:r>
+              <w:rPr>
+                <w:rFonts w:ascii="Calibri" w:cs="Calibri" w:eastAsia="Calibri" w:hAnsi="Calibri"/>
+                <w:sz w:val="18"/>
+                <w:szCs w:val="18"/>
+              </w:rPr>
+              <w:t xml:space="preserve">Never exceeds document parallelism</w:t>
+            </w:r>
+          </w:p>
+        </w:tc>
+        <w:tc>
+          <w:tcPr>
+            <w:tcW w:type="dxa" w:w="2484"/>
+            <w:tcBorders>
+              <w:top w:val="single" w:color="BFBFBF" w:sz="4"/>
+              <w:left w:val="single" w:color="BFBFBF" w:sz="4"/>
+              <w:bottom w:val="single" w:color="BFBFBF" w:sz="4"/>
+              <w:right w:val="single" w:color="BFBFBF" w:sz="4"/>
+            </w:tcBorders>
+            <w:tcMar>
+              <w:top w:type="dxa" w:w="60"/>
+              <w:left w:type="dxa" w:w="100"/>
+              <w:bottom w:type="dxa" w:w="60"/>
+              <w:right w:type="dxa" w:w="100"/>
+            </w:tcMar>
+          </w:tcPr>
+          <w:p>
+            <w:r>
+              <w:rPr>
+                <w:rFonts w:ascii="Consolas" w:cs="Consolas" w:eastAsia="Consolas" w:hAnsi="Consolas"/>
+                <w:color w:val="5B2C6F"/>
+                <w:sz w:val="16"/>
+                <w:szCs w:val="16"/>
+              </w:rPr>
+              <w:t xml:space="preserve">JobRunnerTests</w:t>
+            </w:r>
+          </w:p>
+        </w:tc>
+        <w:tc>
+          <w:tcPr>
+            <w:tcW w:type="dxa" w:w="2183"/>
+            <w:tcBorders>
+              <w:top w:val="single" w:color="BFBFBF" w:sz="4"/>
+              <w:left w:val="single" w:color="BFBFBF" w:sz="4"/>
+              <w:bottom w:val="single" w:color="BFBFBF" w:sz="4"/>
+              <w:right w:val="single" w:color="BFBFBF" w:sz="4"/>
+            </w:tcBorders>
+            <w:tcMar>
+              <w:top w:type="dxa" w:w="60"/>
+              <w:left w:type="dxa" w:w="100"/>
+              <w:bottom w:type="dxa" w:w="60"/>
+              <w:right w:type="dxa" w:w="100"/>
+            </w:tcMar>
+          </w:tcPr>
+          <w:p>
+            <w:r>
+              <w:rPr>
+                <w:rFonts w:ascii="Calibri" w:cs="Calibri" w:eastAsia="Calibri" w:hAnsi="Calibri"/>
+                <w:sz w:val="18"/>
+                <w:szCs w:val="18"/>
+              </w:rPr>
+              <w:t xml:space="preserve">Unit</w:t>
+            </w:r>
+          </w:p>
+        </w:tc>
+        <w:tc>
+          <w:tcPr>
+            <w:tcW w:type="dxa" w:w="1208"/>
+            <w:tcBorders>
+              <w:top w:val="single" w:color="BFBFBF" w:sz="4"/>
+              <w:left w:val="single" w:color="BFBFBF" w:sz="4"/>
+              <w:bottom w:val="single" w:color="BFBFBF" w:sz="4"/>
+              <w:right w:val="single" w:color="BFBFBF" w:sz="4"/>
+            </w:tcBorders>
+            <w:tcMar>
+              <w:top w:type="dxa" w:w="60"/>
+              <w:left w:type="dxa" w:w="100"/>
+              <w:bottom w:type="dxa" w:w="60"/>
+              <w:right w:type="dxa" w:w="100"/>
+            </w:tcMar>
+          </w:tcPr>
+          <w:p>
+            <w:r>
+              <w:rPr>
+                <w:rFonts w:ascii="Calibri" w:cs="Calibri" w:eastAsia="Calibri" w:hAnsi="Calibri"/>
+                <w:sz w:val="18"/>
+                <w:szCs w:val="18"/>
+              </w:rPr>
+              <w:t xml:space="preserve">Theory ×2</w:t>
+            </w:r>
+          </w:p>
+        </w:tc>
+      </w:tr>
+      <w:tr>
+        <w:tc>
+          <w:tcPr>
+            <w:tcW w:type="dxa" w:w="752"/>
+            <w:tcBorders>
+              <w:top w:val="single" w:color="BFBFBF" w:sz="4"/>
+              <w:left w:val="single" w:color="BFBFBF" w:sz="4"/>
+              <w:bottom w:val="single" w:color="BFBFBF" w:sz="4"/>
+              <w:right w:val="single" w:color="BFBFBF" w:sz="4"/>
+            </w:tcBorders>
+            <w:tcMar>
+              <w:top w:type="dxa" w:w="60"/>
+              <w:left w:type="dxa" w:w="100"/>
+              <w:bottom w:type="dxa" w:w="60"/>
+              <w:right w:type="dxa" w:w="100"/>
+            </w:tcMar>
+          </w:tcPr>
+          <w:p>
+            <w:r>
+              <w:rPr>
+                <w:rFonts w:ascii="Calibri" w:cs="Calibri" w:eastAsia="Calibri" w:hAnsi="Calibri"/>
+                <w:sz w:val="18"/>
+                <w:szCs w:val="18"/>
+              </w:rPr>
+              <w:t xml:space="preserve">PS-033</w:t>
+            </w:r>
+          </w:p>
+        </w:tc>
+        <w:tc>
+          <w:tcPr>
+            <w:tcW w:type="dxa" w:w="3011"/>
+            <w:tcBorders>
+              <w:top w:val="single" w:color="BFBFBF" w:sz="4"/>
+              <w:left w:val="single" w:color="BFBFBF" w:sz="4"/>
+              <w:bottom w:val="single" w:color="BFBFBF" w:sz="4"/>
+              <w:right w:val="single" w:color="BFBFBF" w:sz="4"/>
+            </w:tcBorders>
+            <w:tcMar>
+              <w:top w:type="dxa" w:w="60"/>
+              <w:left w:type="dxa" w:w="100"/>
+              <w:bottom w:type="dxa" w:w="60"/>
+              <w:right w:type="dxa" w:w="100"/>
+            </w:tcMar>
+          </w:tcPr>
+          <w:p>
+            <w:r>
+              <w:rPr>
+                <w:rFonts w:ascii="Calibri" w:cs="Calibri" w:eastAsia="Calibri" w:hAnsi="Calibri"/>
+                <w:sz w:val="18"/>
+                <w:szCs w:val="18"/>
+              </w:rPr>
+              <w:t xml:space="preserve">Publishes throttled progress</w:t>
+            </w:r>
+          </w:p>
+        </w:tc>
+        <w:tc>
+          <w:tcPr>
+            <w:tcW w:type="dxa" w:w="2484"/>
+            <w:tcBorders>
+              <w:top w:val="single" w:color="BFBFBF" w:sz="4"/>
+              <w:left w:val="single" w:color="BFBFBF" w:sz="4"/>
+              <w:bottom w:val="single" w:color="BFBFBF" w:sz="4"/>
+              <w:right w:val="single" w:color="BFBFBF" w:sz="4"/>
+            </w:tcBorders>
+            <w:tcMar>
+              <w:top w:type="dxa" w:w="60"/>
+              <w:left w:type="dxa" w:w="100"/>
+              <w:bottom w:type="dxa" w:w="60"/>
+              <w:right w:type="dxa" w:w="100"/>
+            </w:tcMar>
+          </w:tcPr>
+          <w:p>
+            <w:r>
+              <w:rPr>
+                <w:rFonts w:ascii="Consolas" w:cs="Consolas" w:eastAsia="Consolas" w:hAnsi="Consolas"/>
+                <w:color w:val="5B2C6F"/>
+                <w:sz w:val="16"/>
+                <w:szCs w:val="16"/>
+              </w:rPr>
+              <w:t xml:space="preserve">JobRunnerTests</w:t>
+            </w:r>
+          </w:p>
+        </w:tc>
+        <w:tc>
+          <w:tcPr>
+            <w:tcW w:type="dxa" w:w="2183"/>
+            <w:tcBorders>
+              <w:top w:val="single" w:color="BFBFBF" w:sz="4"/>
+              <w:left w:val="single" w:color="BFBFBF" w:sz="4"/>
+              <w:bottom w:val="single" w:color="BFBFBF" w:sz="4"/>
+              <w:right w:val="single" w:color="BFBFBF" w:sz="4"/>
+            </w:tcBorders>
+            <w:tcMar>
+              <w:top w:type="dxa" w:w="60"/>
+              <w:left w:type="dxa" w:w="100"/>
+              <w:bottom w:type="dxa" w:w="60"/>
+              <w:right w:type="dxa" w:w="100"/>
+            </w:tcMar>
+          </w:tcPr>
+          <w:p>
+            <w:r>
+              <w:rPr>
+                <w:rFonts w:ascii="Calibri" w:cs="Calibri" w:eastAsia="Calibri" w:hAnsi="Calibri"/>
+                <w:sz w:val="18"/>
+                <w:szCs w:val="18"/>
+              </w:rPr>
+              <w:t xml:space="preserve">Unit</w:t>
+            </w:r>
+          </w:p>
+        </w:tc>
+        <w:tc>
+          <w:tcPr>
+            <w:tcW w:type="dxa" w:w="1208"/>
+            <w:tcBorders>
+              <w:top w:val="single" w:color="BFBFBF" w:sz="4"/>
+              <w:left w:val="single" w:color="BFBFBF" w:sz="4"/>
+              <w:bottom w:val="single" w:color="BFBFBF" w:sz="4"/>
+              <w:right w:val="single" w:color="BFBFBF" w:sz="4"/>
+            </w:tcBorders>
+            <w:tcMar>
+              <w:top w:type="dxa" w:w="60"/>
+              <w:left w:type="dxa" w:w="100"/>
+              <w:bottom w:type="dxa" w:w="60"/>
+              <w:right w:type="dxa" w:w="100"/>
+            </w:tcMar>
+          </w:tcPr>
+          <w:p>
+            <w:r>
+              <w:rPr>
+                <w:rFonts w:ascii="Calibri" w:cs="Calibri" w:eastAsia="Calibri" w:hAnsi="Calibri"/>
+                <w:sz w:val="18"/>
+                <w:szCs w:val="18"/>
+              </w:rPr>
+              <w:t xml:space="preserve">Fact</w:t>
+            </w:r>
+          </w:p>
+        </w:tc>
+      </w:tr>
+      <w:tr>
+        <w:tc>
+          <w:tcPr>
+            <w:tcW w:type="dxa" w:w="752"/>
+            <w:tcBorders>
+              <w:top w:val="single" w:color="BFBFBF" w:sz="4"/>
+              <w:left w:val="single" w:color="BFBFBF" w:sz="4"/>
+              <w:bottom w:val="single" w:color="BFBFBF" w:sz="4"/>
+              <w:right w:val="single" w:color="BFBFBF" w:sz="4"/>
+            </w:tcBorders>
+            <w:tcMar>
+              <w:top w:type="dxa" w:w="60"/>
+              <w:left w:type="dxa" w:w="100"/>
+              <w:bottom w:type="dxa" w:w="60"/>
+              <w:right w:type="dxa" w:w="100"/>
+            </w:tcMar>
+          </w:tcPr>
+          <w:p>
+            <w:r>
+              <w:rPr>
+                <w:rFonts w:ascii="Calibri" w:cs="Calibri" w:eastAsia="Calibri" w:hAnsi="Calibri"/>
+                <w:sz w:val="18"/>
+                <w:szCs w:val="18"/>
+              </w:rPr>
+              <w:t xml:space="preserve">PS-027</w:t>
+            </w:r>
+          </w:p>
+        </w:tc>
+        <w:tc>
+          <w:tcPr>
+            <w:tcW w:type="dxa" w:w="3011"/>
+            <w:tcBorders>
+              <w:top w:val="single" w:color="BFBFBF" w:sz="4"/>
+              <w:left w:val="single" w:color="BFBFBF" w:sz="4"/>
+              <w:bottom w:val="single" w:color="BFBFBF" w:sz="4"/>
+              <w:right w:val="single" w:color="BFBFBF" w:sz="4"/>
+            </w:tcBorders>
+            <w:tcMar>
+              <w:top w:type="dxa" w:w="60"/>
+              <w:left w:type="dxa" w:w="100"/>
+              <w:bottom w:type="dxa" w:w="60"/>
+              <w:right w:type="dxa" w:w="100"/>
+            </w:tcMar>
+          </w:tcPr>
+          <w:p>
+            <w:r>
+              <w:rPr>
+                <w:rFonts w:ascii="Calibri" w:cs="Calibri" w:eastAsia="Calibri" w:hAnsi="Calibri"/>
+                <w:sz w:val="18"/>
+                <w:szCs w:val="18"/>
+              </w:rPr>
+              <w:t xml:space="preserve">Isolates a failing document</w:t>
+            </w:r>
+          </w:p>
+        </w:tc>
+        <w:tc>
+          <w:tcPr>
+            <w:tcW w:type="dxa" w:w="2484"/>
+            <w:tcBorders>
+              <w:top w:val="single" w:color="BFBFBF" w:sz="4"/>
+              <w:left w:val="single" w:color="BFBFBF" w:sz="4"/>
+              <w:bottom w:val="single" w:color="BFBFBF" w:sz="4"/>
+              <w:right w:val="single" w:color="BFBFBF" w:sz="4"/>
+            </w:tcBorders>
+            <w:tcMar>
+              <w:top w:type="dxa" w:w="60"/>
+              <w:left w:type="dxa" w:w="100"/>
+              <w:bottom w:type="dxa" w:w="60"/>
+              <w:right w:type="dxa" w:w="100"/>
+            </w:tcMar>
+          </w:tcPr>
+          <w:p>
+            <w:r>
+              <w:rPr>
+                <w:rFonts w:ascii="Consolas" w:cs="Consolas" w:eastAsia="Consolas" w:hAnsi="Consolas"/>
+                <w:color w:val="5B2C6F"/>
+                <w:sz w:val="16"/>
+                <w:szCs w:val="16"/>
+              </w:rPr>
+              <w:t xml:space="preserve">JobRunnerTests</w:t>
+            </w:r>
+          </w:p>
+        </w:tc>
+        <w:tc>
+          <w:tcPr>
+            <w:tcW w:type="dxa" w:w="2183"/>
+            <w:tcBorders>
+              <w:top w:val="single" w:color="BFBFBF" w:sz="4"/>
+              <w:left w:val="single" w:color="BFBFBF" w:sz="4"/>
+              <w:bottom w:val="single" w:color="BFBFBF" w:sz="4"/>
+              <w:right w:val="single" w:color="BFBFBF" w:sz="4"/>
+            </w:tcBorders>
+            <w:tcMar>
+              <w:top w:type="dxa" w:w="60"/>
+              <w:left w:type="dxa" w:w="100"/>
+              <w:bottom w:type="dxa" w:w="60"/>
+              <w:right w:type="dxa" w:w="100"/>
+            </w:tcMar>
+          </w:tcPr>
+          <w:p>
+            <w:r>
+              <w:rPr>
+                <w:rFonts w:ascii="Calibri" w:cs="Calibri" w:eastAsia="Calibri" w:hAnsi="Calibri"/>
+                <w:sz w:val="18"/>
+                <w:szCs w:val="18"/>
+              </w:rPr>
+              <w:t xml:space="preserve">Unit</w:t>
+            </w:r>
+          </w:p>
+        </w:tc>
+        <w:tc>
+          <w:tcPr>
+            <w:tcW w:type="dxa" w:w="1208"/>
+            <w:tcBorders>
+              <w:top w:val="single" w:color="BFBFBF" w:sz="4"/>
+              <w:left w:val="single" w:color="BFBFBF" w:sz="4"/>
+              <w:bottom w:val="single" w:color="BFBFBF" w:sz="4"/>
+              <w:right w:val="single" w:color="BFBFBF" w:sz="4"/>
+            </w:tcBorders>
+            <w:tcMar>
+              <w:top w:type="dxa" w:w="60"/>
+              <w:left w:type="dxa" w:w="100"/>
+              <w:bottom w:type="dxa" w:w="60"/>
+              <w:right w:type="dxa" w:w="100"/>
+            </w:tcMar>
+          </w:tcPr>
+          <w:p>
+            <w:r>
+              <w:rPr>
+                <w:rFonts w:ascii="Calibri" w:cs="Calibri" w:eastAsia="Calibri" w:hAnsi="Calibri"/>
+                <w:sz w:val="18"/>
+                <w:szCs w:val="18"/>
+              </w:rPr>
+              <w:t xml:space="preserve">Fact</w:t>
+            </w:r>
+          </w:p>
+        </w:tc>
+      </w:tr>
+      <w:tr>
+        <w:tc>
+          <w:tcPr>
+            <w:tcW w:type="dxa" w:w="752"/>
+            <w:tcBorders>
+              <w:top w:val="single" w:color="BFBFBF" w:sz="4"/>
+              <w:left w:val="single" w:color="BFBFBF" w:sz="4"/>
+              <w:bottom w:val="single" w:color="BFBFBF" w:sz="4"/>
+              <w:right w:val="single" w:color="BFBFBF" w:sz="4"/>
+            </w:tcBorders>
+            <w:tcMar>
+              <w:top w:type="dxa" w:w="60"/>
+              <w:left w:type="dxa" w:w="100"/>
+              <w:bottom w:type="dxa" w:w="60"/>
+              <w:right w:type="dxa" w:w="100"/>
+            </w:tcMar>
+          </w:tcPr>
+          <w:p>
+            <w:r>
+              <w:rPr>
+                <w:rFonts w:ascii="Calibri" w:cs="Calibri" w:eastAsia="Calibri" w:hAnsi="Calibri"/>
+                <w:sz w:val="18"/>
+                <w:szCs w:val="18"/>
+              </w:rPr>
+              <w:t xml:space="preserve">PS-030</w:t>
+            </w:r>
+          </w:p>
+        </w:tc>
+        <w:tc>
+          <w:tcPr>
+            <w:tcW w:type="dxa" w:w="3011"/>
+            <w:tcBorders>
+              <w:top w:val="single" w:color="BFBFBF" w:sz="4"/>
+              <w:left w:val="single" w:color="BFBFBF" w:sz="4"/>
+              <w:bottom w:val="single" w:color="BFBFBF" w:sz="4"/>
+              <w:right w:val="single" w:color="BFBFBF" w:sz="4"/>
+            </w:tcBorders>
+            <w:tcMar>
+              <w:top w:type="dxa" w:w="60"/>
+              <w:left w:type="dxa" w:w="100"/>
+              <w:bottom w:type="dxa" w:w="60"/>
+              <w:right w:type="dxa" w:w="100"/>
+            </w:tcMar>
+          </w:tcPr>
+          <w:p>
+            <w:r>
+              <w:rPr>
+                <w:rFonts w:ascii="Calibri" w:cs="Calibri" w:eastAsia="Calibri" w:hAnsi="Calibri"/>
+                <w:sz w:val="18"/>
+                <w:szCs w:val="18"/>
+              </w:rPr>
+              <w:t xml:space="preserve">Stops when cancelled mid run without reporting completion</w:t>
+            </w:r>
+          </w:p>
+        </w:tc>
+        <w:tc>
+          <w:tcPr>
+            <w:tcW w:type="dxa" w:w="2484"/>
+            <w:tcBorders>
+              <w:top w:val="single" w:color="BFBFBF" w:sz="4"/>
+              <w:left w:val="single" w:color="BFBFBF" w:sz="4"/>
+              <w:bottom w:val="single" w:color="BFBFBF" w:sz="4"/>
+              <w:right w:val="single" w:color="BFBFBF" w:sz="4"/>
+            </w:tcBorders>
+            <w:tcMar>
+              <w:top w:type="dxa" w:w="60"/>
+              <w:left w:type="dxa" w:w="100"/>
+              <w:bottom w:type="dxa" w:w="60"/>
+              <w:right w:type="dxa" w:w="100"/>
+            </w:tcMar>
+          </w:tcPr>
+          <w:p>
+            <w:r>
+              <w:rPr>
+                <w:rFonts w:ascii="Consolas" w:cs="Consolas" w:eastAsia="Consolas" w:hAnsi="Consolas"/>
+                <w:color w:val="5B2C6F"/>
+                <w:sz w:val="16"/>
+                <w:szCs w:val="16"/>
+              </w:rPr>
+              <w:t xml:space="preserve">JobRunnerTests</w:t>
+            </w:r>
+          </w:p>
+        </w:tc>
+        <w:tc>
+          <w:tcPr>
+            <w:tcW w:type="dxa" w:w="2183"/>
+            <w:tcBorders>
+              <w:top w:val="single" w:color="BFBFBF" w:sz="4"/>
+              <w:left w:val="single" w:color="BFBFBF" w:sz="4"/>
+              <w:bottom w:val="single" w:color="BFBFBF" w:sz="4"/>
+              <w:right w:val="single" w:color="BFBFBF" w:sz="4"/>
+            </w:tcBorders>
+            <w:tcMar>
+              <w:top w:type="dxa" w:w="60"/>
+              <w:left w:type="dxa" w:w="100"/>
+              <w:bottom w:type="dxa" w:w="60"/>
+              <w:right w:type="dxa" w:w="100"/>
+            </w:tcMar>
+          </w:tcPr>
+          <w:p>
+            <w:r>
+              <w:rPr>
+                <w:rFonts w:ascii="Calibri" w:cs="Calibri" w:eastAsia="Calibri" w:hAnsi="Calibri"/>
+                <w:sz w:val="18"/>
+                <w:szCs w:val="18"/>
+              </w:rPr>
+              <w:t xml:space="preserve">Unit</w:t>
+            </w:r>
+          </w:p>
+        </w:tc>
+        <w:tc>
+          <w:tcPr>
+            <w:tcW w:type="dxa" w:w="1208"/>
+            <w:tcBorders>
+              <w:top w:val="single" w:color="BFBFBF" w:sz="4"/>
+              <w:left w:val="single" w:color="BFBFBF" w:sz="4"/>
+              <w:bottom w:val="single" w:color="BFBFBF" w:sz="4"/>
+              <w:right w:val="single" w:color="BFBFBF" w:sz="4"/>
+            </w:tcBorders>
+            <w:tcMar>
+              <w:top w:type="dxa" w:w="60"/>
+              <w:left w:type="dxa" w:w="100"/>
+              <w:bottom w:type="dxa" w:w="60"/>
+              <w:right w:type="dxa" w:w="100"/>
+            </w:tcMar>
+          </w:tcPr>
+          <w:p>
+            <w:r>
+              <w:rPr>
+                <w:rFonts w:ascii="Calibri" w:cs="Calibri" w:eastAsia="Calibri" w:hAnsi="Calibri"/>
+                <w:sz w:val="18"/>
+                <w:szCs w:val="18"/>
+              </w:rPr>
+              <w:t xml:space="preserve">Fact</w:t>
+            </w:r>
+          </w:p>
+        </w:tc>
+      </w:tr>
+      <w:tr>
+        <w:tc>
+          <w:tcPr>
+            <w:tcW w:type="dxa" w:w="752"/>
+            <w:tcBorders>
+              <w:top w:val="single" w:color="BFBFBF" w:sz="4"/>
+              <w:left w:val="single" w:color="BFBFBF" w:sz="4"/>
+              <w:bottom w:val="single" w:color="BFBFBF" w:sz="4"/>
+              <w:right w:val="single" w:color="BFBFBF" w:sz="4"/>
+            </w:tcBorders>
+            <w:tcMar>
+              <w:top w:type="dxa" w:w="60"/>
+              <w:left w:type="dxa" w:w="100"/>
+              <w:bottom w:type="dxa" w:w="60"/>
+              <w:right w:type="dxa" w:w="100"/>
+            </w:tcMar>
+          </w:tcPr>
+          <w:p>
+            <w:r>
+              <w:rPr>
+                <w:rFonts w:ascii="Calibri" w:cs="Calibri" w:eastAsia="Calibri" w:hAnsi="Calibri"/>
+                <w:sz w:val="18"/>
+                <w:szCs w:val="18"/>
+              </w:rPr>
+              <w:t xml:space="preserve">PS-031</w:t>
+            </w:r>
+          </w:p>
+        </w:tc>
+        <w:tc>
+          <w:tcPr>
+            <w:tcW w:type="dxa" w:w="3011"/>
+            <w:tcBorders>
+              <w:top w:val="single" w:color="BFBFBF" w:sz="4"/>
+              <w:left w:val="single" w:color="BFBFBF" w:sz="4"/>
+              <w:bottom w:val="single" w:color="BFBFBF" w:sz="4"/>
+              <w:right w:val="single" w:color="BFBFBF" w:sz="4"/>
+            </w:tcBorders>
+            <w:tcMar>
+              <w:top w:type="dxa" w:w="60"/>
+              <w:left w:type="dxa" w:w="100"/>
+              <w:bottom w:type="dxa" w:w="60"/>
+              <w:right w:type="dxa" w:w="100"/>
+            </w:tcMar>
+          </w:tcPr>
+          <w:p>
+            <w:r>
+              <w:rPr>
+                <w:rFonts w:ascii="Calibri" w:cs="Calibri" w:eastAsia="Calibri" w:hAnsi="Calibri"/>
+                <w:sz w:val="18"/>
+                <w:szCs w:val="18"/>
+              </w:rPr>
+              <w:t xml:space="preserve">Abandons job silently on shutdown</w:t>
+            </w:r>
+          </w:p>
+        </w:tc>
+        <w:tc>
+          <w:tcPr>
+            <w:tcW w:type="dxa" w:w="2484"/>
+            <w:tcBorders>
+              <w:top w:val="single" w:color="BFBFBF" w:sz="4"/>
+              <w:left w:val="single" w:color="BFBFBF" w:sz="4"/>
+              <w:bottom w:val="single" w:color="BFBFBF" w:sz="4"/>
+              <w:right w:val="single" w:color="BFBFBF" w:sz="4"/>
+            </w:tcBorders>
+            <w:tcMar>
+              <w:top w:type="dxa" w:w="60"/>
+              <w:left w:type="dxa" w:w="100"/>
+              <w:bottom w:type="dxa" w:w="60"/>
+              <w:right w:type="dxa" w:w="100"/>
+            </w:tcMar>
+          </w:tcPr>
+          <w:p>
+            <w:r>
+              <w:rPr>
+                <w:rFonts w:ascii="Consolas" w:cs="Consolas" w:eastAsia="Consolas" w:hAnsi="Consolas"/>
+                <w:color w:val="5B2C6F"/>
+                <w:sz w:val="16"/>
+                <w:szCs w:val="16"/>
+              </w:rPr>
+              <w:t xml:space="preserve">JobRunnerTests</w:t>
+            </w:r>
+          </w:p>
+        </w:tc>
+        <w:tc>
+          <w:tcPr>
+            <w:tcW w:type="dxa" w:w="2183"/>
+            <w:tcBorders>
+              <w:top w:val="single" w:color="BFBFBF" w:sz="4"/>
+              <w:left w:val="single" w:color="BFBFBF" w:sz="4"/>
+              <w:bottom w:val="single" w:color="BFBFBF" w:sz="4"/>
+              <w:right w:val="single" w:color="BFBFBF" w:sz="4"/>
+            </w:tcBorders>
+            <w:tcMar>
+              <w:top w:type="dxa" w:w="60"/>
+              <w:left w:type="dxa" w:w="100"/>
+              <w:bottom w:type="dxa" w:w="60"/>
+              <w:right w:type="dxa" w:w="100"/>
+            </w:tcMar>
+          </w:tcPr>
+          <w:p>
+            <w:r>
+              <w:rPr>
+                <w:rFonts w:ascii="Calibri" w:cs="Calibri" w:eastAsia="Calibri" w:hAnsi="Calibri"/>
+                <w:sz w:val="18"/>
+                <w:szCs w:val="18"/>
+              </w:rPr>
+              <w:t xml:space="preserve">Unit</w:t>
+            </w:r>
+          </w:p>
+        </w:tc>
+        <w:tc>
+          <w:tcPr>
+            <w:tcW w:type="dxa" w:w="1208"/>
+            <w:tcBorders>
+              <w:top w:val="single" w:color="BFBFBF" w:sz="4"/>
+              <w:left w:val="single" w:color="BFBFBF" w:sz="4"/>
+              <w:bottom w:val="single" w:color="BFBFBF" w:sz="4"/>
+              <w:right w:val="single" w:color="BFBFBF" w:sz="4"/>
+            </w:tcBorders>
+            <w:tcMar>
+              <w:top w:type="dxa" w:w="60"/>
+              <w:left w:type="dxa" w:w="100"/>
+              <w:bottom w:type="dxa" w:w="60"/>
+              <w:right w:type="dxa" w:w="100"/>
+            </w:tcMar>
+          </w:tcPr>
+          <w:p>
+            <w:r>
+              <w:rPr>
+                <w:rFonts w:ascii="Calibri" w:cs="Calibri" w:eastAsia="Calibri" w:hAnsi="Calibri"/>
+                <w:sz w:val="18"/>
+                <w:szCs w:val="18"/>
+              </w:rPr>
+              <w:t xml:space="preserve">Fact</w:t>
+            </w:r>
+          </w:p>
+        </w:tc>
+      </w:tr>
+      <w:tr>
+        <w:tc>
+          <w:tcPr>
+            <w:tcW w:type="dxa" w:w="752"/>
+            <w:tcBorders>
+              <w:top w:val="single" w:color="BFBFBF" w:sz="4"/>
+              <w:left w:val="single" w:color="BFBFBF" w:sz="4"/>
+              <w:bottom w:val="single" w:color="BFBFBF" w:sz="4"/>
+              <w:right w:val="single" w:color="BFBFBF" w:sz="4"/>
+            </w:tcBorders>
+            <w:tcMar>
+              <w:top w:type="dxa" w:w="60"/>
+              <w:left w:type="dxa" w:w="100"/>
+              <w:bottom w:type="dxa" w:w="60"/>
+              <w:right w:type="dxa" w:w="100"/>
+            </w:tcMar>
+          </w:tcPr>
+          <w:p>
+            <w:r>
+              <w:rPr>
+                <w:rFonts w:ascii="Calibri" w:cs="Calibri" w:eastAsia="Calibri" w:hAnsi="Calibri"/>
+                <w:sz w:val="18"/>
+                <w:szCs w:val="18"/>
+              </w:rPr>
+              <w:t xml:space="preserve">PS-034</w:t>
+            </w:r>
+          </w:p>
+        </w:tc>
+        <w:tc>
+          <w:tcPr>
+            <w:tcW w:type="dxa" w:w="3011"/>
+            <w:tcBorders>
+              <w:top w:val="single" w:color="BFBFBF" w:sz="4"/>
+              <w:left w:val="single" w:color="BFBFBF" w:sz="4"/>
+              <w:bottom w:val="single" w:color="BFBFBF" w:sz="4"/>
+              <w:right w:val="single" w:color="BFBFBF" w:sz="4"/>
+            </w:tcBorders>
+            <w:tcMar>
+              <w:top w:type="dxa" w:w="60"/>
+              <w:left w:type="dxa" w:w="100"/>
+              <w:bottom w:type="dxa" w:w="60"/>
+              <w:right w:type="dxa" w:w="100"/>
+            </w:tcMar>
+          </w:tcPr>
+          <w:p>
+            <w:r>
+              <w:rPr>
+                <w:rFonts w:ascii="Calibri" w:cs="Calibri" w:eastAsia="Calibri" w:hAnsi="Calibri"/>
+                <w:sz w:val="18"/>
+                <w:szCs w:val="18"/>
+              </w:rPr>
+              <w:t xml:space="preserve">Processes many jobs with bounded total concurrency</w:t>
+            </w:r>
+          </w:p>
+        </w:tc>
+        <w:tc>
+          <w:tcPr>
+            <w:tcW w:type="dxa" w:w="2484"/>
+            <w:tcBorders>
+              <w:top w:val="single" w:color="BFBFBF" w:sz="4"/>
+              <w:left w:val="single" w:color="BFBFBF" w:sz="4"/>
+              <w:bottom w:val="single" w:color="BFBFBF" w:sz="4"/>
+              <w:right w:val="single" w:color="BFBFBF" w:sz="4"/>
+            </w:tcBorders>
+            <w:tcMar>
+              <w:top w:type="dxa" w:w="60"/>
+              <w:left w:type="dxa" w:w="100"/>
+              <w:bottom w:type="dxa" w:w="60"/>
+              <w:right w:type="dxa" w:w="100"/>
+            </w:tcMar>
+          </w:tcPr>
+          <w:p>
+            <w:r>
+              <w:rPr>
+                <w:rFonts w:ascii="Consolas" w:cs="Consolas" w:eastAsia="Consolas" w:hAnsi="Consolas"/>
+                <w:color w:val="5B2C6F"/>
+                <w:sz w:val="16"/>
+                <w:szCs w:val="16"/>
+              </w:rPr>
+              <w:t xml:space="preserve">JobWorkerServiceTests</w:t>
+            </w:r>
+          </w:p>
+        </w:tc>
+        <w:tc>
+          <w:tcPr>
+            <w:tcW w:type="dxa" w:w="2183"/>
+            <w:tcBorders>
+              <w:top w:val="single" w:color="BFBFBF" w:sz="4"/>
+              <w:left w:val="single" w:color="BFBFBF" w:sz="4"/>
+              <w:bottom w:val="single" w:color="BFBFBF" w:sz="4"/>
+              <w:right w:val="single" w:color="BFBFBF" w:sz="4"/>
+            </w:tcBorders>
+            <w:tcMar>
+              <w:top w:type="dxa" w:w="60"/>
+              <w:left w:type="dxa" w:w="100"/>
+              <w:bottom w:type="dxa" w:w="60"/>
+              <w:right w:type="dxa" w:w="100"/>
+            </w:tcMar>
+          </w:tcPr>
+          <w:p>
+            <w:r>
+              <w:rPr>
+                <w:rFonts w:ascii="Calibri" w:cs="Calibri" w:eastAsia="Calibri" w:hAnsi="Calibri"/>
+                <w:sz w:val="18"/>
+                <w:szCs w:val="18"/>
+              </w:rPr>
+              <w:t xml:space="preserve">Unit</w:t>
+            </w:r>
+          </w:p>
+        </w:tc>
+        <w:tc>
+          <w:tcPr>
+            <w:tcW w:type="dxa" w:w="1208"/>
+            <w:tcBorders>
+              <w:top w:val="single" w:color="BFBFBF" w:sz="4"/>
+              <w:left w:val="single" w:color="BFBFBF" w:sz="4"/>
+              <w:bottom w:val="single" w:color="BFBFBF" w:sz="4"/>
+              <w:right w:val="single" w:color="BFBFBF" w:sz="4"/>
+            </w:tcBorders>
+            <w:tcMar>
+              <w:top w:type="dxa" w:w="60"/>
+              <w:left w:type="dxa" w:w="100"/>
+              <w:bottom w:type="dxa" w:w="60"/>
+              <w:right w:type="dxa" w:w="100"/>
+            </w:tcMar>
+          </w:tcPr>
+          <w:p>
+            <w:r>
+              <w:rPr>
+                <w:rFonts w:ascii="Calibri" w:cs="Calibri" w:eastAsia="Calibri" w:hAnsi="Calibri"/>
+                <w:sz w:val="18"/>
+                <w:szCs w:val="18"/>
+              </w:rPr>
+              <w:t xml:space="preserve">Fact</w:t>
+            </w:r>
+          </w:p>
+        </w:tc>
+      </w:tr>
+      <w:tr>
+        <w:tc>
+          <w:tcPr>
+            <w:tcW w:type="dxa" w:w="752"/>
+            <w:tcBorders>
+              <w:top w:val="single" w:color="BFBFBF" w:sz="4"/>
+              <w:left w:val="single" w:color="BFBFBF" w:sz="4"/>
+              <w:bottom w:val="single" w:color="BFBFBF" w:sz="4"/>
+              <w:right w:val="single" w:color="BFBFBF" w:sz="4"/>
+            </w:tcBorders>
+            <w:tcMar>
+              <w:top w:type="dxa" w:w="60"/>
+              <w:left w:type="dxa" w:w="100"/>
+              <w:bottom w:type="dxa" w:w="60"/>
+              <w:right w:type="dxa" w:w="100"/>
+            </w:tcMar>
+          </w:tcPr>
+          <w:p>
+            <w:r>
+              <w:rPr>
+                <w:rFonts w:ascii="Calibri" w:cs="Calibri" w:eastAsia="Calibri" w:hAnsi="Calibri"/>
+                <w:sz w:val="18"/>
+                <w:szCs w:val="18"/>
+              </w:rPr>
+              <w:t xml:space="preserve">PS-035</w:t>
+            </w:r>
+          </w:p>
+        </w:tc>
+        <w:tc>
+          <w:tcPr>
+            <w:tcW w:type="dxa" w:w="3011"/>
+            <w:tcBorders>
+              <w:top w:val="single" w:color="BFBFBF" w:sz="4"/>
+              <w:left w:val="single" w:color="BFBFBF" w:sz="4"/>
+              <w:bottom w:val="single" w:color="BFBFBF" w:sz="4"/>
+              <w:right w:val="single" w:color="BFBFBF" w:sz="4"/>
+            </w:tcBorders>
+            <w:tcMar>
+              <w:top w:type="dxa" w:w="60"/>
+              <w:left w:type="dxa" w:w="100"/>
+              <w:bottom w:type="dxa" w:w="60"/>
+              <w:right w:type="dxa" w:w="100"/>
+            </w:tcMar>
+          </w:tcPr>
+          <w:p>
+            <w:r>
+              <w:rPr>
+                <w:rFonts w:ascii="Calibri" w:cs="Calibri" w:eastAsia="Calibri" w:hAnsi="Calibri"/>
+                <w:sz w:val="18"/>
+                <w:szCs w:val="18"/>
+              </w:rPr>
+              <w:t xml:space="preserve">A crashing job does not kill the worker</w:t>
+            </w:r>
+          </w:p>
+        </w:tc>
+        <w:tc>
+          <w:tcPr>
+            <w:tcW w:type="dxa" w:w="2484"/>
+            <w:tcBorders>
+              <w:top w:val="single" w:color="BFBFBF" w:sz="4"/>
+              <w:left w:val="single" w:color="BFBFBF" w:sz="4"/>
+              <w:bottom w:val="single" w:color="BFBFBF" w:sz="4"/>
+              <w:right w:val="single" w:color="BFBFBF" w:sz="4"/>
+            </w:tcBorders>
+            <w:tcMar>
+              <w:top w:type="dxa" w:w="60"/>
+              <w:left w:type="dxa" w:w="100"/>
+              <w:bottom w:type="dxa" w:w="60"/>
+              <w:right w:type="dxa" w:w="100"/>
+            </w:tcMar>
+          </w:tcPr>
+          <w:p>
+            <w:r>
+              <w:rPr>
+                <w:rFonts w:ascii="Consolas" w:cs="Consolas" w:eastAsia="Consolas" w:hAnsi="Consolas"/>
+                <w:color w:val="5B2C6F"/>
+                <w:sz w:val="16"/>
+                <w:szCs w:val="16"/>
+              </w:rPr>
+              <w:t xml:space="preserve">JobWorkerServiceTests</w:t>
+            </w:r>
+          </w:p>
+        </w:tc>
+        <w:tc>
+          <w:tcPr>
+            <w:tcW w:type="dxa" w:w="2183"/>
+            <w:tcBorders>
+              <w:top w:val="single" w:color="BFBFBF" w:sz="4"/>
+              <w:left w:val="single" w:color="BFBFBF" w:sz="4"/>
+              <w:bottom w:val="single" w:color="BFBFBF" w:sz="4"/>
+              <w:right w:val="single" w:color="BFBFBF" w:sz="4"/>
+            </w:tcBorders>
+            <w:tcMar>
+              <w:top w:type="dxa" w:w="60"/>
+              <w:left w:type="dxa" w:w="100"/>
+              <w:bottom w:type="dxa" w:w="60"/>
+              <w:right w:type="dxa" w:w="100"/>
+            </w:tcMar>
+          </w:tcPr>
+          <w:p>
+            <w:r>
+              <w:rPr>
+                <w:rFonts w:ascii="Calibri" w:cs="Calibri" w:eastAsia="Calibri" w:hAnsi="Calibri"/>
+                <w:sz w:val="18"/>
+                <w:szCs w:val="18"/>
+              </w:rPr>
+              <w:t xml:space="preserve">Unit</w:t>
+            </w:r>
+          </w:p>
+        </w:tc>
+        <w:tc>
+          <w:tcPr>
+            <w:tcW w:type="dxa" w:w="1208"/>
+            <w:tcBorders>
+              <w:top w:val="single" w:color="BFBFBF" w:sz="4"/>
+              <w:left w:val="single" w:color="BFBFBF" w:sz="4"/>
+              <w:bottom w:val="single" w:color="BFBFBF" w:sz="4"/>
+              <w:right w:val="single" w:color="BFBFBF" w:sz="4"/>
+            </w:tcBorders>
+            <w:tcMar>
+              <w:top w:type="dxa" w:w="60"/>
+              <w:left w:type="dxa" w:w="100"/>
+              <w:bottom w:type="dxa" w:w="60"/>
+              <w:right w:type="dxa" w:w="100"/>
+            </w:tcMar>
+          </w:tcPr>
+          <w:p>
+            <w:r>
+              <w:rPr>
+                <w:rFonts w:ascii="Calibri" w:cs="Calibri" w:eastAsia="Calibri" w:hAnsi="Calibri"/>
+                <w:sz w:val="18"/>
+                <w:szCs w:val="18"/>
+              </w:rPr>
+              <w:t xml:space="preserve">Fact</w:t>
+            </w:r>
+          </w:p>
+        </w:tc>
+      </w:tr>
+      <w:tr>
+        <w:tc>
+          <w:tcPr>
+            <w:tcW w:type="dxa" w:w="752"/>
+            <w:tcBorders>
+              <w:top w:val="single" w:color="BFBFBF" w:sz="4"/>
+              <w:left w:val="single" w:color="BFBFBF" w:sz="4"/>
+              <w:bottom w:val="single" w:color="BFBFBF" w:sz="4"/>
+              <w:right w:val="single" w:color="BFBFBF" w:sz="4"/>
+            </w:tcBorders>
+            <w:tcMar>
+              <w:top w:type="dxa" w:w="60"/>
+              <w:left w:type="dxa" w:w="100"/>
+              <w:bottom w:type="dxa" w:w="60"/>
+              <w:right w:type="dxa" w:w="100"/>
+            </w:tcMar>
+          </w:tcPr>
+          <w:p>
+            <w:r>
+              <w:rPr>
+                <w:rFonts w:ascii="Calibri" w:cs="Calibri" w:eastAsia="Calibri" w:hAnsi="Calibri"/>
+                <w:sz w:val="18"/>
+                <w:szCs w:val="18"/>
+              </w:rPr>
+              <w:t xml:space="preserve">PS-036</w:t>
+            </w:r>
+          </w:p>
+        </w:tc>
+        <w:tc>
+          <w:tcPr>
+            <w:tcW w:type="dxa" w:w="3011"/>
+            <w:tcBorders>
+              <w:top w:val="single" w:color="BFBFBF" w:sz="4"/>
+              <w:left w:val="single" w:color="BFBFBF" w:sz="4"/>
+              <w:bottom w:val="single" w:color="BFBFBF" w:sz="4"/>
+              <w:right w:val="single" w:color="BFBFBF" w:sz="4"/>
+            </w:tcBorders>
+            <w:tcMar>
+              <w:top w:type="dxa" w:w="60"/>
+              <w:left w:type="dxa" w:w="100"/>
+              <w:bottom w:type="dxa" w:w="60"/>
+              <w:right w:type="dxa" w:w="100"/>
+            </w:tcMar>
+          </w:tcPr>
+          <w:p>
+            <w:r>
+              <w:rPr>
+                <w:rFonts w:ascii="Calibri" w:cs="Calibri" w:eastAsia="Calibri" w:hAnsi="Calibri"/>
+                <w:sz w:val="18"/>
+                <w:szCs w:val="18"/>
+              </w:rPr>
+              <w:t xml:space="preserve">Stops cleanly</w:t>
+            </w:r>
+          </w:p>
+        </w:tc>
+        <w:tc>
+          <w:tcPr>
+            <w:tcW w:type="dxa" w:w="2484"/>
+            <w:tcBorders>
+              <w:top w:val="single" w:color="BFBFBF" w:sz="4"/>
+              <w:left w:val="single" w:color="BFBFBF" w:sz="4"/>
+              <w:bottom w:val="single" w:color="BFBFBF" w:sz="4"/>
+              <w:right w:val="single" w:color="BFBFBF" w:sz="4"/>
+            </w:tcBorders>
+            <w:tcMar>
+              <w:top w:type="dxa" w:w="60"/>
+              <w:left w:type="dxa" w:w="100"/>
+              <w:bottom w:type="dxa" w:w="60"/>
+              <w:right w:type="dxa" w:w="100"/>
+            </w:tcMar>
+          </w:tcPr>
+          <w:p>
+            <w:r>
+              <w:rPr>
+                <w:rFonts w:ascii="Consolas" w:cs="Consolas" w:eastAsia="Consolas" w:hAnsi="Consolas"/>
+                <w:color w:val="5B2C6F"/>
+                <w:sz w:val="16"/>
+                <w:szCs w:val="16"/>
+              </w:rPr>
+              <w:t xml:space="preserve">JobWorkerServiceTests</w:t>
+            </w:r>
+          </w:p>
+        </w:tc>
+        <w:tc>
+          <w:tcPr>
+            <w:tcW w:type="dxa" w:w="2183"/>
+            <w:tcBorders>
+              <w:top w:val="single" w:color="BFBFBF" w:sz="4"/>
+              <w:left w:val="single" w:color="BFBFBF" w:sz="4"/>
+              <w:bottom w:val="single" w:color="BFBFBF" w:sz="4"/>
+              <w:right w:val="single" w:color="BFBFBF" w:sz="4"/>
+            </w:tcBorders>
+            <w:tcMar>
+              <w:top w:type="dxa" w:w="60"/>
+              <w:left w:type="dxa" w:w="100"/>
+              <w:bottom w:type="dxa" w:w="60"/>
+              <w:right w:type="dxa" w:w="100"/>
+            </w:tcMar>
+          </w:tcPr>
+          <w:p>
+            <w:r>
+              <w:rPr>
+                <w:rFonts w:ascii="Calibri" w:cs="Calibri" w:eastAsia="Calibri" w:hAnsi="Calibri"/>
+                <w:sz w:val="18"/>
+                <w:szCs w:val="18"/>
+              </w:rPr>
+              <w:t xml:space="preserve">Unit</w:t>
+            </w:r>
+          </w:p>
+        </w:tc>
+        <w:tc>
+          <w:tcPr>
+            <w:tcW w:type="dxa" w:w="1208"/>
+            <w:tcBorders>
+              <w:top w:val="single" w:color="BFBFBF" w:sz="4"/>
+              <w:left w:val="single" w:color="BFBFBF" w:sz="4"/>
+              <w:bottom w:val="single" w:color="BFBFBF" w:sz="4"/>
+              <w:right w:val="single" w:color="BFBFBF" w:sz="4"/>
+            </w:tcBorders>
+            <w:tcMar>
+              <w:top w:type="dxa" w:w="60"/>
+              <w:left w:type="dxa" w:w="100"/>
+              <w:bottom w:type="dxa" w:w="60"/>
+              <w:right w:type="dxa" w:w="100"/>
+            </w:tcMar>
+          </w:tcPr>
+          <w:p>
+            <w:r>
+              <w:rPr>
+                <w:rFonts w:ascii="Calibri" w:cs="Calibri" w:eastAsia="Calibri" w:hAnsi="Calibri"/>
+                <w:sz w:val="18"/>
+                <w:szCs w:val="18"/>
+              </w:rPr>
+              <w:t xml:space="preserve">Fact</w:t>
+            </w:r>
+          </w:p>
+        </w:tc>
+      </w:tr>
+      <w:tr>
+        <w:tc>
+          <w:tcPr>
+            <w:tcW w:type="dxa" w:w="752"/>
+            <w:tcBorders>
+              <w:top w:val="single" w:color="BFBFBF" w:sz="4"/>
+              <w:left w:val="single" w:color="BFBFBF" w:sz="4"/>
+              <w:bottom w:val="single" w:color="BFBFBF" w:sz="4"/>
+              <w:right w:val="single" w:color="BFBFBF" w:sz="4"/>
+            </w:tcBorders>
+            <w:tcMar>
+              <w:top w:type="dxa" w:w="60"/>
+              <w:left w:type="dxa" w:w="100"/>
+              <w:bottom w:type="dxa" w:w="60"/>
+              <w:right w:type="dxa" w:w="100"/>
+            </w:tcMar>
+          </w:tcPr>
+          <w:p>
+            <w:r>
+              <w:rPr>
+                <w:rFonts w:ascii="Calibri" w:cs="Calibri" w:eastAsia="Calibri" w:hAnsi="Calibri"/>
+                <w:sz w:val="18"/>
+                <w:szCs w:val="18"/>
+              </w:rPr>
+              <w:t xml:space="preserve">PS-066</w:t>
+            </w:r>
+          </w:p>
+        </w:tc>
+        <w:tc>
+          <w:tcPr>
+            <w:tcW w:type="dxa" w:w="3011"/>
+            <w:tcBorders>
+              <w:top w:val="single" w:color="BFBFBF" w:sz="4"/>
+              <w:left w:val="single" w:color="BFBFBF" w:sz="4"/>
+              <w:bottom w:val="single" w:color="BFBFBF" w:sz="4"/>
+              <w:right w:val="single" w:color="BFBFBF" w:sz="4"/>
+            </w:tcBorders>
+            <w:tcMar>
+              <w:top w:type="dxa" w:w="60"/>
+              <w:left w:type="dxa" w:w="100"/>
+              <w:bottom w:type="dxa" w:w="60"/>
+              <w:right w:type="dxa" w:w="100"/>
+            </w:tcMar>
+          </w:tcPr>
+          <w:p>
+            <w:r>
+              <w:rPr>
+                <w:rFonts w:ascii="Calibri" w:cs="Calibri" w:eastAsia="Calibri" w:hAnsi="Calibri"/>
+                <w:sz w:val="18"/>
+                <w:szCs w:val="18"/>
+              </w:rPr>
+              <w:t xml:space="preserve">Rejects when capacity is reached</w:t>
+            </w:r>
+          </w:p>
+        </w:tc>
+        <w:tc>
+          <w:tcPr>
+            <w:tcW w:type="dxa" w:w="2484"/>
+            <w:tcBorders>
+              <w:top w:val="single" w:color="BFBFBF" w:sz="4"/>
+              <w:left w:val="single" w:color="BFBFBF" w:sz="4"/>
+              <w:bottom w:val="single" w:color="BFBFBF" w:sz="4"/>
+              <w:right w:val="single" w:color="BFBFBF" w:sz="4"/>
+            </w:tcBorders>
+            <w:tcMar>
+              <w:top w:type="dxa" w:w="60"/>
+              <w:left w:type="dxa" w:w="100"/>
+              <w:bottom w:type="dxa" w:w="60"/>
+              <w:right w:type="dxa" w:w="100"/>
+            </w:tcMar>
+          </w:tcPr>
+          <w:p>
+            <w:r>
+              <w:rPr>
+                <w:rFonts w:ascii="Consolas" w:cs="Consolas" w:eastAsia="Consolas" w:hAnsi="Consolas"/>
+                <w:color w:val="5B2C6F"/>
+                <w:sz w:val="16"/>
+                <w:szCs w:val="16"/>
+              </w:rPr>
+              <w:t xml:space="preserve">ChannelJobQueueTests</w:t>
+            </w:r>
+          </w:p>
+        </w:tc>
+        <w:tc>
+          <w:tcPr>
+            <w:tcW w:type="dxa" w:w="2183"/>
+            <w:tcBorders>
+              <w:top w:val="single" w:color="BFBFBF" w:sz="4"/>
+              <w:left w:val="single" w:color="BFBFBF" w:sz="4"/>
+              <w:bottom w:val="single" w:color="BFBFBF" w:sz="4"/>
+              <w:right w:val="single" w:color="BFBFBF" w:sz="4"/>
+            </w:tcBorders>
+            <w:tcMar>
+              <w:top w:type="dxa" w:w="60"/>
+              <w:left w:type="dxa" w:w="100"/>
+              <w:bottom w:type="dxa" w:w="60"/>
+              <w:right w:type="dxa" w:w="100"/>
+            </w:tcMar>
+          </w:tcPr>
+          <w:p>
+            <w:r>
+              <w:rPr>
+                <w:rFonts w:ascii="Calibri" w:cs="Calibri" w:eastAsia="Calibri" w:hAnsi="Calibri"/>
+                <w:sz w:val="18"/>
+                <w:szCs w:val="18"/>
+              </w:rPr>
+              <w:t xml:space="preserve">Unit</w:t>
+            </w:r>
+          </w:p>
+        </w:tc>
+        <w:tc>
+          <w:tcPr>
+            <w:tcW w:type="dxa" w:w="1208"/>
+            <w:tcBorders>
+              <w:top w:val="single" w:color="BFBFBF" w:sz="4"/>
+              <w:left w:val="single" w:color="BFBFBF" w:sz="4"/>
+              <w:bottom w:val="single" w:color="BFBFBF" w:sz="4"/>
+              <w:right w:val="single" w:color="BFBFBF" w:sz="4"/>
+            </w:tcBorders>
+            <w:tcMar>
+              <w:top w:type="dxa" w:w="60"/>
+              <w:left w:type="dxa" w:w="100"/>
+              <w:bottom w:type="dxa" w:w="60"/>
+              <w:right w:type="dxa" w:w="100"/>
+            </w:tcMar>
+          </w:tcPr>
+          <w:p>
+            <w:r>
+              <w:rPr>
+                <w:rFonts w:ascii="Calibri" w:cs="Calibri" w:eastAsia="Calibri" w:hAnsi="Calibri"/>
+                <w:sz w:val="18"/>
+                <w:szCs w:val="18"/>
+              </w:rPr>
+              <w:t xml:space="preserve">Fact</w:t>
+            </w:r>
+          </w:p>
+        </w:tc>
+      </w:tr>
+      <w:tr>
+        <w:tc>
+          <w:tcPr>
+            <w:tcW w:type="dxa" w:w="752"/>
+            <w:tcBorders>
+              <w:top w:val="single" w:color="BFBFBF" w:sz="4"/>
+              <w:left w:val="single" w:color="BFBFBF" w:sz="4"/>
+              <w:bottom w:val="single" w:color="BFBFBF" w:sz="4"/>
+              <w:right w:val="single" w:color="BFBFBF" w:sz="4"/>
+            </w:tcBorders>
+            <w:tcMar>
+              <w:top w:type="dxa" w:w="60"/>
+              <w:left w:type="dxa" w:w="100"/>
+              <w:bottom w:type="dxa" w:w="60"/>
+              <w:right w:type="dxa" w:w="100"/>
+            </w:tcMar>
+          </w:tcPr>
+          <w:p>
+            <w:r>
+              <w:rPr>
+                <w:rFonts w:ascii="Calibri" w:cs="Calibri" w:eastAsia="Calibri" w:hAnsi="Calibri"/>
+                <w:sz w:val="18"/>
+                <w:szCs w:val="18"/>
+              </w:rPr>
+              <w:t xml:space="preserve">PS-067</w:t>
+            </w:r>
+          </w:p>
+        </w:tc>
+        <w:tc>
+          <w:tcPr>
+            <w:tcW w:type="dxa" w:w="3011"/>
+            <w:tcBorders>
+              <w:top w:val="single" w:color="BFBFBF" w:sz="4"/>
+              <w:left w:val="single" w:color="BFBFBF" w:sz="4"/>
+              <w:bottom w:val="single" w:color="BFBFBF" w:sz="4"/>
+              <w:right w:val="single" w:color="BFBFBF" w:sz="4"/>
+            </w:tcBorders>
+            <w:tcMar>
+              <w:top w:type="dxa" w:w="60"/>
+              <w:left w:type="dxa" w:w="100"/>
+              <w:bottom w:type="dxa" w:w="60"/>
+              <w:right w:type="dxa" w:w="100"/>
+            </w:tcMar>
+          </w:tcPr>
+          <w:p>
+            <w:r>
+              <w:rPr>
+                <w:rFonts w:ascii="Calibri" w:cs="Calibri" w:eastAsia="Calibri" w:hAnsi="Calibri"/>
+                <w:sz w:val="18"/>
+                <w:szCs w:val="18"/>
+              </w:rPr>
+              <w:t xml:space="preserve">Delivers jobs in fifo order and frees capacity</w:t>
+            </w:r>
+          </w:p>
+        </w:tc>
+        <w:tc>
+          <w:tcPr>
+            <w:tcW w:type="dxa" w:w="2484"/>
+            <w:tcBorders>
+              <w:top w:val="single" w:color="BFBFBF" w:sz="4"/>
+              <w:left w:val="single" w:color="BFBFBF" w:sz="4"/>
+              <w:bottom w:val="single" w:color="BFBFBF" w:sz="4"/>
+              <w:right w:val="single" w:color="BFBFBF" w:sz="4"/>
+            </w:tcBorders>
+            <w:tcMar>
+              <w:top w:type="dxa" w:w="60"/>
+              <w:left w:type="dxa" w:w="100"/>
+              <w:bottom w:type="dxa" w:w="60"/>
+              <w:right w:type="dxa" w:w="100"/>
+            </w:tcMar>
+          </w:tcPr>
+          <w:p>
+            <w:r>
+              <w:rPr>
+                <w:rFonts w:ascii="Consolas" w:cs="Consolas" w:eastAsia="Consolas" w:hAnsi="Consolas"/>
+                <w:color w:val="5B2C6F"/>
+                <w:sz w:val="16"/>
+                <w:szCs w:val="16"/>
+              </w:rPr>
+              <w:t xml:space="preserve">ChannelJobQueueTests</w:t>
+            </w:r>
+          </w:p>
+        </w:tc>
+        <w:tc>
+          <w:tcPr>
+            <w:tcW w:type="dxa" w:w="2183"/>
+            <w:tcBorders>
+              <w:top w:val="single" w:color="BFBFBF" w:sz="4"/>
+              <w:left w:val="single" w:color="BFBFBF" w:sz="4"/>
+              <w:bottom w:val="single" w:color="BFBFBF" w:sz="4"/>
+              <w:right w:val="single" w:color="BFBFBF" w:sz="4"/>
+            </w:tcBorders>
+            <w:tcMar>
+              <w:top w:type="dxa" w:w="60"/>
+              <w:left w:type="dxa" w:w="100"/>
+              <w:bottom w:type="dxa" w:w="60"/>
+              <w:right w:type="dxa" w:w="100"/>
+            </w:tcMar>
+          </w:tcPr>
+          <w:p>
+            <w:r>
+              <w:rPr>
+                <w:rFonts w:ascii="Calibri" w:cs="Calibri" w:eastAsia="Calibri" w:hAnsi="Calibri"/>
+                <w:sz w:val="18"/>
+                <w:szCs w:val="18"/>
+              </w:rPr>
+              <w:t xml:space="preserve">Unit</w:t>
+            </w:r>
+          </w:p>
+        </w:tc>
+        <w:tc>
+          <w:tcPr>
+            <w:tcW w:type="dxa" w:w="1208"/>
+            <w:tcBorders>
+              <w:top w:val="single" w:color="BFBFBF" w:sz="4"/>
+              <w:left w:val="single" w:color="BFBFBF" w:sz="4"/>
+              <w:bottom w:val="single" w:color="BFBFBF" w:sz="4"/>
+              <w:right w:val="single" w:color="BFBFBF" w:sz="4"/>
+            </w:tcBorders>
+            <w:tcMar>
+              <w:top w:type="dxa" w:w="60"/>
+              <w:left w:type="dxa" w:w="100"/>
+              <w:bottom w:type="dxa" w:w="60"/>
+              <w:right w:type="dxa" w:w="100"/>
+            </w:tcMar>
+          </w:tcPr>
+          <w:p>
+            <w:r>
+              <w:rPr>
+                <w:rFonts w:ascii="Calibri" w:cs="Calibri" w:eastAsia="Calibri" w:hAnsi="Calibri"/>
+                <w:sz w:val="18"/>
+                <w:szCs w:val="18"/>
+              </w:rPr>
+              <w:t xml:space="preserve">Fact</w:t>
+            </w:r>
+          </w:p>
+        </w:tc>
+      </w:tr>
+      <w:tr>
+        <w:tc>
+          <w:tcPr>
+            <w:tcW w:type="dxa" w:w="752"/>
+            <w:tcBorders>
+              <w:top w:val="single" w:color="BFBFBF" w:sz="4"/>
+              <w:left w:val="single" w:color="BFBFBF" w:sz="4"/>
+              <w:bottom w:val="single" w:color="BFBFBF" w:sz="4"/>
+              <w:right w:val="single" w:color="BFBFBF" w:sz="4"/>
+            </w:tcBorders>
+            <w:tcMar>
+              <w:top w:type="dxa" w:w="60"/>
+              <w:left w:type="dxa" w:w="100"/>
+              <w:bottom w:type="dxa" w:w="60"/>
+              <w:right w:type="dxa" w:w="100"/>
+            </w:tcMar>
+          </w:tcPr>
+          <w:p>
+            <w:r>
+              <w:rPr>
+                <w:rFonts w:ascii="Calibri" w:cs="Calibri" w:eastAsia="Calibri" w:hAnsi="Calibri"/>
+                <w:sz w:val="18"/>
+                <w:szCs w:val="18"/>
+              </w:rPr>
+              <w:t xml:space="preserve">PS-058</w:t>
+            </w:r>
+          </w:p>
+        </w:tc>
+        <w:tc>
+          <w:tcPr>
+            <w:tcW w:type="dxa" w:w="3011"/>
+            <w:tcBorders>
+              <w:top w:val="single" w:color="BFBFBF" w:sz="4"/>
+              <w:left w:val="single" w:color="BFBFBF" w:sz="4"/>
+              <w:bottom w:val="single" w:color="BFBFBF" w:sz="4"/>
+              <w:right w:val="single" w:color="BFBFBF" w:sz="4"/>
+            </w:tcBorders>
+            <w:tcMar>
+              <w:top w:type="dxa" w:w="60"/>
+              <w:left w:type="dxa" w:w="100"/>
+              <w:bottom w:type="dxa" w:w="60"/>
+              <w:right w:type="dxa" w:w="100"/>
+            </w:tcMar>
+          </w:tcPr>
+          <w:p>
+            <w:r>
+              <w:rPr>
+                <w:rFonts w:ascii="Calibri" w:cs="Calibri" w:eastAsia="Calibri" w:hAnsi="Calibri"/>
+                <w:sz w:val="18"/>
+                <w:szCs w:val="18"/>
+              </w:rPr>
+              <w:t xml:space="preserve">Rejects when queue is full and forgets the job</w:t>
+            </w:r>
+          </w:p>
+        </w:tc>
+        <w:tc>
+          <w:tcPr>
+            <w:tcW w:type="dxa" w:w="2484"/>
+            <w:tcBorders>
+              <w:top w:val="single" w:color="BFBFBF" w:sz="4"/>
+              <w:left w:val="single" w:color="BFBFBF" w:sz="4"/>
+              <w:bottom w:val="single" w:color="BFBFBF" w:sz="4"/>
+              <w:right w:val="single" w:color="BFBFBF" w:sz="4"/>
+            </w:tcBorders>
+            <w:tcMar>
+              <w:top w:type="dxa" w:w="60"/>
+              <w:left w:type="dxa" w:w="100"/>
+              <w:bottom w:type="dxa" w:w="60"/>
+              <w:right w:type="dxa" w:w="100"/>
+            </w:tcMar>
+          </w:tcPr>
+          <w:p>
+            <w:r>
+              <w:rPr>
+                <w:rFonts w:ascii="Consolas" w:cs="Consolas" w:eastAsia="Consolas" w:hAnsi="Consolas"/>
+                <w:color w:val="5B2C6F"/>
+                <w:sz w:val="16"/>
+                <w:szCs w:val="16"/>
+              </w:rPr>
+              <w:t xml:space="preserve">ProcessingServiceTests</w:t>
+            </w:r>
+          </w:p>
+        </w:tc>
+        <w:tc>
+          <w:tcPr>
+            <w:tcW w:type="dxa" w:w="2183"/>
+            <w:tcBorders>
+              <w:top w:val="single" w:color="BFBFBF" w:sz="4"/>
+              <w:left w:val="single" w:color="BFBFBF" w:sz="4"/>
+              <w:bottom w:val="single" w:color="BFBFBF" w:sz="4"/>
+              <w:right w:val="single" w:color="BFBFBF" w:sz="4"/>
+            </w:tcBorders>
+            <w:tcMar>
+              <w:top w:type="dxa" w:w="60"/>
+              <w:left w:type="dxa" w:w="100"/>
+              <w:bottom w:type="dxa" w:w="60"/>
+              <w:right w:type="dxa" w:w="100"/>
+            </w:tcMar>
+          </w:tcPr>
+          <w:p>
+            <w:r>
+              <w:rPr>
+                <w:rFonts w:ascii="Calibri" w:cs="Calibri" w:eastAsia="Calibri" w:hAnsi="Calibri"/>
+                <w:sz w:val="18"/>
+                <w:szCs w:val="18"/>
+              </w:rPr>
+              <w:t xml:space="preserve">Unit</w:t>
+            </w:r>
+          </w:p>
+        </w:tc>
+        <w:tc>
+          <w:tcPr>
+            <w:tcW w:type="dxa" w:w="1208"/>
+            <w:tcBorders>
+              <w:top w:val="single" w:color="BFBFBF" w:sz="4"/>
+              <w:left w:val="single" w:color="BFBFBF" w:sz="4"/>
+              <w:bottom w:val="single" w:color="BFBFBF" w:sz="4"/>
+              <w:right w:val="single" w:color="BFBFBF" w:sz="4"/>
+            </w:tcBorders>
+            <w:tcMar>
+              <w:top w:type="dxa" w:w="60"/>
+              <w:left w:type="dxa" w:w="100"/>
+              <w:bottom w:type="dxa" w:w="60"/>
+              <w:right w:type="dxa" w:w="100"/>
+            </w:tcMar>
+          </w:tcPr>
+          <w:p>
+            <w:r>
+              <w:rPr>
+                <w:rFonts w:ascii="Calibri" w:cs="Calibri" w:eastAsia="Calibri" w:hAnsi="Calibri"/>
+                <w:sz w:val="18"/>
+                <w:szCs w:val="18"/>
+              </w:rPr>
+              <w:t xml:space="preserve">Fact</w:t>
+            </w:r>
+          </w:p>
+        </w:tc>
+      </w:tr>
+      <w:tr>
+        <w:tc>
+          <w:tcPr>
+            <w:tcW w:type="dxa" w:w="752"/>
+            <w:tcBorders>
+              <w:top w:val="single" w:color="BFBFBF" w:sz="4"/>
+              <w:left w:val="single" w:color="BFBFBF" w:sz="4"/>
+              <w:bottom w:val="single" w:color="BFBFBF" w:sz="4"/>
+              <w:right w:val="single" w:color="BFBFBF" w:sz="4"/>
+            </w:tcBorders>
+            <w:tcMar>
+              <w:top w:type="dxa" w:w="60"/>
+              <w:left w:type="dxa" w:w="100"/>
+              <w:bottom w:type="dxa" w:w="60"/>
+              <w:right w:type="dxa" w:w="100"/>
+            </w:tcMar>
+          </w:tcPr>
+          <w:p>
+            <w:r>
+              <w:rPr>
+                <w:rFonts w:ascii="Calibri" w:cs="Calibri" w:eastAsia="Calibri" w:hAnsi="Calibri"/>
+                <w:sz w:val="18"/>
+                <w:szCs w:val="18"/>
+              </w:rPr>
+              <w:t xml:space="preserve">PS-057</w:t>
+            </w:r>
+          </w:p>
+        </w:tc>
+        <w:tc>
+          <w:tcPr>
+            <w:tcW w:type="dxa" w:w="3011"/>
+            <w:tcBorders>
+              <w:top w:val="single" w:color="BFBFBF" w:sz="4"/>
+              <w:left w:val="single" w:color="BFBFBF" w:sz="4"/>
+              <w:bottom w:val="single" w:color="BFBFBF" w:sz="4"/>
+              <w:right w:val="single" w:color="BFBFBF" w:sz="4"/>
+            </w:tcBorders>
+            <w:tcMar>
+              <w:top w:type="dxa" w:w="60"/>
+              <w:left w:type="dxa" w:w="100"/>
+              <w:bottom w:type="dxa" w:w="60"/>
+              <w:right w:type="dxa" w:w="100"/>
+            </w:tcMar>
+          </w:tcPr>
+          <w:p>
+            <w:r>
+              <w:rPr>
+                <w:rFonts w:ascii="Calibri" w:cs="Calibri" w:eastAsia="Calibri" w:hAnsi="Calibri"/>
+                <w:sz w:val="18"/>
+                <w:szCs w:val="18"/>
+              </w:rPr>
+              <w:t xml:space="preserve">Resubmitting the same job id is idempotent</w:t>
+            </w:r>
+          </w:p>
+        </w:tc>
+        <w:tc>
+          <w:tcPr>
+            <w:tcW w:type="dxa" w:w="2484"/>
+            <w:tcBorders>
+              <w:top w:val="single" w:color="BFBFBF" w:sz="4"/>
+              <w:left w:val="single" w:color="BFBFBF" w:sz="4"/>
+              <w:bottom w:val="single" w:color="BFBFBF" w:sz="4"/>
+              <w:right w:val="single" w:color="BFBFBF" w:sz="4"/>
+            </w:tcBorders>
+            <w:tcMar>
+              <w:top w:type="dxa" w:w="60"/>
+              <w:left w:type="dxa" w:w="100"/>
+              <w:bottom w:type="dxa" w:w="60"/>
+              <w:right w:type="dxa" w:w="100"/>
+            </w:tcMar>
+          </w:tcPr>
+          <w:p>
+            <w:r>
+              <w:rPr>
+                <w:rFonts w:ascii="Consolas" w:cs="Consolas" w:eastAsia="Consolas" w:hAnsi="Consolas"/>
+                <w:color w:val="5B2C6F"/>
+                <w:sz w:val="16"/>
+                <w:szCs w:val="16"/>
+              </w:rPr>
+              <w:t xml:space="preserve">ProcessingServiceTests</w:t>
+            </w:r>
+          </w:p>
+        </w:tc>
+        <w:tc>
+          <w:tcPr>
+            <w:tcW w:type="dxa" w:w="2183"/>
+            <w:tcBorders>
+              <w:top w:val="single" w:color="BFBFBF" w:sz="4"/>
+              <w:left w:val="single" w:color="BFBFBF" w:sz="4"/>
+              <w:bottom w:val="single" w:color="BFBFBF" w:sz="4"/>
+              <w:right w:val="single" w:color="BFBFBF" w:sz="4"/>
+            </w:tcBorders>
+            <w:tcMar>
+              <w:top w:type="dxa" w:w="60"/>
+              <w:left w:type="dxa" w:w="100"/>
+              <w:bottom w:type="dxa" w:w="60"/>
+              <w:right w:type="dxa" w:w="100"/>
+            </w:tcMar>
+          </w:tcPr>
+          <w:p>
+            <w:r>
+              <w:rPr>
+                <w:rFonts w:ascii="Calibri" w:cs="Calibri" w:eastAsia="Calibri" w:hAnsi="Calibri"/>
+                <w:sz w:val="18"/>
+                <w:szCs w:val="18"/>
+              </w:rPr>
+              <w:t xml:space="preserve">Unit</w:t>
+            </w:r>
+          </w:p>
+        </w:tc>
+        <w:tc>
+          <w:tcPr>
+            <w:tcW w:type="dxa" w:w="1208"/>
+            <w:tcBorders>
+              <w:top w:val="single" w:color="BFBFBF" w:sz="4"/>
+              <w:left w:val="single" w:color="BFBFBF" w:sz="4"/>
+              <w:bottom w:val="single" w:color="BFBFBF" w:sz="4"/>
+              <w:right w:val="single" w:color="BFBFBF" w:sz="4"/>
+            </w:tcBorders>
+            <w:tcMar>
+              <w:top w:type="dxa" w:w="60"/>
+              <w:left w:type="dxa" w:w="100"/>
+              <w:bottom w:type="dxa" w:w="60"/>
+              <w:right w:type="dxa" w:w="100"/>
+            </w:tcMar>
+          </w:tcPr>
+          <w:p>
+            <w:r>
+              <w:rPr>
+                <w:rFonts w:ascii="Calibri" w:cs="Calibri" w:eastAsia="Calibri" w:hAnsi="Calibri"/>
+                <w:sz w:val="18"/>
+                <w:szCs w:val="18"/>
+              </w:rPr>
+              <w:t xml:space="preserve">Fact</w:t>
+            </w:r>
+          </w:p>
+        </w:tc>
+      </w:tr>
+      <w:tr>
+        <w:tc>
+          <w:tcPr>
+            <w:tcW w:type="dxa" w:w="752"/>
+            <w:tcBorders>
+              <w:top w:val="single" w:color="BFBFBF" w:sz="4"/>
+              <w:left w:val="single" w:color="BFBFBF" w:sz="4"/>
+              <w:bottom w:val="single" w:color="BFBFBF" w:sz="4"/>
+              <w:right w:val="single" w:color="BFBFBF" w:sz="4"/>
+            </w:tcBorders>
+            <w:tcMar>
+              <w:top w:type="dxa" w:w="60"/>
+              <w:left w:type="dxa" w:w="100"/>
+              <w:bottom w:type="dxa" w:w="60"/>
+              <w:right w:type="dxa" w:w="100"/>
+            </w:tcMar>
+          </w:tcPr>
+          <w:p>
+            <w:r>
+              <w:rPr>
+                <w:rFonts w:ascii="Calibri" w:cs="Calibri" w:eastAsia="Calibri" w:hAnsi="Calibri"/>
+                <w:sz w:val="18"/>
+                <w:szCs w:val="18"/>
+              </w:rPr>
+              <w:t xml:space="preserve">PS-062</w:t>
+            </w:r>
+          </w:p>
+        </w:tc>
+        <w:tc>
+          <w:tcPr>
+            <w:tcW w:type="dxa" w:w="3011"/>
+            <w:tcBorders>
+              <w:top w:val="single" w:color="BFBFBF" w:sz="4"/>
+              <w:left w:val="single" w:color="BFBFBF" w:sz="4"/>
+              <w:bottom w:val="single" w:color="BFBFBF" w:sz="4"/>
+              <w:right w:val="single" w:color="BFBFBF" w:sz="4"/>
+            </w:tcBorders>
+            <w:tcMar>
+              <w:top w:type="dxa" w:w="60"/>
+              <w:left w:type="dxa" w:w="100"/>
+              <w:bottom w:type="dxa" w:w="60"/>
+              <w:right w:type="dxa" w:w="100"/>
+            </w:tcMar>
+          </w:tcPr>
+          <w:p>
+            <w:r>
+              <w:rPr>
+                <w:rFonts w:ascii="Calibri" w:cs="Calibri" w:eastAsia="Calibri" w:hAnsi="Calibri"/>
+                <w:sz w:val="18"/>
+                <w:szCs w:val="18"/>
+              </w:rPr>
+              <w:t xml:space="preserve">Reports every ten percent but not at completion</w:t>
+            </w:r>
+          </w:p>
+        </w:tc>
+        <w:tc>
+          <w:tcPr>
+            <w:tcW w:type="dxa" w:w="2484"/>
+            <w:tcBorders>
+              <w:top w:val="single" w:color="BFBFBF" w:sz="4"/>
+              <w:left w:val="single" w:color="BFBFBF" w:sz="4"/>
+              <w:bottom w:val="single" w:color="BFBFBF" w:sz="4"/>
+              <w:right w:val="single" w:color="BFBFBF" w:sz="4"/>
+            </w:tcBorders>
+            <w:tcMar>
+              <w:top w:type="dxa" w:w="60"/>
+              <w:left w:type="dxa" w:w="100"/>
+              <w:bottom w:type="dxa" w:w="60"/>
+              <w:right w:type="dxa" w:w="100"/>
+            </w:tcMar>
+          </w:tcPr>
+          <w:p>
+            <w:r>
+              <w:rPr>
+                <w:rFonts w:ascii="Consolas" w:cs="Consolas" w:eastAsia="Consolas" w:hAnsi="Consolas"/>
+                <w:color w:val="5B2C6F"/>
+                <w:sz w:val="16"/>
+                <w:szCs w:val="16"/>
+              </w:rPr>
+              <w:t xml:space="preserve">ProgressThrottleTests</w:t>
+            </w:r>
+          </w:p>
+        </w:tc>
+        <w:tc>
+          <w:tcPr>
+            <w:tcW w:type="dxa" w:w="2183"/>
+            <w:tcBorders>
+              <w:top w:val="single" w:color="BFBFBF" w:sz="4"/>
+              <w:left w:val="single" w:color="BFBFBF" w:sz="4"/>
+              <w:bottom w:val="single" w:color="BFBFBF" w:sz="4"/>
+              <w:right w:val="single" w:color="BFBFBF" w:sz="4"/>
+            </w:tcBorders>
+            <w:tcMar>
+              <w:top w:type="dxa" w:w="60"/>
+              <w:left w:type="dxa" w:w="100"/>
+              <w:bottom w:type="dxa" w:w="60"/>
+              <w:right w:type="dxa" w:w="100"/>
+            </w:tcMar>
+          </w:tcPr>
+          <w:p>
+            <w:r>
+              <w:rPr>
+                <w:rFonts w:ascii="Calibri" w:cs="Calibri" w:eastAsia="Calibri" w:hAnsi="Calibri"/>
+                <w:sz w:val="18"/>
+                <w:szCs w:val="18"/>
+              </w:rPr>
+              <w:t xml:space="preserve">Unit</w:t>
+            </w:r>
+          </w:p>
+        </w:tc>
+        <w:tc>
+          <w:tcPr>
+            <w:tcW w:type="dxa" w:w="1208"/>
+            <w:tcBorders>
+              <w:top w:val="single" w:color="BFBFBF" w:sz="4"/>
+              <w:left w:val="single" w:color="BFBFBF" w:sz="4"/>
+              <w:bottom w:val="single" w:color="BFBFBF" w:sz="4"/>
+              <w:right w:val="single" w:color="BFBFBF" w:sz="4"/>
+            </w:tcBorders>
+            <w:tcMar>
+              <w:top w:type="dxa" w:w="60"/>
+              <w:left w:type="dxa" w:w="100"/>
+              <w:bottom w:type="dxa" w:w="60"/>
+              <w:right w:type="dxa" w:w="100"/>
+            </w:tcMar>
+          </w:tcPr>
+          <w:p>
+            <w:r>
+              <w:rPr>
+                <w:rFonts w:ascii="Calibri" w:cs="Calibri" w:eastAsia="Calibri" w:hAnsi="Calibri"/>
+                <w:sz w:val="18"/>
+                <w:szCs w:val="18"/>
+              </w:rPr>
+              <w:t xml:space="preserve">Fact</w:t>
+            </w:r>
+          </w:p>
+        </w:tc>
+      </w:tr>
+      <w:tr>
+        <w:tc>
+          <w:tcPr>
+            <w:tcW w:type="dxa" w:w="752"/>
+            <w:tcBorders>
+              <w:top w:val="single" w:color="BFBFBF" w:sz="4"/>
+              <w:left w:val="single" w:color="BFBFBF" w:sz="4"/>
+              <w:bottom w:val="single" w:color="BFBFBF" w:sz="4"/>
+              <w:right w:val="single" w:color="BFBFBF" w:sz="4"/>
+            </w:tcBorders>
+            <w:tcMar>
+              <w:top w:type="dxa" w:w="60"/>
+              <w:left w:type="dxa" w:w="100"/>
+              <w:bottom w:type="dxa" w:w="60"/>
+              <w:right w:type="dxa" w:w="100"/>
+            </w:tcMar>
+          </w:tcPr>
+          <w:p>
+            <w:r>
+              <w:rPr>
+                <w:rFonts w:ascii="Calibri" w:cs="Calibri" w:eastAsia="Calibri" w:hAnsi="Calibri"/>
+                <w:sz w:val="18"/>
+                <w:szCs w:val="18"/>
+              </w:rPr>
+              <w:t xml:space="preserve">PS-063</w:t>
+            </w:r>
+          </w:p>
+        </w:tc>
+        <w:tc>
+          <w:tcPr>
+            <w:tcW w:type="dxa" w:w="3011"/>
+            <w:tcBorders>
+              <w:top w:val="single" w:color="BFBFBF" w:sz="4"/>
+              <w:left w:val="single" w:color="BFBFBF" w:sz="4"/>
+              <w:bottom w:val="single" w:color="BFBFBF" w:sz="4"/>
+              <w:right w:val="single" w:color="BFBFBF" w:sz="4"/>
+            </w:tcBorders>
+            <w:tcMar>
+              <w:top w:type="dxa" w:w="60"/>
+              <w:left w:type="dxa" w:w="100"/>
+              <w:bottom w:type="dxa" w:w="60"/>
+              <w:right w:type="dxa" w:w="100"/>
+            </w:tcMar>
+          </w:tcPr>
+          <w:p>
+            <w:r>
+              <w:rPr>
+                <w:rFonts w:ascii="Calibri" w:cs="Calibri" w:eastAsia="Calibri" w:hAnsi="Calibri"/>
+                <w:sz w:val="18"/>
+                <w:szCs w:val="18"/>
+              </w:rPr>
+              <w:t xml:space="preserve">Reports when the interval elapses between steps</w:t>
+            </w:r>
+          </w:p>
+        </w:tc>
+        <w:tc>
+          <w:tcPr>
+            <w:tcW w:type="dxa" w:w="2484"/>
+            <w:tcBorders>
+              <w:top w:val="single" w:color="BFBFBF" w:sz="4"/>
+              <w:left w:val="single" w:color="BFBFBF" w:sz="4"/>
+              <w:bottom w:val="single" w:color="BFBFBF" w:sz="4"/>
+              <w:right w:val="single" w:color="BFBFBF" w:sz="4"/>
+            </w:tcBorders>
+            <w:tcMar>
+              <w:top w:type="dxa" w:w="60"/>
+              <w:left w:type="dxa" w:w="100"/>
+              <w:bottom w:type="dxa" w:w="60"/>
+              <w:right w:type="dxa" w:w="100"/>
+            </w:tcMar>
+          </w:tcPr>
+          <w:p>
+            <w:r>
+              <w:rPr>
+                <w:rFonts w:ascii="Consolas" w:cs="Consolas" w:eastAsia="Consolas" w:hAnsi="Consolas"/>
+                <w:color w:val="5B2C6F"/>
+                <w:sz w:val="16"/>
+                <w:szCs w:val="16"/>
+              </w:rPr>
+              <w:t xml:space="preserve">ProgressThrottleTests</w:t>
+            </w:r>
+          </w:p>
+        </w:tc>
+        <w:tc>
+          <w:tcPr>
+            <w:tcW w:type="dxa" w:w="2183"/>
+            <w:tcBorders>
+              <w:top w:val="single" w:color="BFBFBF" w:sz="4"/>
+              <w:left w:val="single" w:color="BFBFBF" w:sz="4"/>
+              <w:bottom w:val="single" w:color="BFBFBF" w:sz="4"/>
+              <w:right w:val="single" w:color="BFBFBF" w:sz="4"/>
+            </w:tcBorders>
+            <w:tcMar>
+              <w:top w:type="dxa" w:w="60"/>
+              <w:left w:type="dxa" w:w="100"/>
+              <w:bottom w:type="dxa" w:w="60"/>
+              <w:right w:type="dxa" w:w="100"/>
+            </w:tcMar>
+          </w:tcPr>
+          <w:p>
+            <w:r>
+              <w:rPr>
+                <w:rFonts w:ascii="Calibri" w:cs="Calibri" w:eastAsia="Calibri" w:hAnsi="Calibri"/>
+                <w:sz w:val="18"/>
+                <w:szCs w:val="18"/>
+              </w:rPr>
+              <w:t xml:space="preserve">Unit</w:t>
+            </w:r>
+          </w:p>
+        </w:tc>
+        <w:tc>
+          <w:tcPr>
+            <w:tcW w:type="dxa" w:w="1208"/>
+            <w:tcBorders>
+              <w:top w:val="single" w:color="BFBFBF" w:sz="4"/>
+              <w:left w:val="single" w:color="BFBFBF" w:sz="4"/>
+              <w:bottom w:val="single" w:color="BFBFBF" w:sz="4"/>
+              <w:right w:val="single" w:color="BFBFBF" w:sz="4"/>
+            </w:tcBorders>
+            <w:tcMar>
+              <w:top w:type="dxa" w:w="60"/>
+              <w:left w:type="dxa" w:w="100"/>
+              <w:bottom w:type="dxa" w:w="60"/>
+              <w:right w:type="dxa" w:w="100"/>
+            </w:tcMar>
+          </w:tcPr>
+          <w:p>
+            <w:r>
+              <w:rPr>
+                <w:rFonts w:ascii="Calibri" w:cs="Calibri" w:eastAsia="Calibri" w:hAnsi="Calibri"/>
+                <w:sz w:val="18"/>
+                <w:szCs w:val="18"/>
+              </w:rPr>
+              <w:t xml:space="preserve">Fact</w:t>
+            </w:r>
+          </w:p>
+        </w:tc>
+      </w:tr>
+      <w:tr>
+        <w:tc>
+          <w:tcPr>
+            <w:tcW w:type="dxa" w:w="752"/>
+            <w:tcBorders>
+              <w:top w:val="single" w:color="BFBFBF" w:sz="4"/>
+              <w:left w:val="single" w:color="BFBFBF" w:sz="4"/>
+              <w:bottom w:val="single" w:color="BFBFBF" w:sz="4"/>
+              <w:right w:val="single" w:color="BFBFBF" w:sz="4"/>
+            </w:tcBorders>
+            <w:tcMar>
+              <w:top w:type="dxa" w:w="60"/>
+              <w:left w:type="dxa" w:w="100"/>
+              <w:bottom w:type="dxa" w:w="60"/>
+              <w:right w:type="dxa" w:w="100"/>
+            </w:tcMar>
+          </w:tcPr>
+          <w:p>
+            <w:r>
+              <w:rPr>
+                <w:rFonts w:ascii="Calibri" w:cs="Calibri" w:eastAsia="Calibri" w:hAnsi="Calibri"/>
+                <w:sz w:val="18"/>
+                <w:szCs w:val="18"/>
+              </w:rPr>
+              <w:t xml:space="preserve">PS-065</w:t>
+            </w:r>
+          </w:p>
+        </w:tc>
+        <w:tc>
+          <w:tcPr>
+            <w:tcW w:type="dxa" w:w="3011"/>
+            <w:tcBorders>
+              <w:top w:val="single" w:color="BFBFBF" w:sz="4"/>
+              <w:left w:val="single" w:color="BFBFBF" w:sz="4"/>
+              <w:bottom w:val="single" w:color="BFBFBF" w:sz="4"/>
+              <w:right w:val="single" w:color="BFBFBF" w:sz="4"/>
+            </w:tcBorders>
+            <w:tcMar>
+              <w:top w:type="dxa" w:w="60"/>
+              <w:left w:type="dxa" w:w="100"/>
+              <w:bottom w:type="dxa" w:w="60"/>
+              <w:right w:type="dxa" w:w="100"/>
+            </w:tcMar>
+          </w:tcPr>
+          <w:p>
+            <w:r>
+              <w:rPr>
+                <w:rFonts w:ascii="Calibri" w:cs="Calibri" w:eastAsia="Calibri" w:hAnsi="Calibri"/>
+                <w:sz w:val="18"/>
+                <w:szCs w:val="18"/>
+              </w:rPr>
+              <w:t xml:space="preserve">Out of order counts do not produce duplicate reports</w:t>
+            </w:r>
+          </w:p>
+        </w:tc>
+        <w:tc>
+          <w:tcPr>
+            <w:tcW w:type="dxa" w:w="2484"/>
+            <w:tcBorders>
+              <w:top w:val="single" w:color="BFBFBF" w:sz="4"/>
+              <w:left w:val="single" w:color="BFBFBF" w:sz="4"/>
+              <w:bottom w:val="single" w:color="BFBFBF" w:sz="4"/>
+              <w:right w:val="single" w:color="BFBFBF" w:sz="4"/>
+            </w:tcBorders>
+            <w:tcMar>
+              <w:top w:type="dxa" w:w="60"/>
+              <w:left w:type="dxa" w:w="100"/>
+              <w:bottom w:type="dxa" w:w="60"/>
+              <w:right w:type="dxa" w:w="100"/>
+            </w:tcMar>
+          </w:tcPr>
+          <w:p>
+            <w:r>
+              <w:rPr>
+                <w:rFonts w:ascii="Consolas" w:cs="Consolas" w:eastAsia="Consolas" w:hAnsi="Consolas"/>
+                <w:color w:val="5B2C6F"/>
+                <w:sz w:val="16"/>
+                <w:szCs w:val="16"/>
+              </w:rPr>
+              <w:t xml:space="preserve">ProgressThrottleTests</w:t>
+            </w:r>
+          </w:p>
+        </w:tc>
+        <w:tc>
+          <w:tcPr>
+            <w:tcW w:type="dxa" w:w="2183"/>
+            <w:tcBorders>
+              <w:top w:val="single" w:color="BFBFBF" w:sz="4"/>
+              <w:left w:val="single" w:color="BFBFBF" w:sz="4"/>
+              <w:bottom w:val="single" w:color="BFBFBF" w:sz="4"/>
+              <w:right w:val="single" w:color="BFBFBF" w:sz="4"/>
+            </w:tcBorders>
+            <w:tcMar>
+              <w:top w:type="dxa" w:w="60"/>
+              <w:left w:type="dxa" w:w="100"/>
+              <w:bottom w:type="dxa" w:w="60"/>
+              <w:right w:type="dxa" w:w="100"/>
+            </w:tcMar>
+          </w:tcPr>
+          <w:p>
+            <w:r>
+              <w:rPr>
+                <w:rFonts w:ascii="Calibri" w:cs="Calibri" w:eastAsia="Calibri" w:hAnsi="Calibri"/>
+                <w:sz w:val="18"/>
+                <w:szCs w:val="18"/>
+              </w:rPr>
+              <w:t xml:space="preserve">Unit</w:t>
+            </w:r>
+          </w:p>
+        </w:tc>
+        <w:tc>
+          <w:tcPr>
+            <w:tcW w:type="dxa" w:w="1208"/>
+            <w:tcBorders>
+              <w:top w:val="single" w:color="BFBFBF" w:sz="4"/>
+              <w:left w:val="single" w:color="BFBFBF" w:sz="4"/>
+              <w:bottom w:val="single" w:color="BFBFBF" w:sz="4"/>
+              <w:right w:val="single" w:color="BFBFBF" w:sz="4"/>
+            </w:tcBorders>
+            <w:tcMar>
+              <w:top w:type="dxa" w:w="60"/>
+              <w:left w:type="dxa" w:w="100"/>
+              <w:bottom w:type="dxa" w:w="60"/>
+              <w:right w:type="dxa" w:w="100"/>
+            </w:tcMar>
+          </w:tcPr>
+          <w:p>
+            <w:r>
+              <w:rPr>
+                <w:rFonts w:ascii="Calibri" w:cs="Calibri" w:eastAsia="Calibri" w:hAnsi="Calibri"/>
+                <w:sz w:val="18"/>
+                <w:szCs w:val="18"/>
+              </w:rPr>
+              <w:t xml:space="preserve">Fact</w:t>
+            </w:r>
+          </w:p>
+        </w:tc>
+      </w:tr>
+      <w:tr>
+        <w:tc>
+          <w:tcPr>
+            <w:tcW w:type="dxa" w:w="752"/>
+            <w:tcBorders>
+              <w:top w:val="single" w:color="BFBFBF" w:sz="4"/>
+              <w:left w:val="single" w:color="BFBFBF" w:sz="4"/>
+              <w:bottom w:val="single" w:color="BFBFBF" w:sz="4"/>
+              <w:right w:val="single" w:color="BFBFBF" w:sz="4"/>
+            </w:tcBorders>
+            <w:tcMar>
+              <w:top w:type="dxa" w:w="60"/>
+              <w:left w:type="dxa" w:w="100"/>
+              <w:bottom w:type="dxa" w:w="60"/>
+              <w:right w:type="dxa" w:w="100"/>
+            </w:tcMar>
+          </w:tcPr>
+          <w:p>
+            <w:r>
+              <w:rPr>
+                <w:rFonts w:ascii="Calibri" w:cs="Calibri" w:eastAsia="Calibri" w:hAnsi="Calibri"/>
+                <w:sz w:val="18"/>
+                <w:szCs w:val="18"/>
+              </w:rPr>
+              <w:t xml:space="preserve">PS-052</w:t>
+            </w:r>
+          </w:p>
+        </w:tc>
+        <w:tc>
+          <w:tcPr>
+            <w:tcW w:type="dxa" w:w="3011"/>
+            <w:tcBorders>
+              <w:top w:val="single" w:color="BFBFBF" w:sz="4"/>
+              <w:left w:val="single" w:color="BFBFBF" w:sz="4"/>
+              <w:bottom w:val="single" w:color="BFBFBF" w:sz="4"/>
+              <w:right w:val="single" w:color="BFBFBF" w:sz="4"/>
+            </w:tcBorders>
+            <w:tcMar>
+              <w:top w:type="dxa" w:w="60"/>
+              <w:left w:type="dxa" w:w="100"/>
+              <w:bottom w:type="dxa" w:w="60"/>
+              <w:right w:type="dxa" w:w="100"/>
+            </w:tcMar>
+          </w:tcPr>
+          <w:p>
+            <w:r>
+              <w:rPr>
+                <w:rFonts w:ascii="Calibri" w:cs="Calibri" w:eastAsia="Calibri" w:hAnsi="Calibri"/>
+                <w:sz w:val="18"/>
+                <w:szCs w:val="18"/>
+              </w:rPr>
+              <w:t xml:space="preserve">Cancel moves to cancelled and signals the token</w:t>
+            </w:r>
+          </w:p>
+        </w:tc>
+        <w:tc>
+          <w:tcPr>
+            <w:tcW w:type="dxa" w:w="2484"/>
+            <w:tcBorders>
+              <w:top w:val="single" w:color="BFBFBF" w:sz="4"/>
+              <w:left w:val="single" w:color="BFBFBF" w:sz="4"/>
+              <w:bottom w:val="single" w:color="BFBFBF" w:sz="4"/>
+              <w:right w:val="single" w:color="BFBFBF" w:sz="4"/>
+            </w:tcBorders>
+            <w:tcMar>
+              <w:top w:type="dxa" w:w="60"/>
+              <w:left w:type="dxa" w:w="100"/>
+              <w:bottom w:type="dxa" w:w="60"/>
+              <w:right w:type="dxa" w:w="100"/>
+            </w:tcMar>
+          </w:tcPr>
+          <w:p>
+            <w:r>
+              <w:rPr>
+                <w:rFonts w:ascii="Consolas" w:cs="Consolas" w:eastAsia="Consolas" w:hAnsi="Consolas"/>
+                <w:color w:val="5B2C6F"/>
+                <w:sz w:val="16"/>
+                <w:szCs w:val="16"/>
+              </w:rPr>
+              <w:t xml:space="preserve">ProcessingJobTests</w:t>
+            </w:r>
+          </w:p>
+        </w:tc>
+        <w:tc>
+          <w:tcPr>
+            <w:tcW w:type="dxa" w:w="2183"/>
+            <w:tcBorders>
+              <w:top w:val="single" w:color="BFBFBF" w:sz="4"/>
+              <w:left w:val="single" w:color="BFBFBF" w:sz="4"/>
+              <w:bottom w:val="single" w:color="BFBFBF" w:sz="4"/>
+              <w:right w:val="single" w:color="BFBFBF" w:sz="4"/>
+            </w:tcBorders>
+            <w:tcMar>
+              <w:top w:type="dxa" w:w="60"/>
+              <w:left w:type="dxa" w:w="100"/>
+              <w:bottom w:type="dxa" w:w="60"/>
+              <w:right w:type="dxa" w:w="100"/>
+            </w:tcMar>
+          </w:tcPr>
+          <w:p>
+            <w:r>
+              <w:rPr>
+                <w:rFonts w:ascii="Calibri" w:cs="Calibri" w:eastAsia="Calibri" w:hAnsi="Calibri"/>
+                <w:sz w:val="18"/>
+                <w:szCs w:val="18"/>
+              </w:rPr>
+              <w:t xml:space="preserve">Unit</w:t>
+            </w:r>
+          </w:p>
+        </w:tc>
+        <w:tc>
+          <w:tcPr>
+            <w:tcW w:type="dxa" w:w="1208"/>
+            <w:tcBorders>
+              <w:top w:val="single" w:color="BFBFBF" w:sz="4"/>
+              <w:left w:val="single" w:color="BFBFBF" w:sz="4"/>
+              <w:bottom w:val="single" w:color="BFBFBF" w:sz="4"/>
+              <w:right w:val="single" w:color="BFBFBF" w:sz="4"/>
+            </w:tcBorders>
+            <w:tcMar>
+              <w:top w:type="dxa" w:w="60"/>
+              <w:left w:type="dxa" w:w="100"/>
+              <w:bottom w:type="dxa" w:w="60"/>
+              <w:right w:type="dxa" w:w="100"/>
+            </w:tcMar>
+          </w:tcPr>
+          <w:p>
+            <w:r>
+              <w:rPr>
+                <w:rFonts w:ascii="Calibri" w:cs="Calibri" w:eastAsia="Calibri" w:hAnsi="Calibri"/>
+                <w:sz w:val="18"/>
+                <w:szCs w:val="18"/>
+              </w:rPr>
+              <w:t xml:space="preserve">Fact</w:t>
+            </w:r>
+          </w:p>
+        </w:tc>
+      </w:tr>
+      <w:tr>
+        <w:tc>
+          <w:tcPr>
+            <w:tcW w:type="dxa" w:w="752"/>
+            <w:tcBorders>
+              <w:top w:val="single" w:color="BFBFBF" w:sz="4"/>
+              <w:left w:val="single" w:color="BFBFBF" w:sz="4"/>
+              <w:bottom w:val="single" w:color="BFBFBF" w:sz="4"/>
+              <w:right w:val="single" w:color="BFBFBF" w:sz="4"/>
+            </w:tcBorders>
+            <w:tcMar>
+              <w:top w:type="dxa" w:w="60"/>
+              <w:left w:type="dxa" w:w="100"/>
+              <w:bottom w:type="dxa" w:w="60"/>
+              <w:right w:type="dxa" w:w="100"/>
+            </w:tcMar>
+          </w:tcPr>
+          <w:p>
+            <w:r>
+              <w:rPr>
+                <w:rFonts w:ascii="Calibri" w:cs="Calibri" w:eastAsia="Calibri" w:hAnsi="Calibri"/>
+                <w:sz w:val="18"/>
+                <w:szCs w:val="18"/>
+              </w:rPr>
+              <w:t xml:space="preserve">PS-053</w:t>
+            </w:r>
+          </w:p>
+        </w:tc>
+        <w:tc>
+          <w:tcPr>
+            <w:tcW w:type="dxa" w:w="3011"/>
+            <w:tcBorders>
+              <w:top w:val="single" w:color="BFBFBF" w:sz="4"/>
+              <w:left w:val="single" w:color="BFBFBF" w:sz="4"/>
+              <w:bottom w:val="single" w:color="BFBFBF" w:sz="4"/>
+              <w:right w:val="single" w:color="BFBFBF" w:sz="4"/>
+            </w:tcBorders>
+            <w:tcMar>
+              <w:top w:type="dxa" w:w="60"/>
+              <w:left w:type="dxa" w:w="100"/>
+              <w:bottom w:type="dxa" w:w="60"/>
+              <w:right w:type="dxa" w:w="100"/>
+            </w:tcMar>
+          </w:tcPr>
+          <w:p>
+            <w:r>
+              <w:rPr>
+                <w:rFonts w:ascii="Calibri" w:cs="Calibri" w:eastAsia="Calibri" w:hAnsi="Calibri"/>
+                <w:sz w:val="18"/>
+                <w:szCs w:val="18"/>
+              </w:rPr>
+              <w:t xml:space="preserve">Completion after cancel is ignored</w:t>
+            </w:r>
+          </w:p>
+        </w:tc>
+        <w:tc>
+          <w:tcPr>
+            <w:tcW w:type="dxa" w:w="2484"/>
+            <w:tcBorders>
+              <w:top w:val="single" w:color="BFBFBF" w:sz="4"/>
+              <w:left w:val="single" w:color="BFBFBF" w:sz="4"/>
+              <w:bottom w:val="single" w:color="BFBFBF" w:sz="4"/>
+              <w:right w:val="single" w:color="BFBFBF" w:sz="4"/>
+            </w:tcBorders>
+            <w:tcMar>
+              <w:top w:type="dxa" w:w="60"/>
+              <w:left w:type="dxa" w:w="100"/>
+              <w:bottom w:type="dxa" w:w="60"/>
+              <w:right w:type="dxa" w:w="100"/>
+            </w:tcMar>
+          </w:tcPr>
+          <w:p>
+            <w:r>
+              <w:rPr>
+                <w:rFonts w:ascii="Consolas" w:cs="Consolas" w:eastAsia="Consolas" w:hAnsi="Consolas"/>
+                <w:color w:val="5B2C6F"/>
+                <w:sz w:val="16"/>
+                <w:szCs w:val="16"/>
+              </w:rPr>
+              <w:t xml:space="preserve">ProcessingJobTests</w:t>
+            </w:r>
+          </w:p>
+        </w:tc>
+        <w:tc>
+          <w:tcPr>
+            <w:tcW w:type="dxa" w:w="2183"/>
+            <w:tcBorders>
+              <w:top w:val="single" w:color="BFBFBF" w:sz="4"/>
+              <w:left w:val="single" w:color="BFBFBF" w:sz="4"/>
+              <w:bottom w:val="single" w:color="BFBFBF" w:sz="4"/>
+              <w:right w:val="single" w:color="BFBFBF" w:sz="4"/>
+            </w:tcBorders>
+            <w:tcMar>
+              <w:top w:type="dxa" w:w="60"/>
+              <w:left w:type="dxa" w:w="100"/>
+              <w:bottom w:type="dxa" w:w="60"/>
+              <w:right w:type="dxa" w:w="100"/>
+            </w:tcMar>
+          </w:tcPr>
+          <w:p>
+            <w:r>
+              <w:rPr>
+                <w:rFonts w:ascii="Calibri" w:cs="Calibri" w:eastAsia="Calibri" w:hAnsi="Calibri"/>
+                <w:sz w:val="18"/>
+                <w:szCs w:val="18"/>
+              </w:rPr>
+              <w:t xml:space="preserve">Unit</w:t>
+            </w:r>
+          </w:p>
+        </w:tc>
+        <w:tc>
+          <w:tcPr>
+            <w:tcW w:type="dxa" w:w="1208"/>
+            <w:tcBorders>
+              <w:top w:val="single" w:color="BFBFBF" w:sz="4"/>
+              <w:left w:val="single" w:color="BFBFBF" w:sz="4"/>
+              <w:bottom w:val="single" w:color="BFBFBF" w:sz="4"/>
+              <w:right w:val="single" w:color="BFBFBF" w:sz="4"/>
+            </w:tcBorders>
+            <w:tcMar>
+              <w:top w:type="dxa" w:w="60"/>
+              <w:left w:type="dxa" w:w="100"/>
+              <w:bottom w:type="dxa" w:w="60"/>
+              <w:right w:type="dxa" w:w="100"/>
+            </w:tcMar>
+          </w:tcPr>
+          <w:p>
+            <w:r>
+              <w:rPr>
+                <w:rFonts w:ascii="Calibri" w:cs="Calibri" w:eastAsia="Calibri" w:hAnsi="Calibri"/>
+                <w:sz w:val="18"/>
+                <w:szCs w:val="18"/>
+              </w:rPr>
+              <w:t xml:space="preserve">Fact</w:t>
+            </w:r>
+          </w:p>
+        </w:tc>
+      </w:tr>
+      <w:tr>
+        <w:tc>
+          <w:tcPr>
+            <w:tcW w:type="dxa" w:w="752"/>
+            <w:tcBorders>
+              <w:top w:val="single" w:color="BFBFBF" w:sz="4"/>
+              <w:left w:val="single" w:color="BFBFBF" w:sz="4"/>
+              <w:bottom w:val="single" w:color="BFBFBF" w:sz="4"/>
+              <w:right w:val="single" w:color="BFBFBF" w:sz="4"/>
+            </w:tcBorders>
+            <w:tcMar>
+              <w:top w:type="dxa" w:w="60"/>
+              <w:left w:type="dxa" w:w="100"/>
+              <w:bottom w:type="dxa" w:w="60"/>
+              <w:right w:type="dxa" w:w="100"/>
+            </w:tcMar>
+          </w:tcPr>
+          <w:p>
+            <w:r>
+              <w:rPr>
+                <w:rFonts w:ascii="Calibri" w:cs="Calibri" w:eastAsia="Calibri" w:hAnsi="Calibri"/>
+                <w:sz w:val="18"/>
+                <w:szCs w:val="18"/>
+              </w:rPr>
+              <w:t xml:space="preserve">PS-051</w:t>
+            </w:r>
+          </w:p>
+        </w:tc>
+        <w:tc>
+          <w:tcPr>
+            <w:tcW w:type="dxa" w:w="3011"/>
+            <w:tcBorders>
+              <w:top w:val="single" w:color="BFBFBF" w:sz="4"/>
+              <w:left w:val="single" w:color="BFBFBF" w:sz="4"/>
+              <w:bottom w:val="single" w:color="BFBFBF" w:sz="4"/>
+              <w:right w:val="single" w:color="BFBFBF" w:sz="4"/>
+            </w:tcBorders>
+            <w:tcMar>
+              <w:top w:type="dxa" w:w="60"/>
+              <w:left w:type="dxa" w:w="100"/>
+              <w:bottom w:type="dxa" w:w="60"/>
+              <w:right w:type="dxa" w:w="100"/>
+            </w:tcMar>
+          </w:tcPr>
+          <w:p>
+            <w:r>
+              <w:rPr>
+                <w:rFonts w:ascii="Calibri" w:cs="Calibri" w:eastAsia="Calibri" w:hAnsi="Calibri"/>
+                <w:sz w:val="18"/>
+                <w:szCs w:val="18"/>
+              </w:rPr>
+              <w:t xml:space="preserve">Completes only from processing and releases documents</w:t>
+            </w:r>
+          </w:p>
+        </w:tc>
+        <w:tc>
+          <w:tcPr>
+            <w:tcW w:type="dxa" w:w="2484"/>
+            <w:tcBorders>
+              <w:top w:val="single" w:color="BFBFBF" w:sz="4"/>
+              <w:left w:val="single" w:color="BFBFBF" w:sz="4"/>
+              <w:bottom w:val="single" w:color="BFBFBF" w:sz="4"/>
+              <w:right w:val="single" w:color="BFBFBF" w:sz="4"/>
+            </w:tcBorders>
+            <w:tcMar>
+              <w:top w:type="dxa" w:w="60"/>
+              <w:left w:type="dxa" w:w="100"/>
+              <w:bottom w:type="dxa" w:w="60"/>
+              <w:right w:type="dxa" w:w="100"/>
+            </w:tcMar>
+          </w:tcPr>
+          <w:p>
+            <w:r>
+              <w:rPr>
+                <w:rFonts w:ascii="Consolas" w:cs="Consolas" w:eastAsia="Consolas" w:hAnsi="Consolas"/>
+                <w:color w:val="5B2C6F"/>
+                <w:sz w:val="16"/>
+                <w:szCs w:val="16"/>
+              </w:rPr>
+              <w:t xml:space="preserve">ProcessingJobTests</w:t>
+            </w:r>
+          </w:p>
+        </w:tc>
+        <w:tc>
+          <w:tcPr>
+            <w:tcW w:type="dxa" w:w="2183"/>
+            <w:tcBorders>
+              <w:top w:val="single" w:color="BFBFBF" w:sz="4"/>
+              <w:left w:val="single" w:color="BFBFBF" w:sz="4"/>
+              <w:bottom w:val="single" w:color="BFBFBF" w:sz="4"/>
+              <w:right w:val="single" w:color="BFBFBF" w:sz="4"/>
+            </w:tcBorders>
+            <w:tcMar>
+              <w:top w:type="dxa" w:w="60"/>
+              <w:left w:type="dxa" w:w="100"/>
+              <w:bottom w:type="dxa" w:w="60"/>
+              <w:right w:type="dxa" w:w="100"/>
+            </w:tcMar>
+          </w:tcPr>
+          <w:p>
+            <w:r>
+              <w:rPr>
+                <w:rFonts w:ascii="Calibri" w:cs="Calibri" w:eastAsia="Calibri" w:hAnsi="Calibri"/>
+                <w:sz w:val="18"/>
+                <w:szCs w:val="18"/>
+              </w:rPr>
+              <w:t xml:space="preserve">Unit</w:t>
+            </w:r>
+          </w:p>
+        </w:tc>
+        <w:tc>
+          <w:tcPr>
+            <w:tcW w:type="dxa" w:w="1208"/>
+            <w:tcBorders>
+              <w:top w:val="single" w:color="BFBFBF" w:sz="4"/>
+              <w:left w:val="single" w:color="BFBFBF" w:sz="4"/>
+              <w:bottom w:val="single" w:color="BFBFBF" w:sz="4"/>
+              <w:right w:val="single" w:color="BFBFBF" w:sz="4"/>
+            </w:tcBorders>
+            <w:tcMar>
+              <w:top w:type="dxa" w:w="60"/>
+              <w:left w:type="dxa" w:w="100"/>
+              <w:bottom w:type="dxa" w:w="60"/>
+              <w:right w:type="dxa" w:w="100"/>
+            </w:tcMar>
+          </w:tcPr>
+          <w:p>
+            <w:r>
+              <w:rPr>
+                <w:rFonts w:ascii="Calibri" w:cs="Calibri" w:eastAsia="Calibri" w:hAnsi="Calibri"/>
+                <w:sz w:val="18"/>
+                <w:szCs w:val="18"/>
+              </w:rPr>
+              <w:t xml:space="preserve">Fact</w:t>
+            </w:r>
+          </w:p>
+        </w:tc>
+      </w:tr>
+      <w:tr>
+        <w:tc>
+          <w:tcPr>
+            <w:tcW w:type="dxa" w:w="752"/>
+            <w:tcBorders>
+              <w:top w:val="single" w:color="BFBFBF" w:sz="4"/>
+              <w:left w:val="single" w:color="BFBFBF" w:sz="4"/>
+              <w:bottom w:val="single" w:color="BFBFBF" w:sz="4"/>
+              <w:right w:val="single" w:color="BFBFBF" w:sz="4"/>
+            </w:tcBorders>
+            <w:tcMar>
+              <w:top w:type="dxa" w:w="60"/>
+              <w:left w:type="dxa" w:w="100"/>
+              <w:bottom w:type="dxa" w:w="60"/>
+              <w:right w:type="dxa" w:w="100"/>
+            </w:tcMar>
+          </w:tcPr>
+          <w:p>
+            <w:r>
+              <w:rPr>
+                <w:rFonts w:ascii="Calibri" w:cs="Calibri" w:eastAsia="Calibri" w:hAnsi="Calibri"/>
+                <w:sz w:val="18"/>
+                <w:szCs w:val="18"/>
+              </w:rPr>
+              <w:t xml:space="preserve">PS-069</w:t>
+            </w:r>
+          </w:p>
+        </w:tc>
+        <w:tc>
+          <w:tcPr>
+            <w:tcW w:type="dxa" w:w="3011"/>
+            <w:tcBorders>
+              <w:top w:val="single" w:color="BFBFBF" w:sz="4"/>
+              <w:left w:val="single" w:color="BFBFBF" w:sz="4"/>
+              <w:bottom w:val="single" w:color="BFBFBF" w:sz="4"/>
+              <w:right w:val="single" w:color="BFBFBF" w:sz="4"/>
+            </w:tcBorders>
+            <w:tcMar>
+              <w:top w:type="dxa" w:w="60"/>
+              <w:left w:type="dxa" w:w="100"/>
+              <w:bottom w:type="dxa" w:w="60"/>
+              <w:right w:type="dxa" w:w="100"/>
+            </w:tcMar>
+          </w:tcPr>
+          <w:p>
+            <w:r>
+              <w:rPr>
+                <w:rFonts w:ascii="Calibri" w:cs="Calibri" w:eastAsia="Calibri" w:hAnsi="Calibri"/>
+                <w:sz w:val="18"/>
+                <w:szCs w:val="18"/>
+              </w:rPr>
+              <w:t xml:space="preserve">Removes only finished jobs older than cutoff</w:t>
+            </w:r>
+          </w:p>
+        </w:tc>
+        <w:tc>
+          <w:tcPr>
+            <w:tcW w:type="dxa" w:w="2484"/>
+            <w:tcBorders>
+              <w:top w:val="single" w:color="BFBFBF" w:sz="4"/>
+              <w:left w:val="single" w:color="BFBFBF" w:sz="4"/>
+              <w:bottom w:val="single" w:color="BFBFBF" w:sz="4"/>
+              <w:right w:val="single" w:color="BFBFBF" w:sz="4"/>
+            </w:tcBorders>
+            <w:tcMar>
+              <w:top w:type="dxa" w:w="60"/>
+              <w:left w:type="dxa" w:w="100"/>
+              <w:bottom w:type="dxa" w:w="60"/>
+              <w:right w:type="dxa" w:w="100"/>
+            </w:tcMar>
+          </w:tcPr>
+          <w:p>
+            <w:r>
+              <w:rPr>
+                <w:rFonts w:ascii="Consolas" w:cs="Consolas" w:eastAsia="Consolas" w:hAnsi="Consolas"/>
+                <w:color w:val="5B2C6F"/>
+                <w:sz w:val="16"/>
+                <w:szCs w:val="16"/>
+              </w:rPr>
+              <w:t xml:space="preserve">InMemoryProcessingJobStoreTests</w:t>
+            </w:r>
+          </w:p>
+        </w:tc>
+        <w:tc>
+          <w:tcPr>
+            <w:tcW w:type="dxa" w:w="2183"/>
+            <w:tcBorders>
+              <w:top w:val="single" w:color="BFBFBF" w:sz="4"/>
+              <w:left w:val="single" w:color="BFBFBF" w:sz="4"/>
+              <w:bottom w:val="single" w:color="BFBFBF" w:sz="4"/>
+              <w:right w:val="single" w:color="BFBFBF" w:sz="4"/>
+            </w:tcBorders>
+            <w:tcMar>
+              <w:top w:type="dxa" w:w="60"/>
+              <w:left w:type="dxa" w:w="100"/>
+              <w:bottom w:type="dxa" w:w="60"/>
+              <w:right w:type="dxa" w:w="100"/>
+            </w:tcMar>
+          </w:tcPr>
+          <w:p>
+            <w:r>
+              <w:rPr>
+                <w:rFonts w:ascii="Calibri" w:cs="Calibri" w:eastAsia="Calibri" w:hAnsi="Calibri"/>
+                <w:sz w:val="18"/>
+                <w:szCs w:val="18"/>
+              </w:rPr>
+              <w:t xml:space="preserve">Unit</w:t>
+            </w:r>
+          </w:p>
+        </w:tc>
+        <w:tc>
+          <w:tcPr>
+            <w:tcW w:type="dxa" w:w="1208"/>
+            <w:tcBorders>
+              <w:top w:val="single" w:color="BFBFBF" w:sz="4"/>
+              <w:left w:val="single" w:color="BFBFBF" w:sz="4"/>
+              <w:bottom w:val="single" w:color="BFBFBF" w:sz="4"/>
+              <w:right w:val="single" w:color="BFBFBF" w:sz="4"/>
+            </w:tcBorders>
+            <w:tcMar>
+              <w:top w:type="dxa" w:w="60"/>
+              <w:left w:type="dxa" w:w="100"/>
+              <w:bottom w:type="dxa" w:w="60"/>
+              <w:right w:type="dxa" w:w="100"/>
+            </w:tcMar>
+          </w:tcPr>
+          <w:p>
+            <w:r>
+              <w:rPr>
+                <w:rFonts w:ascii="Calibri" w:cs="Calibri" w:eastAsia="Calibri" w:hAnsi="Calibri"/>
+                <w:sz w:val="18"/>
+                <w:szCs w:val="18"/>
+              </w:rPr>
+              <w:t xml:space="preserve">Fact</w:t>
+            </w:r>
+          </w:p>
+        </w:tc>
+      </w:tr>
+      <w:tr>
+        <w:tc>
+          <w:tcPr>
+            <w:tcW w:type="dxa" w:w="752"/>
+            <w:tcBorders>
+              <w:top w:val="single" w:color="BFBFBF" w:sz="4"/>
+              <w:left w:val="single" w:color="BFBFBF" w:sz="4"/>
+              <w:bottom w:val="single" w:color="BFBFBF" w:sz="4"/>
+              <w:right w:val="single" w:color="BFBFBF" w:sz="4"/>
+            </w:tcBorders>
+            <w:tcMar>
+              <w:top w:type="dxa" w:w="60"/>
+              <w:left w:type="dxa" w:w="100"/>
+              <w:bottom w:type="dxa" w:w="60"/>
+              <w:right w:type="dxa" w:w="100"/>
+            </w:tcMar>
+          </w:tcPr>
+          <w:p>
+            <w:r>
+              <w:rPr>
+                <w:rFonts w:ascii="Calibri" w:cs="Calibri" w:eastAsia="Calibri" w:hAnsi="Calibri"/>
+                <w:sz w:val="18"/>
+                <w:szCs w:val="18"/>
+              </w:rPr>
+              <w:t xml:space="preserve">PS-099</w:t>
+            </w:r>
+          </w:p>
+        </w:tc>
+        <w:tc>
+          <w:tcPr>
+            <w:tcW w:type="dxa" w:w="3011"/>
+            <w:tcBorders>
+              <w:top w:val="single" w:color="BFBFBF" w:sz="4"/>
+              <w:left w:val="single" w:color="BFBFBF" w:sz="4"/>
+              <w:bottom w:val="single" w:color="BFBFBF" w:sz="4"/>
+              <w:right w:val="single" w:color="BFBFBF" w:sz="4"/>
+            </w:tcBorders>
+            <w:tcMar>
+              <w:top w:type="dxa" w:w="60"/>
+              <w:left w:type="dxa" w:w="100"/>
+              <w:bottom w:type="dxa" w:w="60"/>
+              <w:right w:type="dxa" w:w="100"/>
+            </w:tcMar>
+          </w:tcPr>
+          <w:p>
+            <w:r>
+              <w:rPr>
+                <w:rFonts w:ascii="Calibri" w:cs="Calibri" w:eastAsia="Calibri" w:hAnsi="Calibri"/>
+                <w:sz w:val="18"/>
+                <w:szCs w:val="18"/>
+              </w:rPr>
+              <w:t xml:space="preserve">Post returns 503 with retry after when queue is full</w:t>
+            </w:r>
+          </w:p>
+        </w:tc>
+        <w:tc>
+          <w:tcPr>
+            <w:tcW w:type="dxa" w:w="2484"/>
+            <w:tcBorders>
+              <w:top w:val="single" w:color="BFBFBF" w:sz="4"/>
+              <w:left w:val="single" w:color="BFBFBF" w:sz="4"/>
+              <w:bottom w:val="single" w:color="BFBFBF" w:sz="4"/>
+              <w:right w:val="single" w:color="BFBFBF" w:sz="4"/>
+            </w:tcBorders>
+            <w:tcMar>
+              <w:top w:type="dxa" w:w="60"/>
+              <w:left w:type="dxa" w:w="100"/>
+              <w:bottom w:type="dxa" w:w="60"/>
+              <w:right w:type="dxa" w:w="100"/>
+            </w:tcMar>
+          </w:tcPr>
+          <w:p>
+            <w:r>
+              <w:rPr>
+                <w:rFonts w:ascii="Consolas" w:cs="Consolas" w:eastAsia="Consolas" w:hAnsi="Consolas"/>
+                <w:color w:val="5B2C6F"/>
+                <w:sz w:val="16"/>
+                <w:szCs w:val="16"/>
+              </w:rPr>
+              <w:t xml:space="preserve">ProcessApiTests</w:t>
+            </w:r>
+          </w:p>
+        </w:tc>
+        <w:tc>
+          <w:tcPr>
+            <w:tcW w:type="dxa" w:w="2183"/>
+            <w:tcBorders>
+              <w:top w:val="single" w:color="BFBFBF" w:sz="4"/>
+              <w:left w:val="single" w:color="BFBFBF" w:sz="4"/>
+              <w:bottom w:val="single" w:color="BFBFBF" w:sz="4"/>
+              <w:right w:val="single" w:color="BFBFBF" w:sz="4"/>
+            </w:tcBorders>
+            <w:tcMar>
+              <w:top w:type="dxa" w:w="60"/>
+              <w:left w:type="dxa" w:w="100"/>
+              <w:bottom w:type="dxa" w:w="60"/>
+              <w:right w:type="dxa" w:w="100"/>
+            </w:tcMar>
+          </w:tcPr>
+          <w:p>
+            <w:r>
+              <w:rPr>
+                <w:rFonts w:ascii="Calibri" w:cs="Calibri" w:eastAsia="Calibri" w:hAnsi="Calibri"/>
+                <w:sz w:val="18"/>
+                <w:szCs w:val="18"/>
+              </w:rPr>
+              <w:t xml:space="preserve">Component</w:t>
+            </w:r>
+          </w:p>
+        </w:tc>
+        <w:tc>
+          <w:tcPr>
+            <w:tcW w:type="dxa" w:w="1208"/>
+            <w:tcBorders>
+              <w:top w:val="single" w:color="BFBFBF" w:sz="4"/>
+              <w:left w:val="single" w:color="BFBFBF" w:sz="4"/>
+              <w:bottom w:val="single" w:color="BFBFBF" w:sz="4"/>
+              <w:right w:val="single" w:color="BFBFBF" w:sz="4"/>
+            </w:tcBorders>
+            <w:tcMar>
+              <w:top w:type="dxa" w:w="60"/>
+              <w:left w:type="dxa" w:w="100"/>
+              <w:bottom w:type="dxa" w:w="60"/>
+              <w:right w:type="dxa" w:w="100"/>
+            </w:tcMar>
+          </w:tcPr>
+          <w:p>
+            <w:r>
+              <w:rPr>
+                <w:rFonts w:ascii="Calibri" w:cs="Calibri" w:eastAsia="Calibri" w:hAnsi="Calibri"/>
+                <w:sz w:val="18"/>
+                <w:szCs w:val="18"/>
+              </w:rPr>
+              <w:t xml:space="preserve">Fact</w:t>
+            </w:r>
+          </w:p>
+        </w:tc>
+      </w:tr>
+      <w:tr>
+        <w:tc>
+          <w:tcPr>
+            <w:tcW w:type="dxa" w:w="752"/>
+            <w:tcBorders>
+              <w:top w:val="single" w:color="BFBFBF" w:sz="4"/>
+              <w:left w:val="single" w:color="BFBFBF" w:sz="4"/>
+              <w:bottom w:val="single" w:color="BFBFBF" w:sz="4"/>
+              <w:right w:val="single" w:color="BFBFBF" w:sz="4"/>
+            </w:tcBorders>
+            <w:tcMar>
+              <w:top w:type="dxa" w:w="60"/>
+              <w:left w:type="dxa" w:w="100"/>
+              <w:bottom w:type="dxa" w:w="60"/>
+              <w:right w:type="dxa" w:w="100"/>
+            </w:tcMar>
+          </w:tcPr>
+          <w:p>
+            <w:r>
+              <w:rPr>
+                <w:rFonts w:ascii="Calibri" w:cs="Calibri" w:eastAsia="Calibri" w:hAnsi="Calibri"/>
+                <w:sz w:val="18"/>
+                <w:szCs w:val="18"/>
+              </w:rPr>
+              <w:t xml:space="preserve">PS-095</w:t>
+            </w:r>
+          </w:p>
+        </w:tc>
+        <w:tc>
+          <w:tcPr>
+            <w:tcW w:type="dxa" w:w="3011"/>
+            <w:tcBorders>
+              <w:top w:val="single" w:color="BFBFBF" w:sz="4"/>
+              <w:left w:val="single" w:color="BFBFBF" w:sz="4"/>
+              <w:bottom w:val="single" w:color="BFBFBF" w:sz="4"/>
+              <w:right w:val="single" w:color="BFBFBF" w:sz="4"/>
+            </w:tcBorders>
+            <w:tcMar>
+              <w:top w:type="dxa" w:w="60"/>
+              <w:left w:type="dxa" w:w="100"/>
+              <w:bottom w:type="dxa" w:w="60"/>
+              <w:right w:type="dxa" w:w="100"/>
+            </w:tcMar>
+          </w:tcPr>
+          <w:p>
+            <w:r>
+              <w:rPr>
+                <w:rFonts w:ascii="Calibri" w:cs="Calibri" w:eastAsia="Calibri" w:hAnsi="Calibri"/>
+                <w:sz w:val="18"/>
+                <w:szCs w:val="18"/>
+              </w:rPr>
+              <w:t xml:space="preserve">Post same job twice returns 200 the second time</w:t>
+            </w:r>
+          </w:p>
+        </w:tc>
+        <w:tc>
+          <w:tcPr>
+            <w:tcW w:type="dxa" w:w="2484"/>
+            <w:tcBorders>
+              <w:top w:val="single" w:color="BFBFBF" w:sz="4"/>
+              <w:left w:val="single" w:color="BFBFBF" w:sz="4"/>
+              <w:bottom w:val="single" w:color="BFBFBF" w:sz="4"/>
+              <w:right w:val="single" w:color="BFBFBF" w:sz="4"/>
+            </w:tcBorders>
+            <w:tcMar>
+              <w:top w:type="dxa" w:w="60"/>
+              <w:left w:type="dxa" w:w="100"/>
+              <w:bottom w:type="dxa" w:w="60"/>
+              <w:right w:type="dxa" w:w="100"/>
+            </w:tcMar>
+          </w:tcPr>
+          <w:p>
+            <w:r>
+              <w:rPr>
+                <w:rFonts w:ascii="Consolas" w:cs="Consolas" w:eastAsia="Consolas" w:hAnsi="Consolas"/>
+                <w:color w:val="5B2C6F"/>
+                <w:sz w:val="16"/>
+                <w:szCs w:val="16"/>
+              </w:rPr>
+              <w:t xml:space="preserve">ProcessApiTests</w:t>
+            </w:r>
+          </w:p>
+        </w:tc>
+        <w:tc>
+          <w:tcPr>
+            <w:tcW w:type="dxa" w:w="2183"/>
+            <w:tcBorders>
+              <w:top w:val="single" w:color="BFBFBF" w:sz="4"/>
+              <w:left w:val="single" w:color="BFBFBF" w:sz="4"/>
+              <w:bottom w:val="single" w:color="BFBFBF" w:sz="4"/>
+              <w:right w:val="single" w:color="BFBFBF" w:sz="4"/>
+            </w:tcBorders>
+            <w:tcMar>
+              <w:top w:type="dxa" w:w="60"/>
+              <w:left w:type="dxa" w:w="100"/>
+              <w:bottom w:type="dxa" w:w="60"/>
+              <w:right w:type="dxa" w:w="100"/>
+            </w:tcMar>
+          </w:tcPr>
+          <w:p>
+            <w:r>
+              <w:rPr>
+                <w:rFonts w:ascii="Calibri" w:cs="Calibri" w:eastAsia="Calibri" w:hAnsi="Calibri"/>
+                <w:sz w:val="18"/>
+                <w:szCs w:val="18"/>
+              </w:rPr>
+              <w:t xml:space="preserve">Component</w:t>
+            </w:r>
+          </w:p>
+        </w:tc>
+        <w:tc>
+          <w:tcPr>
+            <w:tcW w:type="dxa" w:w="1208"/>
+            <w:tcBorders>
+              <w:top w:val="single" w:color="BFBFBF" w:sz="4"/>
+              <w:left w:val="single" w:color="BFBFBF" w:sz="4"/>
+              <w:bottom w:val="single" w:color="BFBFBF" w:sz="4"/>
+              <w:right w:val="single" w:color="BFBFBF" w:sz="4"/>
+            </w:tcBorders>
+            <w:tcMar>
+              <w:top w:type="dxa" w:w="60"/>
+              <w:left w:type="dxa" w:w="100"/>
+              <w:bottom w:type="dxa" w:w="60"/>
+              <w:right w:type="dxa" w:w="100"/>
+            </w:tcMar>
+          </w:tcPr>
+          <w:p>
+            <w:r>
+              <w:rPr>
+                <w:rFonts w:ascii="Calibri" w:cs="Calibri" w:eastAsia="Calibri" w:hAnsi="Calibri"/>
+                <w:sz w:val="18"/>
+                <w:szCs w:val="18"/>
+              </w:rPr>
+              <w:t xml:space="preserve">Fact</w:t>
+            </w:r>
+          </w:p>
+        </w:tc>
+      </w:tr>
+      <w:tr>
+        <w:tc>
+          <w:tcPr>
+            <w:tcW w:type="dxa" w:w="752"/>
+            <w:tcBorders>
+              <w:top w:val="single" w:color="BFBFBF" w:sz="4"/>
+              <w:left w:val="single" w:color="BFBFBF" w:sz="4"/>
+              <w:bottom w:val="single" w:color="BFBFBF" w:sz="4"/>
+              <w:right w:val="single" w:color="BFBFBF" w:sz="4"/>
+            </w:tcBorders>
+            <w:tcMar>
+              <w:top w:type="dxa" w:w="60"/>
+              <w:left w:type="dxa" w:w="100"/>
+              <w:bottom w:type="dxa" w:w="60"/>
+              <w:right w:type="dxa" w:w="100"/>
+            </w:tcMar>
+          </w:tcPr>
+          <w:p>
+            <w:r>
+              <w:rPr>
+                <w:rFonts w:ascii="Calibri" w:cs="Calibri" w:eastAsia="Calibri" w:hAnsi="Calibri"/>
+                <w:sz w:val="18"/>
+                <w:szCs w:val="18"/>
+              </w:rPr>
+              <w:t xml:space="preserve">PS-100</w:t>
+            </w:r>
+          </w:p>
+        </w:tc>
+        <w:tc>
+          <w:tcPr>
+            <w:tcW w:type="dxa" w:w="3011"/>
+            <w:tcBorders>
+              <w:top w:val="single" w:color="BFBFBF" w:sz="4"/>
+              <w:left w:val="single" w:color="BFBFBF" w:sz="4"/>
+              <w:bottom w:val="single" w:color="BFBFBF" w:sz="4"/>
+              <w:right w:val="single" w:color="BFBFBF" w:sz="4"/>
+            </w:tcBorders>
+            <w:tcMar>
+              <w:top w:type="dxa" w:w="60"/>
+              <w:left w:type="dxa" w:w="100"/>
+              <w:bottom w:type="dxa" w:w="60"/>
+              <w:right w:type="dxa" w:w="100"/>
+            </w:tcMar>
+          </w:tcPr>
+          <w:p>
+            <w:r>
+              <w:rPr>
+                <w:rFonts w:ascii="Calibri" w:cs="Calibri" w:eastAsia="Calibri" w:hAnsi="Calibri"/>
+                <w:sz w:val="18"/>
+                <w:szCs w:val="18"/>
+              </w:rPr>
+              <w:t xml:space="preserve">Delete cancels a running job</w:t>
+            </w:r>
+          </w:p>
+        </w:tc>
+        <w:tc>
+          <w:tcPr>
+            <w:tcW w:type="dxa" w:w="2484"/>
+            <w:tcBorders>
+              <w:top w:val="single" w:color="BFBFBF" w:sz="4"/>
+              <w:left w:val="single" w:color="BFBFBF" w:sz="4"/>
+              <w:bottom w:val="single" w:color="BFBFBF" w:sz="4"/>
+              <w:right w:val="single" w:color="BFBFBF" w:sz="4"/>
+            </w:tcBorders>
+            <w:tcMar>
+              <w:top w:type="dxa" w:w="60"/>
+              <w:left w:type="dxa" w:w="100"/>
+              <w:bottom w:type="dxa" w:w="60"/>
+              <w:right w:type="dxa" w:w="100"/>
+            </w:tcMar>
+          </w:tcPr>
+          <w:p>
+            <w:r>
+              <w:rPr>
+                <w:rFonts w:ascii="Consolas" w:cs="Consolas" w:eastAsia="Consolas" w:hAnsi="Consolas"/>
+                <w:color w:val="5B2C6F"/>
+                <w:sz w:val="16"/>
+                <w:szCs w:val="16"/>
+              </w:rPr>
+              <w:t xml:space="preserve">ProcessApiTests</w:t>
+            </w:r>
+          </w:p>
+        </w:tc>
+        <w:tc>
+          <w:tcPr>
+            <w:tcW w:type="dxa" w:w="2183"/>
+            <w:tcBorders>
+              <w:top w:val="single" w:color="BFBFBF" w:sz="4"/>
+              <w:left w:val="single" w:color="BFBFBF" w:sz="4"/>
+              <w:bottom w:val="single" w:color="BFBFBF" w:sz="4"/>
+              <w:right w:val="single" w:color="BFBFBF" w:sz="4"/>
+            </w:tcBorders>
+            <w:tcMar>
+              <w:top w:type="dxa" w:w="60"/>
+              <w:left w:type="dxa" w:w="100"/>
+              <w:bottom w:type="dxa" w:w="60"/>
+              <w:right w:type="dxa" w:w="100"/>
+            </w:tcMar>
+          </w:tcPr>
+          <w:p>
+            <w:r>
+              <w:rPr>
+                <w:rFonts w:ascii="Calibri" w:cs="Calibri" w:eastAsia="Calibri" w:hAnsi="Calibri"/>
+                <w:sz w:val="18"/>
+                <w:szCs w:val="18"/>
+              </w:rPr>
+              <w:t xml:space="preserve">Component</w:t>
+            </w:r>
+          </w:p>
+        </w:tc>
+        <w:tc>
+          <w:tcPr>
+            <w:tcW w:type="dxa" w:w="1208"/>
+            <w:tcBorders>
+              <w:top w:val="single" w:color="BFBFBF" w:sz="4"/>
+              <w:left w:val="single" w:color="BFBFBF" w:sz="4"/>
+              <w:bottom w:val="single" w:color="BFBFBF" w:sz="4"/>
+              <w:right w:val="single" w:color="BFBFBF" w:sz="4"/>
+            </w:tcBorders>
+            <w:tcMar>
+              <w:top w:type="dxa" w:w="60"/>
+              <w:left w:type="dxa" w:w="100"/>
+              <w:bottom w:type="dxa" w:w="60"/>
+              <w:right w:type="dxa" w:w="100"/>
+            </w:tcMar>
+          </w:tcPr>
+          <w:p>
+            <w:r>
+              <w:rPr>
+                <w:rFonts w:ascii="Calibri" w:cs="Calibri" w:eastAsia="Calibri" w:hAnsi="Calibri"/>
+                <w:sz w:val="18"/>
+                <w:szCs w:val="18"/>
+              </w:rPr>
+              <w:t xml:space="preserve">Fact</w:t>
+            </w:r>
+          </w:p>
+        </w:tc>
+      </w:tr>
+      <w:tr>
+        <w:tc>
+          <w:tcPr>
+            <w:tcW w:type="dxa" w:w="752"/>
+            <w:tcBorders>
+              <w:top w:val="single" w:color="BFBFBF" w:sz="4"/>
+              <w:left w:val="single" w:color="BFBFBF" w:sz="4"/>
+              <w:bottom w:val="single" w:color="BFBFBF" w:sz="4"/>
+              <w:right w:val="single" w:color="BFBFBF" w:sz="4"/>
+            </w:tcBorders>
+            <w:tcMar>
+              <w:top w:type="dxa" w:w="60"/>
+              <w:left w:type="dxa" w:w="100"/>
+              <w:bottom w:type="dxa" w:w="60"/>
+              <w:right w:type="dxa" w:w="100"/>
+            </w:tcMar>
+          </w:tcPr>
+          <w:p>
+            <w:r>
+              <w:rPr>
+                <w:rFonts w:ascii="Calibri" w:cs="Calibri" w:eastAsia="Calibri" w:hAnsi="Calibri"/>
+                <w:sz w:val="18"/>
+                <w:szCs w:val="18"/>
+              </w:rPr>
+              <w:t xml:space="preserve">JS-017</w:t>
+            </w:r>
+          </w:p>
+        </w:tc>
+        <w:tc>
+          <w:tcPr>
+            <w:tcW w:type="dxa" w:w="3011"/>
+            <w:tcBorders>
+              <w:top w:val="single" w:color="BFBFBF" w:sz="4"/>
+              <w:left w:val="single" w:color="BFBFBF" w:sz="4"/>
+              <w:bottom w:val="single" w:color="BFBFBF" w:sz="4"/>
+              <w:right w:val="single" w:color="BFBFBF" w:sz="4"/>
+            </w:tcBorders>
+            <w:tcMar>
+              <w:top w:type="dxa" w:w="60"/>
+              <w:left w:type="dxa" w:w="100"/>
+              <w:bottom w:type="dxa" w:w="60"/>
+              <w:right w:type="dxa" w:w="100"/>
+            </w:tcMar>
+          </w:tcPr>
+          <w:p>
+            <w:r>
+              <w:rPr>
+                <w:rFonts w:ascii="Calibri" w:cs="Calibri" w:eastAsia="Calibri" w:hAnsi="Calibri"/>
+                <w:sz w:val="18"/>
+                <w:szCs w:val="18"/>
+              </w:rPr>
+              <w:t xml:space="preserve">Submit 503 is busy with the retry after hint</w:t>
+            </w:r>
+          </w:p>
+        </w:tc>
+        <w:tc>
+          <w:tcPr>
+            <w:tcW w:type="dxa" w:w="2484"/>
+            <w:tcBorders>
+              <w:top w:val="single" w:color="BFBFBF" w:sz="4"/>
+              <w:left w:val="single" w:color="BFBFBF" w:sz="4"/>
+              <w:bottom w:val="single" w:color="BFBFBF" w:sz="4"/>
+              <w:right w:val="single" w:color="BFBFBF" w:sz="4"/>
+            </w:tcBorders>
+            <w:tcMar>
+              <w:top w:type="dxa" w:w="60"/>
+              <w:left w:type="dxa" w:w="100"/>
+              <w:bottom w:type="dxa" w:w="60"/>
+              <w:right w:type="dxa" w:w="100"/>
+            </w:tcMar>
+          </w:tcPr>
+          <w:p>
+            <w:r>
+              <w:rPr>
+                <w:rFonts w:ascii="Consolas" w:cs="Consolas" w:eastAsia="Consolas" w:hAnsi="Consolas"/>
+                <w:color w:val="5B2C6F"/>
+                <w:sz w:val="16"/>
+                <w:szCs w:val="16"/>
+              </w:rPr>
+              <w:t xml:space="preserve">HttpProcessorClientTests</w:t>
+            </w:r>
+          </w:p>
+        </w:tc>
+        <w:tc>
+          <w:tcPr>
+            <w:tcW w:type="dxa" w:w="2183"/>
+            <w:tcBorders>
+              <w:top w:val="single" w:color="BFBFBF" w:sz="4"/>
+              <w:left w:val="single" w:color="BFBFBF" w:sz="4"/>
+              <w:bottom w:val="single" w:color="BFBFBF" w:sz="4"/>
+              <w:right w:val="single" w:color="BFBFBF" w:sz="4"/>
+            </w:tcBorders>
+            <w:tcMar>
+              <w:top w:type="dxa" w:w="60"/>
+              <w:left w:type="dxa" w:w="100"/>
+              <w:bottom w:type="dxa" w:w="60"/>
+              <w:right w:type="dxa" w:w="100"/>
+            </w:tcMar>
+          </w:tcPr>
+          <w:p>
+            <w:r>
+              <w:rPr>
+                <w:rFonts w:ascii="Calibri" w:cs="Calibri" w:eastAsia="Calibri" w:hAnsi="Calibri"/>
+                <w:sz w:val="18"/>
+                <w:szCs w:val="18"/>
+              </w:rPr>
+              <w:t xml:space="preserve">Unit</w:t>
+            </w:r>
+          </w:p>
+        </w:tc>
+        <w:tc>
+          <w:tcPr>
+            <w:tcW w:type="dxa" w:w="1208"/>
+            <w:tcBorders>
+              <w:top w:val="single" w:color="BFBFBF" w:sz="4"/>
+              <w:left w:val="single" w:color="BFBFBF" w:sz="4"/>
+              <w:bottom w:val="single" w:color="BFBFBF" w:sz="4"/>
+              <w:right w:val="single" w:color="BFBFBF" w:sz="4"/>
+            </w:tcBorders>
+            <w:tcMar>
+              <w:top w:type="dxa" w:w="60"/>
+              <w:left w:type="dxa" w:w="100"/>
+              <w:bottom w:type="dxa" w:w="60"/>
+              <w:right w:type="dxa" w:w="100"/>
+            </w:tcMar>
+          </w:tcPr>
+          <w:p>
+            <w:r>
+              <w:rPr>
+                <w:rFonts w:ascii="Calibri" w:cs="Calibri" w:eastAsia="Calibri" w:hAnsi="Calibri"/>
+                <w:sz w:val="18"/>
+                <w:szCs w:val="18"/>
+              </w:rPr>
+              <w:t xml:space="preserve">Fact</w:t>
+            </w:r>
+          </w:p>
+        </w:tc>
+      </w:tr>
+      <w:tr>
+        <w:tc>
+          <w:tcPr>
+            <w:tcW w:type="dxa" w:w="752"/>
+            <w:tcBorders>
+              <w:top w:val="single" w:color="BFBFBF" w:sz="4"/>
+              <w:left w:val="single" w:color="BFBFBF" w:sz="4"/>
+              <w:bottom w:val="single" w:color="BFBFBF" w:sz="4"/>
+              <w:right w:val="single" w:color="BFBFBF" w:sz="4"/>
+            </w:tcBorders>
+            <w:tcMar>
+              <w:top w:type="dxa" w:w="60"/>
+              <w:left w:type="dxa" w:w="100"/>
+              <w:bottom w:type="dxa" w:w="60"/>
+              <w:right w:type="dxa" w:w="100"/>
+            </w:tcMar>
+          </w:tcPr>
+          <w:p>
+            <w:r>
+              <w:rPr>
+                <w:rFonts w:ascii="Calibri" w:cs="Calibri" w:eastAsia="Calibri" w:hAnsi="Calibri"/>
+                <w:sz w:val="18"/>
+                <w:szCs w:val="18"/>
+              </w:rPr>
+              <w:t xml:space="preserve">JS-056</w:t>
+            </w:r>
+          </w:p>
+        </w:tc>
+        <w:tc>
+          <w:tcPr>
+            <w:tcW w:type="dxa" w:w="3011"/>
+            <w:tcBorders>
+              <w:top w:val="single" w:color="BFBFBF" w:sz="4"/>
+              <w:left w:val="single" w:color="BFBFBF" w:sz="4"/>
+              <w:bottom w:val="single" w:color="BFBFBF" w:sz="4"/>
+              <w:right w:val="single" w:color="BFBFBF" w:sz="4"/>
+            </w:tcBorders>
+            <w:tcMar>
+              <w:top w:type="dxa" w:w="60"/>
+              <w:left w:type="dxa" w:w="100"/>
+              <w:bottom w:type="dxa" w:w="60"/>
+              <w:right w:type="dxa" w:w="100"/>
+            </w:tcMar>
+          </w:tcPr>
+          <w:p>
+            <w:r>
+              <w:rPr>
+                <w:rFonts w:ascii="Calibri" w:cs="Calibri" w:eastAsia="Calibri" w:hAnsi="Calibri"/>
+                <w:sz w:val="18"/>
+                <w:szCs w:val="18"/>
+              </w:rPr>
+              <w:t xml:space="preserve">Busy processor delays the job without consuming an attempt</w:t>
+            </w:r>
+          </w:p>
+        </w:tc>
+        <w:tc>
+          <w:tcPr>
+            <w:tcW w:type="dxa" w:w="2484"/>
+            <w:tcBorders>
+              <w:top w:val="single" w:color="BFBFBF" w:sz="4"/>
+              <w:left w:val="single" w:color="BFBFBF" w:sz="4"/>
+              <w:bottom w:val="single" w:color="BFBFBF" w:sz="4"/>
+              <w:right w:val="single" w:color="BFBFBF" w:sz="4"/>
+            </w:tcBorders>
+            <w:tcMar>
+              <w:top w:type="dxa" w:w="60"/>
+              <w:left w:type="dxa" w:w="100"/>
+              <w:bottom w:type="dxa" w:w="60"/>
+              <w:right w:type="dxa" w:w="100"/>
+            </w:tcMar>
+          </w:tcPr>
+          <w:p>
+            <w:r>
+              <w:rPr>
+                <w:rFonts w:ascii="Consolas" w:cs="Consolas" w:eastAsia="Consolas" w:hAnsi="Consolas"/>
+                <w:color w:val="5B2C6F"/>
+                <w:sz w:val="16"/>
+                <w:szCs w:val="16"/>
+              </w:rPr>
+              <w:t xml:space="preserve">JobDispatcherTests</w:t>
+            </w:r>
+          </w:p>
+        </w:tc>
+        <w:tc>
+          <w:tcPr>
+            <w:tcW w:type="dxa" w:w="2183"/>
+            <w:tcBorders>
+              <w:top w:val="single" w:color="BFBFBF" w:sz="4"/>
+              <w:left w:val="single" w:color="BFBFBF" w:sz="4"/>
+              <w:bottom w:val="single" w:color="BFBFBF" w:sz="4"/>
+              <w:right w:val="single" w:color="BFBFBF" w:sz="4"/>
+            </w:tcBorders>
+            <w:tcMar>
+              <w:top w:type="dxa" w:w="60"/>
+              <w:left w:type="dxa" w:w="100"/>
+              <w:bottom w:type="dxa" w:w="60"/>
+              <w:right w:type="dxa" w:w="100"/>
+            </w:tcMar>
+          </w:tcPr>
+          <w:p>
+            <w:r>
+              <w:rPr>
+                <w:rFonts w:ascii="Calibri" w:cs="Calibri" w:eastAsia="Calibri" w:hAnsi="Calibri"/>
+                <w:sz w:val="18"/>
+                <w:szCs w:val="18"/>
+              </w:rPr>
+              <w:t xml:space="preserve">Unit</w:t>
+            </w:r>
+          </w:p>
+        </w:tc>
+        <w:tc>
+          <w:tcPr>
+            <w:tcW w:type="dxa" w:w="1208"/>
+            <w:tcBorders>
+              <w:top w:val="single" w:color="BFBFBF" w:sz="4"/>
+              <w:left w:val="single" w:color="BFBFBF" w:sz="4"/>
+              <w:bottom w:val="single" w:color="BFBFBF" w:sz="4"/>
+              <w:right w:val="single" w:color="BFBFBF" w:sz="4"/>
+            </w:tcBorders>
+            <w:tcMar>
+              <w:top w:type="dxa" w:w="60"/>
+              <w:left w:type="dxa" w:w="100"/>
+              <w:bottom w:type="dxa" w:w="60"/>
+              <w:right w:type="dxa" w:w="100"/>
+            </w:tcMar>
+          </w:tcPr>
+          <w:p>
+            <w:r>
+              <w:rPr>
+                <w:rFonts w:ascii="Calibri" w:cs="Calibri" w:eastAsia="Calibri" w:hAnsi="Calibri"/>
+                <w:sz w:val="18"/>
+                <w:szCs w:val="18"/>
+              </w:rPr>
+              <w:t xml:space="preserve">Fact</w:t>
+            </w:r>
+          </w:p>
+        </w:tc>
+      </w:tr>
+      <w:tr>
+        <w:tc>
+          <w:tcPr>
+            <w:tcW w:type="dxa" w:w="752"/>
+            <w:tcBorders>
+              <w:top w:val="single" w:color="BFBFBF" w:sz="4"/>
+              <w:left w:val="single" w:color="BFBFBF" w:sz="4"/>
+              <w:bottom w:val="single" w:color="BFBFBF" w:sz="4"/>
+              <w:right w:val="single" w:color="BFBFBF" w:sz="4"/>
+            </w:tcBorders>
+            <w:tcMar>
+              <w:top w:type="dxa" w:w="60"/>
+              <w:left w:type="dxa" w:w="100"/>
+              <w:bottom w:type="dxa" w:w="60"/>
+              <w:right w:type="dxa" w:w="100"/>
+            </w:tcMar>
+          </w:tcPr>
+          <w:p>
+            <w:r>
+              <w:rPr>
+                <w:rFonts w:ascii="Calibri" w:cs="Calibri" w:eastAsia="Calibri" w:hAnsi="Calibri"/>
+                <w:sz w:val="18"/>
+                <w:szCs w:val="18"/>
+              </w:rPr>
+              <w:t xml:space="preserve">JS-061</w:t>
+            </w:r>
+          </w:p>
+        </w:tc>
+        <w:tc>
+          <w:tcPr>
+            <w:tcW w:type="dxa" w:w="3011"/>
+            <w:tcBorders>
+              <w:top w:val="single" w:color="BFBFBF" w:sz="4"/>
+              <w:left w:val="single" w:color="BFBFBF" w:sz="4"/>
+              <w:bottom w:val="single" w:color="BFBFBF" w:sz="4"/>
+              <w:right w:val="single" w:color="BFBFBF" w:sz="4"/>
+            </w:tcBorders>
+            <w:tcMar>
+              <w:top w:type="dxa" w:w="60"/>
+              <w:left w:type="dxa" w:w="100"/>
+              <w:bottom w:type="dxa" w:w="60"/>
+              <w:right w:type="dxa" w:w="100"/>
+            </w:tcMar>
+          </w:tcPr>
+          <w:p>
+            <w:r>
+              <w:rPr>
+                <w:rFonts w:ascii="Calibri" w:cs="Calibri" w:eastAsia="Calibri" w:hAnsi="Calibri"/>
+                <w:sz w:val="18"/>
+                <w:szCs w:val="18"/>
+              </w:rPr>
+              <w:t xml:space="preserve">Dispatches in bounded parallel batches</w:t>
+            </w:r>
+          </w:p>
+        </w:tc>
+        <w:tc>
+          <w:tcPr>
+            <w:tcW w:type="dxa" w:w="2484"/>
+            <w:tcBorders>
+              <w:top w:val="single" w:color="BFBFBF" w:sz="4"/>
+              <w:left w:val="single" w:color="BFBFBF" w:sz="4"/>
+              <w:bottom w:val="single" w:color="BFBFBF" w:sz="4"/>
+              <w:right w:val="single" w:color="BFBFBF" w:sz="4"/>
+            </w:tcBorders>
+            <w:tcMar>
+              <w:top w:type="dxa" w:w="60"/>
+              <w:left w:type="dxa" w:w="100"/>
+              <w:bottom w:type="dxa" w:w="60"/>
+              <w:right w:type="dxa" w:w="100"/>
+            </w:tcMar>
+          </w:tcPr>
+          <w:p>
+            <w:r>
+              <w:rPr>
+                <w:rFonts w:ascii="Consolas" w:cs="Consolas" w:eastAsia="Consolas" w:hAnsi="Consolas"/>
+                <w:color w:val="5B2C6F"/>
+                <w:sz w:val="16"/>
+                <w:szCs w:val="16"/>
+              </w:rPr>
+              <w:t xml:space="preserve">JobDispatcherTests</w:t>
+            </w:r>
+          </w:p>
+        </w:tc>
+        <w:tc>
+          <w:tcPr>
+            <w:tcW w:type="dxa" w:w="2183"/>
+            <w:tcBorders>
+              <w:top w:val="single" w:color="BFBFBF" w:sz="4"/>
+              <w:left w:val="single" w:color="BFBFBF" w:sz="4"/>
+              <w:bottom w:val="single" w:color="BFBFBF" w:sz="4"/>
+              <w:right w:val="single" w:color="BFBFBF" w:sz="4"/>
+            </w:tcBorders>
+            <w:tcMar>
+              <w:top w:type="dxa" w:w="60"/>
+              <w:left w:type="dxa" w:w="100"/>
+              <w:bottom w:type="dxa" w:w="60"/>
+              <w:right w:type="dxa" w:w="100"/>
+            </w:tcMar>
+          </w:tcPr>
+          <w:p>
+            <w:r>
+              <w:rPr>
+                <w:rFonts w:ascii="Calibri" w:cs="Calibri" w:eastAsia="Calibri" w:hAnsi="Calibri"/>
+                <w:sz w:val="18"/>
+                <w:szCs w:val="18"/>
+              </w:rPr>
+              <w:t xml:space="preserve">Unit</w:t>
+            </w:r>
+          </w:p>
+        </w:tc>
+        <w:tc>
+          <w:tcPr>
+            <w:tcW w:type="dxa" w:w="1208"/>
+            <w:tcBorders>
+              <w:top w:val="single" w:color="BFBFBF" w:sz="4"/>
+              <w:left w:val="single" w:color="BFBFBF" w:sz="4"/>
+              <w:bottom w:val="single" w:color="BFBFBF" w:sz="4"/>
+              <w:right w:val="single" w:color="BFBFBF" w:sz="4"/>
+            </w:tcBorders>
+            <w:tcMar>
+              <w:top w:type="dxa" w:w="60"/>
+              <w:left w:type="dxa" w:w="100"/>
+              <w:bottom w:type="dxa" w:w="60"/>
+              <w:right w:type="dxa" w:w="100"/>
+            </w:tcMar>
+          </w:tcPr>
+          <w:p>
+            <w:r>
+              <w:rPr>
+                <w:rFonts w:ascii="Calibri" w:cs="Calibri" w:eastAsia="Calibri" w:hAnsi="Calibri"/>
+                <w:sz w:val="18"/>
+                <w:szCs w:val="18"/>
+              </w:rPr>
+              <w:t xml:space="preserve">Fact</w:t>
+            </w:r>
+          </w:p>
+        </w:tc>
+      </w:tr>
+      <w:tr>
+        <w:tc>
+          <w:tcPr>
+            <w:tcW w:type="dxa" w:w="752"/>
+            <w:tcBorders>
+              <w:top w:val="single" w:color="BFBFBF" w:sz="4"/>
+              <w:left w:val="single" w:color="BFBFBF" w:sz="4"/>
+              <w:bottom w:val="single" w:color="BFBFBF" w:sz="4"/>
+              <w:right w:val="single" w:color="BFBFBF" w:sz="4"/>
+            </w:tcBorders>
+            <w:tcMar>
+              <w:top w:type="dxa" w:w="60"/>
+              <w:left w:type="dxa" w:w="100"/>
+              <w:bottom w:type="dxa" w:w="60"/>
+              <w:right w:type="dxa" w:w="100"/>
+            </w:tcMar>
+          </w:tcPr>
+          <w:p>
+            <w:r>
+              <w:rPr>
+                <w:rFonts w:ascii="Calibri" w:cs="Calibri" w:eastAsia="Calibri" w:hAnsi="Calibri"/>
+                <w:sz w:val="18"/>
+                <w:szCs w:val="18"/>
+              </w:rPr>
+              <w:t xml:space="preserve">JS-060</w:t>
+            </w:r>
+          </w:p>
+        </w:tc>
+        <w:tc>
+          <w:tcPr>
+            <w:tcW w:type="dxa" w:w="3011"/>
+            <w:tcBorders>
+              <w:top w:val="single" w:color="BFBFBF" w:sz="4"/>
+              <w:left w:val="single" w:color="BFBFBF" w:sz="4"/>
+              <w:bottom w:val="single" w:color="BFBFBF" w:sz="4"/>
+              <w:right w:val="single" w:color="BFBFBF" w:sz="4"/>
+            </w:tcBorders>
+            <w:tcMar>
+              <w:top w:type="dxa" w:w="60"/>
+              <w:left w:type="dxa" w:w="100"/>
+              <w:bottom w:type="dxa" w:w="60"/>
+              <w:right w:type="dxa" w:w="100"/>
+            </w:tcMar>
+          </w:tcPr>
+          <w:p>
+            <w:r>
+              <w:rPr>
+                <w:rFonts w:ascii="Calibri" w:cs="Calibri" w:eastAsia="Calibri" w:hAnsi="Calibri"/>
+                <w:sz w:val="18"/>
+                <w:szCs w:val="18"/>
+              </w:rPr>
+              <w:t xml:space="preserve">A crashed dispatch is retried after the lease expires</w:t>
+            </w:r>
+          </w:p>
+        </w:tc>
+        <w:tc>
+          <w:tcPr>
+            <w:tcW w:type="dxa" w:w="2484"/>
+            <w:tcBorders>
+              <w:top w:val="single" w:color="BFBFBF" w:sz="4"/>
+              <w:left w:val="single" w:color="BFBFBF" w:sz="4"/>
+              <w:bottom w:val="single" w:color="BFBFBF" w:sz="4"/>
+              <w:right w:val="single" w:color="BFBFBF" w:sz="4"/>
+            </w:tcBorders>
+            <w:tcMar>
+              <w:top w:type="dxa" w:w="60"/>
+              <w:left w:type="dxa" w:w="100"/>
+              <w:bottom w:type="dxa" w:w="60"/>
+              <w:right w:type="dxa" w:w="100"/>
+            </w:tcMar>
+          </w:tcPr>
+          <w:p>
+            <w:r>
+              <w:rPr>
+                <w:rFonts w:ascii="Consolas" w:cs="Consolas" w:eastAsia="Consolas" w:hAnsi="Consolas"/>
+                <w:color w:val="5B2C6F"/>
+                <w:sz w:val="16"/>
+                <w:szCs w:val="16"/>
+              </w:rPr>
+              <w:t xml:space="preserve">JobDispatcherTests</w:t>
+            </w:r>
+          </w:p>
+        </w:tc>
+        <w:tc>
+          <w:tcPr>
+            <w:tcW w:type="dxa" w:w="2183"/>
+            <w:tcBorders>
+              <w:top w:val="single" w:color="BFBFBF" w:sz="4"/>
+              <w:left w:val="single" w:color="BFBFBF" w:sz="4"/>
+              <w:bottom w:val="single" w:color="BFBFBF" w:sz="4"/>
+              <w:right w:val="single" w:color="BFBFBF" w:sz="4"/>
+            </w:tcBorders>
+            <w:tcMar>
+              <w:top w:type="dxa" w:w="60"/>
+              <w:left w:type="dxa" w:w="100"/>
+              <w:bottom w:type="dxa" w:w="60"/>
+              <w:right w:type="dxa" w:w="100"/>
+            </w:tcMar>
+          </w:tcPr>
+          <w:p>
+            <w:r>
+              <w:rPr>
+                <w:rFonts w:ascii="Calibri" w:cs="Calibri" w:eastAsia="Calibri" w:hAnsi="Calibri"/>
+                <w:sz w:val="18"/>
+                <w:szCs w:val="18"/>
+              </w:rPr>
+              <w:t xml:space="preserve">Unit</w:t>
+            </w:r>
+          </w:p>
+        </w:tc>
+        <w:tc>
+          <w:tcPr>
+            <w:tcW w:type="dxa" w:w="1208"/>
+            <w:tcBorders>
+              <w:top w:val="single" w:color="BFBFBF" w:sz="4"/>
+              <w:left w:val="single" w:color="BFBFBF" w:sz="4"/>
+              <w:bottom w:val="single" w:color="BFBFBF" w:sz="4"/>
+              <w:right w:val="single" w:color="BFBFBF" w:sz="4"/>
+            </w:tcBorders>
+            <w:tcMar>
+              <w:top w:type="dxa" w:w="60"/>
+              <w:left w:type="dxa" w:w="100"/>
+              <w:bottom w:type="dxa" w:w="60"/>
+              <w:right w:type="dxa" w:w="100"/>
+            </w:tcMar>
+          </w:tcPr>
+          <w:p>
+            <w:r>
+              <w:rPr>
+                <w:rFonts w:ascii="Calibri" w:cs="Calibri" w:eastAsia="Calibri" w:hAnsi="Calibri"/>
+                <w:sz w:val="18"/>
+                <w:szCs w:val="18"/>
+              </w:rPr>
+              <w:t xml:space="preserve">Fact</w:t>
+            </w:r>
+          </w:p>
+        </w:tc>
+      </w:tr>
+      <w:tr>
+        <w:tc>
+          <w:tcPr>
+            <w:tcW w:type="dxa" w:w="752"/>
+            <w:tcBorders>
+              <w:top w:val="single" w:color="BFBFBF" w:sz="4"/>
+              <w:left w:val="single" w:color="BFBFBF" w:sz="4"/>
+              <w:bottom w:val="single" w:color="BFBFBF" w:sz="4"/>
+              <w:right w:val="single" w:color="BFBFBF" w:sz="4"/>
+            </w:tcBorders>
+            <w:tcMar>
+              <w:top w:type="dxa" w:w="60"/>
+              <w:left w:type="dxa" w:w="100"/>
+              <w:bottom w:type="dxa" w:w="60"/>
+              <w:right w:type="dxa" w:w="100"/>
+            </w:tcMar>
+          </w:tcPr>
+          <w:p>
+            <w:r>
+              <w:rPr>
+                <w:rFonts w:ascii="Calibri" w:cs="Calibri" w:eastAsia="Calibri" w:hAnsi="Calibri"/>
+                <w:sz w:val="18"/>
+                <w:szCs w:val="18"/>
+              </w:rPr>
+              <w:t xml:space="preserve">JS-062</w:t>
+            </w:r>
+          </w:p>
+        </w:tc>
+        <w:tc>
+          <w:tcPr>
+            <w:tcW w:type="dxa" w:w="3011"/>
+            <w:tcBorders>
+              <w:top w:val="single" w:color="BFBFBF" w:sz="4"/>
+              <w:left w:val="single" w:color="BFBFBF" w:sz="4"/>
+              <w:bottom w:val="single" w:color="BFBFBF" w:sz="4"/>
+              <w:right w:val="single" w:color="BFBFBF" w:sz="4"/>
+            </w:tcBorders>
+            <w:tcMar>
+              <w:top w:type="dxa" w:w="60"/>
+              <w:left w:type="dxa" w:w="100"/>
+              <w:bottom w:type="dxa" w:w="60"/>
+              <w:right w:type="dxa" w:w="100"/>
+            </w:tcMar>
+          </w:tcPr>
+          <w:p>
+            <w:r>
+              <w:rPr>
+                <w:rFonts w:ascii="Calibri" w:cs="Calibri" w:eastAsia="Calibri" w:hAnsi="Calibri"/>
+                <w:sz w:val="18"/>
+                <w:szCs w:val="18"/>
+              </w:rPr>
+              <w:t xml:space="preserve">Background loop dispatches new jobs when signalled</w:t>
+            </w:r>
+          </w:p>
+        </w:tc>
+        <w:tc>
+          <w:tcPr>
+            <w:tcW w:type="dxa" w:w="2484"/>
+            <w:tcBorders>
+              <w:top w:val="single" w:color="BFBFBF" w:sz="4"/>
+              <w:left w:val="single" w:color="BFBFBF" w:sz="4"/>
+              <w:bottom w:val="single" w:color="BFBFBF" w:sz="4"/>
+              <w:right w:val="single" w:color="BFBFBF" w:sz="4"/>
+            </w:tcBorders>
+            <w:tcMar>
+              <w:top w:type="dxa" w:w="60"/>
+              <w:left w:type="dxa" w:w="100"/>
+              <w:bottom w:type="dxa" w:w="60"/>
+              <w:right w:type="dxa" w:w="100"/>
+            </w:tcMar>
+          </w:tcPr>
+          <w:p>
+            <w:r>
+              <w:rPr>
+                <w:rFonts w:ascii="Consolas" w:cs="Consolas" w:eastAsia="Consolas" w:hAnsi="Consolas"/>
+                <w:color w:val="5B2C6F"/>
+                <w:sz w:val="16"/>
+                <w:szCs w:val="16"/>
+              </w:rPr>
+              <w:t xml:space="preserve">JobDispatcherTests</w:t>
+            </w:r>
+          </w:p>
+        </w:tc>
+        <w:tc>
+          <w:tcPr>
+            <w:tcW w:type="dxa" w:w="2183"/>
+            <w:tcBorders>
+              <w:top w:val="single" w:color="BFBFBF" w:sz="4"/>
+              <w:left w:val="single" w:color="BFBFBF" w:sz="4"/>
+              <w:bottom w:val="single" w:color="BFBFBF" w:sz="4"/>
+              <w:right w:val="single" w:color="BFBFBF" w:sz="4"/>
+            </w:tcBorders>
+            <w:tcMar>
+              <w:top w:type="dxa" w:w="60"/>
+              <w:left w:type="dxa" w:w="100"/>
+              <w:bottom w:type="dxa" w:w="60"/>
+              <w:right w:type="dxa" w:w="100"/>
+            </w:tcMar>
+          </w:tcPr>
+          <w:p>
+            <w:r>
+              <w:rPr>
+                <w:rFonts w:ascii="Calibri" w:cs="Calibri" w:eastAsia="Calibri" w:hAnsi="Calibri"/>
+                <w:sz w:val="18"/>
+                <w:szCs w:val="18"/>
+              </w:rPr>
+              <w:t xml:space="preserve">Unit</w:t>
+            </w:r>
+          </w:p>
+        </w:tc>
+        <w:tc>
+          <w:tcPr>
+            <w:tcW w:type="dxa" w:w="1208"/>
+            <w:tcBorders>
+              <w:top w:val="single" w:color="BFBFBF" w:sz="4"/>
+              <w:left w:val="single" w:color="BFBFBF" w:sz="4"/>
+              <w:bottom w:val="single" w:color="BFBFBF" w:sz="4"/>
+              <w:right w:val="single" w:color="BFBFBF" w:sz="4"/>
+            </w:tcBorders>
+            <w:tcMar>
+              <w:top w:type="dxa" w:w="60"/>
+              <w:left w:type="dxa" w:w="100"/>
+              <w:bottom w:type="dxa" w:w="60"/>
+              <w:right w:type="dxa" w:w="100"/>
+            </w:tcMar>
+          </w:tcPr>
+          <w:p>
+            <w:r>
+              <w:rPr>
+                <w:rFonts w:ascii="Calibri" w:cs="Calibri" w:eastAsia="Calibri" w:hAnsi="Calibri"/>
+                <w:sz w:val="18"/>
+                <w:szCs w:val="18"/>
+              </w:rPr>
+              <w:t xml:space="preserve">Fact</w:t>
+            </w:r>
+          </w:p>
+        </w:tc>
+      </w:tr>
+      <w:tr>
+        <w:tc>
+          <w:tcPr>
+            <w:tcW w:type="dxa" w:w="752"/>
+            <w:tcBorders>
+              <w:top w:val="single" w:color="BFBFBF" w:sz="4"/>
+              <w:left w:val="single" w:color="BFBFBF" w:sz="4"/>
+              <w:bottom w:val="single" w:color="BFBFBF" w:sz="4"/>
+              <w:right w:val="single" w:color="BFBFBF" w:sz="4"/>
+            </w:tcBorders>
+            <w:tcMar>
+              <w:top w:type="dxa" w:w="60"/>
+              <w:left w:type="dxa" w:w="100"/>
+              <w:bottom w:type="dxa" w:w="60"/>
+              <w:right w:type="dxa" w:w="100"/>
+            </w:tcMar>
+          </w:tcPr>
+          <w:p>
+            <w:r>
+              <w:rPr>
+                <w:rFonts w:ascii="Calibri" w:cs="Calibri" w:eastAsia="Calibri" w:hAnsi="Calibri"/>
+                <w:sz w:val="18"/>
+                <w:szCs w:val="18"/>
+              </w:rPr>
+              <w:t xml:space="preserve">JS-037</w:t>
+            </w:r>
+          </w:p>
+        </w:tc>
+        <w:tc>
+          <w:tcPr>
+            <w:tcW w:type="dxa" w:w="3011"/>
+            <w:tcBorders>
+              <w:top w:val="single" w:color="BFBFBF" w:sz="4"/>
+              <w:left w:val="single" w:color="BFBFBF" w:sz="4"/>
+              <w:bottom w:val="single" w:color="BFBFBF" w:sz="4"/>
+              <w:right w:val="single" w:color="BFBFBF" w:sz="4"/>
+            </w:tcBorders>
+            <w:tcMar>
+              <w:top w:type="dxa" w:w="60"/>
+              <w:left w:type="dxa" w:w="100"/>
+              <w:bottom w:type="dxa" w:w="60"/>
+              <w:right w:type="dxa" w:w="100"/>
+            </w:tcMar>
+          </w:tcPr>
+          <w:p>
+            <w:r>
+              <w:rPr>
+                <w:rFonts w:ascii="Calibri" w:cs="Calibri" w:eastAsia="Calibri" w:hAnsi="Calibri"/>
+                <w:sz w:val="18"/>
+                <w:szCs w:val="18"/>
+              </w:rPr>
+              <w:t xml:space="preserve">Concurrent updates never lose a write</w:t>
+            </w:r>
+          </w:p>
+        </w:tc>
+        <w:tc>
+          <w:tcPr>
+            <w:tcW w:type="dxa" w:w="2484"/>
+            <w:tcBorders>
+              <w:top w:val="single" w:color="BFBFBF" w:sz="4"/>
+              <w:left w:val="single" w:color="BFBFBF" w:sz="4"/>
+              <w:bottom w:val="single" w:color="BFBFBF" w:sz="4"/>
+              <w:right w:val="single" w:color="BFBFBF" w:sz="4"/>
+            </w:tcBorders>
+            <w:tcMar>
+              <w:top w:type="dxa" w:w="60"/>
+              <w:left w:type="dxa" w:w="100"/>
+              <w:bottom w:type="dxa" w:w="60"/>
+              <w:right w:type="dxa" w:w="100"/>
+            </w:tcMar>
+          </w:tcPr>
+          <w:p>
+            <w:r>
+              <w:rPr>
+                <w:rFonts w:ascii="Consolas" w:cs="Consolas" w:eastAsia="Consolas" w:hAnsi="Consolas"/>
+                <w:color w:val="5B2C6F"/>
+                <w:sz w:val="16"/>
+                <w:szCs w:val="16"/>
+              </w:rPr>
+              <w:t xml:space="preserve">JobRepositoryContract</w:t>
+            </w:r>
+          </w:p>
+        </w:tc>
+        <w:tc>
+          <w:tcPr>
+            <w:tcW w:type="dxa" w:w="2183"/>
+            <w:tcBorders>
+              <w:top w:val="single" w:color="BFBFBF" w:sz="4"/>
+              <w:left w:val="single" w:color="BFBFBF" w:sz="4"/>
+              <w:bottom w:val="single" w:color="BFBFBF" w:sz="4"/>
+              <w:right w:val="single" w:color="BFBFBF" w:sz="4"/>
+            </w:tcBorders>
+            <w:tcMar>
+              <w:top w:type="dxa" w:w="60"/>
+              <w:left w:type="dxa" w:w="100"/>
+              <w:bottom w:type="dxa" w:w="60"/>
+              <w:right w:type="dxa" w:w="100"/>
+            </w:tcMar>
+          </w:tcPr>
+          <w:p>
+            <w:r>
+              <w:rPr>
+                <w:rFonts w:ascii="Calibri" w:cs="Calibri" w:eastAsia="Calibri" w:hAnsi="Calibri"/>
+                <w:sz w:val="18"/>
+                <w:szCs w:val="18"/>
+              </w:rPr>
+              <w:t xml:space="preserve">Contract (InMemory + MongoDB)</w:t>
+            </w:r>
+          </w:p>
+        </w:tc>
+        <w:tc>
+          <w:tcPr>
+            <w:tcW w:type="dxa" w:w="1208"/>
+            <w:tcBorders>
+              <w:top w:val="single" w:color="BFBFBF" w:sz="4"/>
+              <w:left w:val="single" w:color="BFBFBF" w:sz="4"/>
+              <w:bottom w:val="single" w:color="BFBFBF" w:sz="4"/>
+              <w:right w:val="single" w:color="BFBFBF" w:sz="4"/>
+            </w:tcBorders>
+            <w:tcMar>
+              <w:top w:type="dxa" w:w="60"/>
+              <w:left w:type="dxa" w:w="100"/>
+              <w:bottom w:type="dxa" w:w="60"/>
+              <w:right w:type="dxa" w:w="100"/>
+            </w:tcMar>
+          </w:tcPr>
+          <w:p>
+            <w:r>
+              <w:rPr>
+                <w:rFonts w:ascii="Calibri" w:cs="Calibri" w:eastAsia="Calibri" w:hAnsi="Calibri"/>
+                <w:sz w:val="18"/>
+                <w:szCs w:val="18"/>
+              </w:rPr>
+              <w:t xml:space="preserve">Fact · ×2 stores</w:t>
+            </w:r>
+          </w:p>
+        </w:tc>
+      </w:tr>
+      <w:tr>
+        <w:tc>
+          <w:tcPr>
+            <w:tcW w:type="dxa" w:w="752"/>
+            <w:tcBorders>
+              <w:top w:val="single" w:color="BFBFBF" w:sz="4"/>
+              <w:left w:val="single" w:color="BFBFBF" w:sz="4"/>
+              <w:bottom w:val="single" w:color="BFBFBF" w:sz="4"/>
+              <w:right w:val="single" w:color="BFBFBF" w:sz="4"/>
+            </w:tcBorders>
+            <w:tcMar>
+              <w:top w:type="dxa" w:w="60"/>
+              <w:left w:type="dxa" w:w="100"/>
+              <w:bottom w:type="dxa" w:w="60"/>
+              <w:right w:type="dxa" w:w="100"/>
+            </w:tcMar>
+          </w:tcPr>
+          <w:p>
+            <w:r>
+              <w:rPr>
+                <w:rFonts w:ascii="Calibri" w:cs="Calibri" w:eastAsia="Calibri" w:hAnsi="Calibri"/>
+                <w:sz w:val="18"/>
+                <w:szCs w:val="18"/>
+              </w:rPr>
+              <w:t xml:space="preserve">JS-035</w:t>
+            </w:r>
+          </w:p>
+        </w:tc>
+        <w:tc>
+          <w:tcPr>
+            <w:tcW w:type="dxa" w:w="3011"/>
+            <w:tcBorders>
+              <w:top w:val="single" w:color="BFBFBF" w:sz="4"/>
+              <w:left w:val="single" w:color="BFBFBF" w:sz="4"/>
+              <w:bottom w:val="single" w:color="BFBFBF" w:sz="4"/>
+              <w:right w:val="single" w:color="BFBFBF" w:sz="4"/>
+            </w:tcBorders>
+            <w:tcMar>
+              <w:top w:type="dxa" w:w="60"/>
+              <w:left w:type="dxa" w:w="100"/>
+              <w:bottom w:type="dxa" w:w="60"/>
+              <w:right w:type="dxa" w:w="100"/>
+            </w:tcMar>
+          </w:tcPr>
+          <w:p>
+            <w:r>
+              <w:rPr>
+                <w:rFonts w:ascii="Calibri" w:cs="Calibri" w:eastAsia="Calibri" w:hAnsi="Calibri"/>
+                <w:sz w:val="18"/>
+                <w:szCs w:val="18"/>
+              </w:rPr>
+              <w:t xml:space="preserve">Update with a stale version is rejected</w:t>
+            </w:r>
+          </w:p>
+        </w:tc>
+        <w:tc>
+          <w:tcPr>
+            <w:tcW w:type="dxa" w:w="2484"/>
+            <w:tcBorders>
+              <w:top w:val="single" w:color="BFBFBF" w:sz="4"/>
+              <w:left w:val="single" w:color="BFBFBF" w:sz="4"/>
+              <w:bottom w:val="single" w:color="BFBFBF" w:sz="4"/>
+              <w:right w:val="single" w:color="BFBFBF" w:sz="4"/>
+            </w:tcBorders>
+            <w:tcMar>
+              <w:top w:type="dxa" w:w="60"/>
+              <w:left w:type="dxa" w:w="100"/>
+              <w:bottom w:type="dxa" w:w="60"/>
+              <w:right w:type="dxa" w:w="100"/>
+            </w:tcMar>
+          </w:tcPr>
+          <w:p>
+            <w:r>
+              <w:rPr>
+                <w:rFonts w:ascii="Consolas" w:cs="Consolas" w:eastAsia="Consolas" w:hAnsi="Consolas"/>
+                <w:color w:val="5B2C6F"/>
+                <w:sz w:val="16"/>
+                <w:szCs w:val="16"/>
+              </w:rPr>
+              <w:t xml:space="preserve">JobRepositoryContract</w:t>
+            </w:r>
+          </w:p>
+        </w:tc>
+        <w:tc>
+          <w:tcPr>
+            <w:tcW w:type="dxa" w:w="2183"/>
+            <w:tcBorders>
+              <w:top w:val="single" w:color="BFBFBF" w:sz="4"/>
+              <w:left w:val="single" w:color="BFBFBF" w:sz="4"/>
+              <w:bottom w:val="single" w:color="BFBFBF" w:sz="4"/>
+              <w:right w:val="single" w:color="BFBFBF" w:sz="4"/>
+            </w:tcBorders>
+            <w:tcMar>
+              <w:top w:type="dxa" w:w="60"/>
+              <w:left w:type="dxa" w:w="100"/>
+              <w:bottom w:type="dxa" w:w="60"/>
+              <w:right w:type="dxa" w:w="100"/>
+            </w:tcMar>
+          </w:tcPr>
+          <w:p>
+            <w:r>
+              <w:rPr>
+                <w:rFonts w:ascii="Calibri" w:cs="Calibri" w:eastAsia="Calibri" w:hAnsi="Calibri"/>
+                <w:sz w:val="18"/>
+                <w:szCs w:val="18"/>
+              </w:rPr>
+              <w:t xml:space="preserve">Contract (InMemory + MongoDB)</w:t>
+            </w:r>
+          </w:p>
+        </w:tc>
+        <w:tc>
+          <w:tcPr>
+            <w:tcW w:type="dxa" w:w="1208"/>
+            <w:tcBorders>
+              <w:top w:val="single" w:color="BFBFBF" w:sz="4"/>
+              <w:left w:val="single" w:color="BFBFBF" w:sz="4"/>
+              <w:bottom w:val="single" w:color="BFBFBF" w:sz="4"/>
+              <w:right w:val="single" w:color="BFBFBF" w:sz="4"/>
+            </w:tcBorders>
+            <w:tcMar>
+              <w:top w:type="dxa" w:w="60"/>
+              <w:left w:type="dxa" w:w="100"/>
+              <w:bottom w:type="dxa" w:w="60"/>
+              <w:right w:type="dxa" w:w="100"/>
+            </w:tcMar>
+          </w:tcPr>
+          <w:p>
+            <w:r>
+              <w:rPr>
+                <w:rFonts w:ascii="Calibri" w:cs="Calibri" w:eastAsia="Calibri" w:hAnsi="Calibri"/>
+                <w:sz w:val="18"/>
+                <w:szCs w:val="18"/>
+              </w:rPr>
+              <w:t xml:space="preserve">Fact · ×2 stores</w:t>
+            </w:r>
+          </w:p>
+        </w:tc>
+      </w:tr>
+      <w:tr>
+        <w:tc>
+          <w:tcPr>
+            <w:tcW w:type="dxa" w:w="752"/>
+            <w:tcBorders>
+              <w:top w:val="single" w:color="BFBFBF" w:sz="4"/>
+              <w:left w:val="single" w:color="BFBFBF" w:sz="4"/>
+              <w:bottom w:val="single" w:color="BFBFBF" w:sz="4"/>
+              <w:right w:val="single" w:color="BFBFBF" w:sz="4"/>
+            </w:tcBorders>
+            <w:tcMar>
+              <w:top w:type="dxa" w:w="60"/>
+              <w:left w:type="dxa" w:w="100"/>
+              <w:bottom w:type="dxa" w:w="60"/>
+              <w:right w:type="dxa" w:w="100"/>
+            </w:tcMar>
+          </w:tcPr>
+          <w:p>
+            <w:r>
+              <w:rPr>
+                <w:rFonts w:ascii="Calibri" w:cs="Calibri" w:eastAsia="Calibri" w:hAnsi="Calibri"/>
+                <w:sz w:val="18"/>
+                <w:szCs w:val="18"/>
+              </w:rPr>
+              <w:t xml:space="preserve">JS-042</w:t>
+            </w:r>
+          </w:p>
+        </w:tc>
+        <w:tc>
+          <w:tcPr>
+            <w:tcW w:type="dxa" w:w="3011"/>
+            <w:tcBorders>
+              <w:top w:val="single" w:color="BFBFBF" w:sz="4"/>
+              <w:left w:val="single" w:color="BFBFBF" w:sz="4"/>
+              <w:bottom w:val="single" w:color="BFBFBF" w:sz="4"/>
+              <w:right w:val="single" w:color="BFBFBF" w:sz="4"/>
+            </w:tcBorders>
+            <w:tcMar>
+              <w:top w:type="dxa" w:w="60"/>
+              <w:left w:type="dxa" w:w="100"/>
+              <w:bottom w:type="dxa" w:w="60"/>
+              <w:right w:type="dxa" w:w="100"/>
+            </w:tcMar>
+          </w:tcPr>
+          <w:p>
+            <w:r>
+              <w:rPr>
+                <w:rFonts w:ascii="Calibri" w:cs="Calibri" w:eastAsia="Calibri" w:hAnsi="Calibri"/>
+                <w:sz w:val="18"/>
+                <w:szCs w:val="18"/>
+              </w:rPr>
+              <w:t xml:space="preserve">Concurrent claims never hand out the same job twice</w:t>
+            </w:r>
+          </w:p>
+        </w:tc>
+        <w:tc>
+          <w:tcPr>
+            <w:tcW w:type="dxa" w:w="2484"/>
+            <w:tcBorders>
+              <w:top w:val="single" w:color="BFBFBF" w:sz="4"/>
+              <w:left w:val="single" w:color="BFBFBF" w:sz="4"/>
+              <w:bottom w:val="single" w:color="BFBFBF" w:sz="4"/>
+              <w:right w:val="single" w:color="BFBFBF" w:sz="4"/>
+            </w:tcBorders>
+            <w:tcMar>
+              <w:top w:type="dxa" w:w="60"/>
+              <w:left w:type="dxa" w:w="100"/>
+              <w:bottom w:type="dxa" w:w="60"/>
+              <w:right w:type="dxa" w:w="100"/>
+            </w:tcMar>
+          </w:tcPr>
+          <w:p>
+            <w:r>
+              <w:rPr>
+                <w:rFonts w:ascii="Consolas" w:cs="Consolas" w:eastAsia="Consolas" w:hAnsi="Consolas"/>
+                <w:color w:val="5B2C6F"/>
+                <w:sz w:val="16"/>
+                <w:szCs w:val="16"/>
+              </w:rPr>
+              <w:t xml:space="preserve">JobRepositoryContract</w:t>
+            </w:r>
+          </w:p>
+        </w:tc>
+        <w:tc>
+          <w:tcPr>
+            <w:tcW w:type="dxa" w:w="2183"/>
+            <w:tcBorders>
+              <w:top w:val="single" w:color="BFBFBF" w:sz="4"/>
+              <w:left w:val="single" w:color="BFBFBF" w:sz="4"/>
+              <w:bottom w:val="single" w:color="BFBFBF" w:sz="4"/>
+              <w:right w:val="single" w:color="BFBFBF" w:sz="4"/>
+            </w:tcBorders>
+            <w:tcMar>
+              <w:top w:type="dxa" w:w="60"/>
+              <w:left w:type="dxa" w:w="100"/>
+              <w:bottom w:type="dxa" w:w="60"/>
+              <w:right w:type="dxa" w:w="100"/>
+            </w:tcMar>
+          </w:tcPr>
+          <w:p>
+            <w:r>
+              <w:rPr>
+                <w:rFonts w:ascii="Calibri" w:cs="Calibri" w:eastAsia="Calibri" w:hAnsi="Calibri"/>
+                <w:sz w:val="18"/>
+                <w:szCs w:val="18"/>
+              </w:rPr>
+              <w:t xml:space="preserve">Contract (InMemory + MongoDB)</w:t>
+            </w:r>
+          </w:p>
+        </w:tc>
+        <w:tc>
+          <w:tcPr>
+            <w:tcW w:type="dxa" w:w="1208"/>
+            <w:tcBorders>
+              <w:top w:val="single" w:color="BFBFBF" w:sz="4"/>
+              <w:left w:val="single" w:color="BFBFBF" w:sz="4"/>
+              <w:bottom w:val="single" w:color="BFBFBF" w:sz="4"/>
+              <w:right w:val="single" w:color="BFBFBF" w:sz="4"/>
+            </w:tcBorders>
+            <w:tcMar>
+              <w:top w:type="dxa" w:w="60"/>
+              <w:left w:type="dxa" w:w="100"/>
+              <w:bottom w:type="dxa" w:w="60"/>
+              <w:right w:type="dxa" w:w="100"/>
+            </w:tcMar>
+          </w:tcPr>
+          <w:p>
+            <w:r>
+              <w:rPr>
+                <w:rFonts w:ascii="Calibri" w:cs="Calibri" w:eastAsia="Calibri" w:hAnsi="Calibri"/>
+                <w:sz w:val="18"/>
+                <w:szCs w:val="18"/>
+              </w:rPr>
+              <w:t xml:space="preserve">Fact · ×2 stores</w:t>
+            </w:r>
+          </w:p>
+        </w:tc>
+      </w:tr>
+      <w:tr>
+        <w:tc>
+          <w:tcPr>
+            <w:tcW w:type="dxa" w:w="752"/>
+            <w:tcBorders>
+              <w:top w:val="single" w:color="BFBFBF" w:sz="4"/>
+              <w:left w:val="single" w:color="BFBFBF" w:sz="4"/>
+              <w:bottom w:val="single" w:color="BFBFBF" w:sz="4"/>
+              <w:right w:val="single" w:color="BFBFBF" w:sz="4"/>
+            </w:tcBorders>
+            <w:tcMar>
+              <w:top w:type="dxa" w:w="60"/>
+              <w:left w:type="dxa" w:w="100"/>
+              <w:bottom w:type="dxa" w:w="60"/>
+              <w:right w:type="dxa" w:w="100"/>
+            </w:tcMar>
+          </w:tcPr>
+          <w:p>
+            <w:r>
+              <w:rPr>
+                <w:rFonts w:ascii="Calibri" w:cs="Calibri" w:eastAsia="Calibri" w:hAnsi="Calibri"/>
+                <w:sz w:val="18"/>
+                <w:szCs w:val="18"/>
+              </w:rPr>
+              <w:t xml:space="preserve">JS-039</w:t>
+            </w:r>
+          </w:p>
+        </w:tc>
+        <w:tc>
+          <w:tcPr>
+            <w:tcW w:type="dxa" w:w="3011"/>
+            <w:tcBorders>
+              <w:top w:val="single" w:color="BFBFBF" w:sz="4"/>
+              <w:left w:val="single" w:color="BFBFBF" w:sz="4"/>
+              <w:bottom w:val="single" w:color="BFBFBF" w:sz="4"/>
+              <w:right w:val="single" w:color="BFBFBF" w:sz="4"/>
+            </w:tcBorders>
+            <w:tcMar>
+              <w:top w:type="dxa" w:w="60"/>
+              <w:left w:type="dxa" w:w="100"/>
+              <w:bottom w:type="dxa" w:w="60"/>
+              <w:right w:type="dxa" w:w="100"/>
+            </w:tcMar>
+          </w:tcPr>
+          <w:p>
+            <w:r>
+              <w:rPr>
+                <w:rFonts w:ascii="Calibri" w:cs="Calibri" w:eastAsia="Calibri" w:hAnsi="Calibri"/>
+                <w:sz w:val="18"/>
+                <w:szCs w:val="18"/>
+              </w:rPr>
+              <w:t xml:space="preserve">Claim leases the due pending job until the lease expires</w:t>
+            </w:r>
+          </w:p>
+        </w:tc>
+        <w:tc>
+          <w:tcPr>
+            <w:tcW w:type="dxa" w:w="2484"/>
+            <w:tcBorders>
+              <w:top w:val="single" w:color="BFBFBF" w:sz="4"/>
+              <w:left w:val="single" w:color="BFBFBF" w:sz="4"/>
+              <w:bottom w:val="single" w:color="BFBFBF" w:sz="4"/>
+              <w:right w:val="single" w:color="BFBFBF" w:sz="4"/>
+            </w:tcBorders>
+            <w:tcMar>
+              <w:top w:type="dxa" w:w="60"/>
+              <w:left w:type="dxa" w:w="100"/>
+              <w:bottom w:type="dxa" w:w="60"/>
+              <w:right w:type="dxa" w:w="100"/>
+            </w:tcMar>
+          </w:tcPr>
+          <w:p>
+            <w:r>
+              <w:rPr>
+                <w:rFonts w:ascii="Consolas" w:cs="Consolas" w:eastAsia="Consolas" w:hAnsi="Consolas"/>
+                <w:color w:val="5B2C6F"/>
+                <w:sz w:val="16"/>
+                <w:szCs w:val="16"/>
+              </w:rPr>
+              <w:t xml:space="preserve">JobRepositoryContract</w:t>
+            </w:r>
+          </w:p>
+        </w:tc>
+        <w:tc>
+          <w:tcPr>
+            <w:tcW w:type="dxa" w:w="2183"/>
+            <w:tcBorders>
+              <w:top w:val="single" w:color="BFBFBF" w:sz="4"/>
+              <w:left w:val="single" w:color="BFBFBF" w:sz="4"/>
+              <w:bottom w:val="single" w:color="BFBFBF" w:sz="4"/>
+              <w:right w:val="single" w:color="BFBFBF" w:sz="4"/>
+            </w:tcBorders>
+            <w:tcMar>
+              <w:top w:type="dxa" w:w="60"/>
+              <w:left w:type="dxa" w:w="100"/>
+              <w:bottom w:type="dxa" w:w="60"/>
+              <w:right w:type="dxa" w:w="100"/>
+            </w:tcMar>
+          </w:tcPr>
+          <w:p>
+            <w:r>
+              <w:rPr>
+                <w:rFonts w:ascii="Calibri" w:cs="Calibri" w:eastAsia="Calibri" w:hAnsi="Calibri"/>
+                <w:sz w:val="18"/>
+                <w:szCs w:val="18"/>
+              </w:rPr>
+              <w:t xml:space="preserve">Contract (InMemory + MongoDB)</w:t>
+            </w:r>
+          </w:p>
+        </w:tc>
+        <w:tc>
+          <w:tcPr>
+            <w:tcW w:type="dxa" w:w="1208"/>
+            <w:tcBorders>
+              <w:top w:val="single" w:color="BFBFBF" w:sz="4"/>
+              <w:left w:val="single" w:color="BFBFBF" w:sz="4"/>
+              <w:bottom w:val="single" w:color="BFBFBF" w:sz="4"/>
+              <w:right w:val="single" w:color="BFBFBF" w:sz="4"/>
+            </w:tcBorders>
+            <w:tcMar>
+              <w:top w:type="dxa" w:w="60"/>
+              <w:left w:type="dxa" w:w="100"/>
+              <w:bottom w:type="dxa" w:w="60"/>
+              <w:right w:type="dxa" w:w="100"/>
+            </w:tcMar>
+          </w:tcPr>
+          <w:p>
+            <w:r>
+              <w:rPr>
+                <w:rFonts w:ascii="Calibri" w:cs="Calibri" w:eastAsia="Calibri" w:hAnsi="Calibri"/>
+                <w:sz w:val="18"/>
+                <w:szCs w:val="18"/>
+              </w:rPr>
+              <w:t xml:space="preserve">Fact · ×2 stores</w:t>
+            </w:r>
+          </w:p>
+        </w:tc>
+      </w:tr>
+      <w:tr>
+        <w:tc>
+          <w:tcPr>
+            <w:tcW w:type="dxa" w:w="752"/>
+            <w:tcBorders>
+              <w:top w:val="single" w:color="BFBFBF" w:sz="4"/>
+              <w:left w:val="single" w:color="BFBFBF" w:sz="4"/>
+              <w:bottom w:val="single" w:color="BFBFBF" w:sz="4"/>
+              <w:right w:val="single" w:color="BFBFBF" w:sz="4"/>
+            </w:tcBorders>
+            <w:tcMar>
+              <w:top w:type="dxa" w:w="60"/>
+              <w:left w:type="dxa" w:w="100"/>
+              <w:bottom w:type="dxa" w:w="60"/>
+              <w:right w:type="dxa" w:w="100"/>
+            </w:tcMar>
+          </w:tcPr>
+          <w:p>
+            <w:r>
+              <w:rPr>
+                <w:rFonts w:ascii="Calibri" w:cs="Calibri" w:eastAsia="Calibri" w:hAnsi="Calibri"/>
+                <w:sz w:val="18"/>
+                <w:szCs w:val="18"/>
+              </w:rPr>
+              <w:t xml:space="preserve">JS-084</w:t>
+            </w:r>
+          </w:p>
+        </w:tc>
+        <w:tc>
+          <w:tcPr>
+            <w:tcW w:type="dxa" w:w="3011"/>
+            <w:tcBorders>
+              <w:top w:val="single" w:color="BFBFBF" w:sz="4"/>
+              <w:left w:val="single" w:color="BFBFBF" w:sz="4"/>
+              <w:bottom w:val="single" w:color="BFBFBF" w:sz="4"/>
+              <w:right w:val="single" w:color="BFBFBF" w:sz="4"/>
+            </w:tcBorders>
+            <w:tcMar>
+              <w:top w:type="dxa" w:w="60"/>
+              <w:left w:type="dxa" w:w="100"/>
+              <w:bottom w:type="dxa" w:w="60"/>
+              <w:right w:type="dxa" w:w="100"/>
+            </w:tcMar>
+          </w:tcPr>
+          <w:p>
+            <w:r>
+              <w:rPr>
+                <w:rFonts w:ascii="Calibri" w:cs="Calibri" w:eastAsia="Calibri" w:hAnsi="Calibri"/>
+                <w:sz w:val="18"/>
+                <w:szCs w:val="18"/>
+              </w:rPr>
+              <w:t xml:space="preserve">Reloads and retries on conflict</w:t>
+            </w:r>
+          </w:p>
+        </w:tc>
+        <w:tc>
+          <w:tcPr>
+            <w:tcW w:type="dxa" w:w="2484"/>
+            <w:tcBorders>
+              <w:top w:val="single" w:color="BFBFBF" w:sz="4"/>
+              <w:left w:val="single" w:color="BFBFBF" w:sz="4"/>
+              <w:bottom w:val="single" w:color="BFBFBF" w:sz="4"/>
+              <w:right w:val="single" w:color="BFBFBF" w:sz="4"/>
+            </w:tcBorders>
+            <w:tcMar>
+              <w:top w:type="dxa" w:w="60"/>
+              <w:left w:type="dxa" w:w="100"/>
+              <w:bottom w:type="dxa" w:w="60"/>
+              <w:right w:type="dxa" w:w="100"/>
+            </w:tcMar>
+          </w:tcPr>
+          <w:p>
+            <w:r>
+              <w:rPr>
+                <w:rFonts w:ascii="Consolas" w:cs="Consolas" w:eastAsia="Consolas" w:hAnsi="Consolas"/>
+                <w:color w:val="5B2C6F"/>
+                <w:sz w:val="16"/>
+                <w:szCs w:val="16"/>
+              </w:rPr>
+              <w:t xml:space="preserve">JobRepositoryExtensionsTests</w:t>
+            </w:r>
+          </w:p>
+        </w:tc>
+        <w:tc>
+          <w:tcPr>
+            <w:tcW w:type="dxa" w:w="2183"/>
+            <w:tcBorders>
+              <w:top w:val="single" w:color="BFBFBF" w:sz="4"/>
+              <w:left w:val="single" w:color="BFBFBF" w:sz="4"/>
+              <w:bottom w:val="single" w:color="BFBFBF" w:sz="4"/>
+              <w:right w:val="single" w:color="BFBFBF" w:sz="4"/>
+            </w:tcBorders>
+            <w:tcMar>
+              <w:top w:type="dxa" w:w="60"/>
+              <w:left w:type="dxa" w:w="100"/>
+              <w:bottom w:type="dxa" w:w="60"/>
+              <w:right w:type="dxa" w:w="100"/>
+            </w:tcMar>
+          </w:tcPr>
+          <w:p>
+            <w:r>
+              <w:rPr>
+                <w:rFonts w:ascii="Calibri" w:cs="Calibri" w:eastAsia="Calibri" w:hAnsi="Calibri"/>
+                <w:sz w:val="18"/>
+                <w:szCs w:val="18"/>
+              </w:rPr>
+              <w:t xml:space="preserve">Unit</w:t>
+            </w:r>
+          </w:p>
+        </w:tc>
+        <w:tc>
+          <w:tcPr>
+            <w:tcW w:type="dxa" w:w="1208"/>
+            <w:tcBorders>
+              <w:top w:val="single" w:color="BFBFBF" w:sz="4"/>
+              <w:left w:val="single" w:color="BFBFBF" w:sz="4"/>
+              <w:bottom w:val="single" w:color="BFBFBF" w:sz="4"/>
+              <w:right w:val="single" w:color="BFBFBF" w:sz="4"/>
+            </w:tcBorders>
+            <w:tcMar>
+              <w:top w:type="dxa" w:w="60"/>
+              <w:left w:type="dxa" w:w="100"/>
+              <w:bottom w:type="dxa" w:w="60"/>
+              <w:right w:type="dxa" w:w="100"/>
+            </w:tcMar>
+          </w:tcPr>
+          <w:p>
+            <w:r>
+              <w:rPr>
+                <w:rFonts w:ascii="Calibri" w:cs="Calibri" w:eastAsia="Calibri" w:hAnsi="Calibri"/>
+                <w:sz w:val="18"/>
+                <w:szCs w:val="18"/>
+              </w:rPr>
+              <w:t xml:space="preserve">Fact</w:t>
+            </w:r>
+          </w:p>
+        </w:tc>
+      </w:tr>
+      <w:tr>
+        <w:tc>
+          <w:tcPr>
+            <w:tcW w:type="dxa" w:w="752"/>
+            <w:tcBorders>
+              <w:top w:val="single" w:color="BFBFBF" w:sz="4"/>
+              <w:left w:val="single" w:color="BFBFBF" w:sz="4"/>
+              <w:bottom w:val="single" w:color="BFBFBF" w:sz="4"/>
+              <w:right w:val="single" w:color="BFBFBF" w:sz="4"/>
+            </w:tcBorders>
+            <w:tcMar>
+              <w:top w:type="dxa" w:w="60"/>
+              <w:left w:type="dxa" w:w="100"/>
+              <w:bottom w:type="dxa" w:w="60"/>
+              <w:right w:type="dxa" w:w="100"/>
+            </w:tcMar>
+          </w:tcPr>
+          <w:p>
+            <w:r>
+              <w:rPr>
+                <w:rFonts w:ascii="Calibri" w:cs="Calibri" w:eastAsia="Calibri" w:hAnsi="Calibri"/>
+                <w:sz w:val="18"/>
+                <w:szCs w:val="18"/>
+              </w:rPr>
+              <w:t xml:space="preserve">JS-085</w:t>
+            </w:r>
+          </w:p>
+        </w:tc>
+        <w:tc>
+          <w:tcPr>
+            <w:tcW w:type="dxa" w:w="3011"/>
+            <w:tcBorders>
+              <w:top w:val="single" w:color="BFBFBF" w:sz="4"/>
+              <w:left w:val="single" w:color="BFBFBF" w:sz="4"/>
+              <w:bottom w:val="single" w:color="BFBFBF" w:sz="4"/>
+              <w:right w:val="single" w:color="BFBFBF" w:sz="4"/>
+            </w:tcBorders>
+            <w:tcMar>
+              <w:top w:type="dxa" w:w="60"/>
+              <w:left w:type="dxa" w:w="100"/>
+              <w:bottom w:type="dxa" w:w="60"/>
+              <w:right w:type="dxa" w:w="100"/>
+            </w:tcMar>
+          </w:tcPr>
+          <w:p>
+            <w:r>
+              <w:rPr>
+                <w:rFonts w:ascii="Calibri" w:cs="Calibri" w:eastAsia="Calibri" w:hAnsi="Calibri"/>
+                <w:sz w:val="18"/>
+                <w:szCs w:val="18"/>
+              </w:rPr>
+              <w:t xml:space="preserve">Gives up after max attempts</w:t>
+            </w:r>
+          </w:p>
+        </w:tc>
+        <w:tc>
+          <w:tcPr>
+            <w:tcW w:type="dxa" w:w="2484"/>
+            <w:tcBorders>
+              <w:top w:val="single" w:color="BFBFBF" w:sz="4"/>
+              <w:left w:val="single" w:color="BFBFBF" w:sz="4"/>
+              <w:bottom w:val="single" w:color="BFBFBF" w:sz="4"/>
+              <w:right w:val="single" w:color="BFBFBF" w:sz="4"/>
+            </w:tcBorders>
+            <w:tcMar>
+              <w:top w:type="dxa" w:w="60"/>
+              <w:left w:type="dxa" w:w="100"/>
+              <w:bottom w:type="dxa" w:w="60"/>
+              <w:right w:type="dxa" w:w="100"/>
+            </w:tcMar>
+          </w:tcPr>
+          <w:p>
+            <w:r>
+              <w:rPr>
+                <w:rFonts w:ascii="Consolas" w:cs="Consolas" w:eastAsia="Consolas" w:hAnsi="Consolas"/>
+                <w:color w:val="5B2C6F"/>
+                <w:sz w:val="16"/>
+                <w:szCs w:val="16"/>
+              </w:rPr>
+              <w:t xml:space="preserve">JobRepositoryExtensionsTests</w:t>
+            </w:r>
+          </w:p>
+        </w:tc>
+        <w:tc>
+          <w:tcPr>
+            <w:tcW w:type="dxa" w:w="2183"/>
+            <w:tcBorders>
+              <w:top w:val="single" w:color="BFBFBF" w:sz="4"/>
+              <w:left w:val="single" w:color="BFBFBF" w:sz="4"/>
+              <w:bottom w:val="single" w:color="BFBFBF" w:sz="4"/>
+              <w:right w:val="single" w:color="BFBFBF" w:sz="4"/>
+            </w:tcBorders>
+            <w:tcMar>
+              <w:top w:type="dxa" w:w="60"/>
+              <w:left w:type="dxa" w:w="100"/>
+              <w:bottom w:type="dxa" w:w="60"/>
+              <w:right w:type="dxa" w:w="100"/>
+            </w:tcMar>
+          </w:tcPr>
+          <w:p>
+            <w:r>
+              <w:rPr>
+                <w:rFonts w:ascii="Calibri" w:cs="Calibri" w:eastAsia="Calibri" w:hAnsi="Calibri"/>
+                <w:sz w:val="18"/>
+                <w:szCs w:val="18"/>
+              </w:rPr>
+              <w:t xml:space="preserve">Unit</w:t>
+            </w:r>
+          </w:p>
+        </w:tc>
+        <w:tc>
+          <w:tcPr>
+            <w:tcW w:type="dxa" w:w="1208"/>
+            <w:tcBorders>
+              <w:top w:val="single" w:color="BFBFBF" w:sz="4"/>
+              <w:left w:val="single" w:color="BFBFBF" w:sz="4"/>
+              <w:bottom w:val="single" w:color="BFBFBF" w:sz="4"/>
+              <w:right w:val="single" w:color="BFBFBF" w:sz="4"/>
+            </w:tcBorders>
+            <w:tcMar>
+              <w:top w:type="dxa" w:w="60"/>
+              <w:left w:type="dxa" w:w="100"/>
+              <w:bottom w:type="dxa" w:w="60"/>
+              <w:right w:type="dxa" w:w="100"/>
+            </w:tcMar>
+          </w:tcPr>
+          <w:p>
+            <w:r>
+              <w:rPr>
+                <w:rFonts w:ascii="Calibri" w:cs="Calibri" w:eastAsia="Calibri" w:hAnsi="Calibri"/>
+                <w:sz w:val="18"/>
+                <w:szCs w:val="18"/>
+              </w:rPr>
+              <w:t xml:space="preserve">Fact</w:t>
+            </w:r>
+          </w:p>
+        </w:tc>
+      </w:tr>
+      <w:tr>
+        <w:tc>
+          <w:tcPr>
+            <w:tcW w:type="dxa" w:w="752"/>
+            <w:tcBorders>
+              <w:top w:val="single" w:color="BFBFBF" w:sz="4"/>
+              <w:left w:val="single" w:color="BFBFBF" w:sz="4"/>
+              <w:bottom w:val="single" w:color="BFBFBF" w:sz="4"/>
+              <w:right w:val="single" w:color="BFBFBF" w:sz="4"/>
+            </w:tcBorders>
+            <w:tcMar>
+              <w:top w:type="dxa" w:w="60"/>
+              <w:left w:type="dxa" w:w="100"/>
+              <w:bottom w:type="dxa" w:w="60"/>
+              <w:right w:type="dxa" w:w="100"/>
+            </w:tcMar>
+          </w:tcPr>
+          <w:p>
+            <w:r>
+              <w:rPr>
+                <w:rFonts w:ascii="Calibri" w:cs="Calibri" w:eastAsia="Calibri" w:hAnsi="Calibri"/>
+                <w:sz w:val="18"/>
+                <w:szCs w:val="18"/>
+              </w:rPr>
+              <w:t xml:space="preserve">JS-140</w:t>
+            </w:r>
+          </w:p>
+        </w:tc>
+        <w:tc>
+          <w:tcPr>
+            <w:tcW w:type="dxa" w:w="3011"/>
+            <w:tcBorders>
+              <w:top w:val="single" w:color="BFBFBF" w:sz="4"/>
+              <w:left w:val="single" w:color="BFBFBF" w:sz="4"/>
+              <w:bottom w:val="single" w:color="BFBFBF" w:sz="4"/>
+              <w:right w:val="single" w:color="BFBFBF" w:sz="4"/>
+            </w:tcBorders>
+            <w:tcMar>
+              <w:top w:type="dxa" w:w="60"/>
+              <w:left w:type="dxa" w:w="100"/>
+              <w:bottom w:type="dxa" w:w="60"/>
+              <w:right w:type="dxa" w:w="100"/>
+            </w:tcMar>
+          </w:tcPr>
+          <w:p>
+            <w:r>
+              <w:rPr>
+                <w:rFonts w:ascii="Calibri" w:cs="Calibri" w:eastAsia="Calibri" w:hAnsi="Calibri"/>
+                <w:sz w:val="18"/>
+                <w:szCs w:val="18"/>
+              </w:rPr>
+              <w:t xml:space="preserve">Events are processed in order per connection</w:t>
+            </w:r>
+          </w:p>
+        </w:tc>
+        <w:tc>
+          <w:tcPr>
+            <w:tcW w:type="dxa" w:w="2484"/>
+            <w:tcBorders>
+              <w:top w:val="single" w:color="BFBFBF" w:sz="4"/>
+              <w:left w:val="single" w:color="BFBFBF" w:sz="4"/>
+              <w:bottom w:val="single" w:color="BFBFBF" w:sz="4"/>
+              <w:right w:val="single" w:color="BFBFBF" w:sz="4"/>
+            </w:tcBorders>
+            <w:tcMar>
+              <w:top w:type="dxa" w:w="60"/>
+              <w:left w:type="dxa" w:w="100"/>
+              <w:bottom w:type="dxa" w:w="60"/>
+              <w:right w:type="dxa" w:w="100"/>
+            </w:tcMar>
+          </w:tcPr>
+          <w:p>
+            <w:r>
+              <w:rPr>
+                <w:rFonts w:ascii="Consolas" w:cs="Consolas" w:eastAsia="Consolas" w:hAnsi="Consolas"/>
+                <w:color w:val="5B2C6F"/>
+                <w:sz w:val="16"/>
+                <w:szCs w:val="16"/>
+              </w:rPr>
+              <w:t xml:space="preserve">ProcessorEventsEndpointTests</w:t>
+            </w:r>
+          </w:p>
+        </w:tc>
+        <w:tc>
+          <w:tcPr>
+            <w:tcW w:type="dxa" w:w="2183"/>
+            <w:tcBorders>
+              <w:top w:val="single" w:color="BFBFBF" w:sz="4"/>
+              <w:left w:val="single" w:color="BFBFBF" w:sz="4"/>
+              <w:bottom w:val="single" w:color="BFBFBF" w:sz="4"/>
+              <w:right w:val="single" w:color="BFBFBF" w:sz="4"/>
+            </w:tcBorders>
+            <w:tcMar>
+              <w:top w:type="dxa" w:w="60"/>
+              <w:left w:type="dxa" w:w="100"/>
+              <w:bottom w:type="dxa" w:w="60"/>
+              <w:right w:type="dxa" w:w="100"/>
+            </w:tcMar>
+          </w:tcPr>
+          <w:p>
+            <w:r>
+              <w:rPr>
+                <w:rFonts w:ascii="Calibri" w:cs="Calibri" w:eastAsia="Calibri" w:hAnsi="Calibri"/>
+                <w:sz w:val="18"/>
+                <w:szCs w:val="18"/>
+              </w:rPr>
+              <w:t xml:space="preserve">Component</w:t>
+            </w:r>
+          </w:p>
+        </w:tc>
+        <w:tc>
+          <w:tcPr>
+            <w:tcW w:type="dxa" w:w="1208"/>
+            <w:tcBorders>
+              <w:top w:val="single" w:color="BFBFBF" w:sz="4"/>
+              <w:left w:val="single" w:color="BFBFBF" w:sz="4"/>
+              <w:bottom w:val="single" w:color="BFBFBF" w:sz="4"/>
+              <w:right w:val="single" w:color="BFBFBF" w:sz="4"/>
+            </w:tcBorders>
+            <w:tcMar>
+              <w:top w:type="dxa" w:w="60"/>
+              <w:left w:type="dxa" w:w="100"/>
+              <w:bottom w:type="dxa" w:w="60"/>
+              <w:right w:type="dxa" w:w="100"/>
+            </w:tcMar>
+          </w:tcPr>
+          <w:p>
+            <w:r>
+              <w:rPr>
+                <w:rFonts w:ascii="Calibri" w:cs="Calibri" w:eastAsia="Calibri" w:hAnsi="Calibri"/>
+                <w:sz w:val="18"/>
+                <w:szCs w:val="18"/>
+              </w:rPr>
+              <w:t xml:space="preserve">Fact</w:t>
+            </w:r>
+          </w:p>
+        </w:tc>
+      </w:tr>
+      <w:tr>
+        <w:tc>
+          <w:tcPr>
+            <w:tcW w:type="dxa" w:w="752"/>
+            <w:tcBorders>
+              <w:top w:val="single" w:color="BFBFBF" w:sz="4"/>
+              <w:left w:val="single" w:color="BFBFBF" w:sz="4"/>
+              <w:bottom w:val="single" w:color="BFBFBF" w:sz="4"/>
+              <w:right w:val="single" w:color="BFBFBF" w:sz="4"/>
+            </w:tcBorders>
+            <w:tcMar>
+              <w:top w:type="dxa" w:w="60"/>
+              <w:left w:type="dxa" w:w="100"/>
+              <w:bottom w:type="dxa" w:w="60"/>
+              <w:right w:type="dxa" w:w="100"/>
+            </w:tcMar>
+          </w:tcPr>
+          <w:p>
+            <w:r>
+              <w:rPr>
+                <w:rFonts w:ascii="Calibri" w:cs="Calibri" w:eastAsia="Calibri" w:hAnsi="Calibri"/>
+                <w:sz w:val="18"/>
+                <w:szCs w:val="18"/>
+              </w:rPr>
+              <w:t xml:space="preserve">JS-091</w:t>
+            </w:r>
+          </w:p>
+        </w:tc>
+        <w:tc>
+          <w:tcPr>
+            <w:tcW w:type="dxa" w:w="3011"/>
+            <w:tcBorders>
+              <w:top w:val="single" w:color="BFBFBF" w:sz="4"/>
+              <w:left w:val="single" w:color="BFBFBF" w:sz="4"/>
+              <w:bottom w:val="single" w:color="BFBFBF" w:sz="4"/>
+              <w:right w:val="single" w:color="BFBFBF" w:sz="4"/>
+            </w:tcBorders>
+            <w:tcMar>
+              <w:top w:type="dxa" w:w="60"/>
+              <w:left w:type="dxa" w:w="100"/>
+              <w:bottom w:type="dxa" w:w="60"/>
+              <w:right w:type="dxa" w:w="100"/>
+            </w:tcMar>
+          </w:tcPr>
+          <w:p>
+            <w:r>
+              <w:rPr>
+                <w:rFonts w:ascii="Calibri" w:cs="Calibri" w:eastAsia="Calibri" w:hAnsi="Calibri"/>
+                <w:sz w:val="18"/>
+                <w:szCs w:val="18"/>
+              </w:rPr>
+              <w:t xml:space="preserve">Slow subscriber keeps the latest snapshots and never blocks the publisher</w:t>
+            </w:r>
+          </w:p>
+        </w:tc>
+        <w:tc>
+          <w:tcPr>
+            <w:tcW w:type="dxa" w:w="2484"/>
+            <w:tcBorders>
+              <w:top w:val="single" w:color="BFBFBF" w:sz="4"/>
+              <w:left w:val="single" w:color="BFBFBF" w:sz="4"/>
+              <w:bottom w:val="single" w:color="BFBFBF" w:sz="4"/>
+              <w:right w:val="single" w:color="BFBFBF" w:sz="4"/>
+            </w:tcBorders>
+            <w:tcMar>
+              <w:top w:type="dxa" w:w="60"/>
+              <w:left w:type="dxa" w:w="100"/>
+              <w:bottom w:type="dxa" w:w="60"/>
+              <w:right w:type="dxa" w:w="100"/>
+            </w:tcMar>
+          </w:tcPr>
+          <w:p>
+            <w:r>
+              <w:rPr>
+                <w:rFonts w:ascii="Consolas" w:cs="Consolas" w:eastAsia="Consolas" w:hAnsi="Consolas"/>
+                <w:color w:val="5B2C6F"/>
+                <w:sz w:val="16"/>
+                <w:szCs w:val="16"/>
+              </w:rPr>
+              <w:t xml:space="preserve">InMemoryJobUpdateBroadcasterTests</w:t>
+            </w:r>
+          </w:p>
+        </w:tc>
+        <w:tc>
+          <w:tcPr>
+            <w:tcW w:type="dxa" w:w="2183"/>
+            <w:tcBorders>
+              <w:top w:val="single" w:color="BFBFBF" w:sz="4"/>
+              <w:left w:val="single" w:color="BFBFBF" w:sz="4"/>
+              <w:bottom w:val="single" w:color="BFBFBF" w:sz="4"/>
+              <w:right w:val="single" w:color="BFBFBF" w:sz="4"/>
+            </w:tcBorders>
+            <w:tcMar>
+              <w:top w:type="dxa" w:w="60"/>
+              <w:left w:type="dxa" w:w="100"/>
+              <w:bottom w:type="dxa" w:w="60"/>
+              <w:right w:type="dxa" w:w="100"/>
+            </w:tcMar>
+          </w:tcPr>
+          <w:p>
+            <w:r>
+              <w:rPr>
+                <w:rFonts w:ascii="Calibri" w:cs="Calibri" w:eastAsia="Calibri" w:hAnsi="Calibri"/>
+                <w:sz w:val="18"/>
+                <w:szCs w:val="18"/>
+              </w:rPr>
+              <w:t xml:space="preserve">Unit</w:t>
+            </w:r>
+          </w:p>
+        </w:tc>
+        <w:tc>
+          <w:tcPr>
+            <w:tcW w:type="dxa" w:w="1208"/>
+            <w:tcBorders>
+              <w:top w:val="single" w:color="BFBFBF" w:sz="4"/>
+              <w:left w:val="single" w:color="BFBFBF" w:sz="4"/>
+              <w:bottom w:val="single" w:color="BFBFBF" w:sz="4"/>
+              <w:right w:val="single" w:color="BFBFBF" w:sz="4"/>
+            </w:tcBorders>
+            <w:tcMar>
+              <w:top w:type="dxa" w:w="60"/>
+              <w:left w:type="dxa" w:w="100"/>
+              <w:bottom w:type="dxa" w:w="60"/>
+              <w:right w:type="dxa" w:w="100"/>
+            </w:tcMar>
+          </w:tcPr>
+          <w:p>
+            <w:r>
+              <w:rPr>
+                <w:rFonts w:ascii="Calibri" w:cs="Calibri" w:eastAsia="Calibri" w:hAnsi="Calibri"/>
+                <w:sz w:val="18"/>
+                <w:szCs w:val="18"/>
+              </w:rPr>
+              <w:t xml:space="preserve">Fact</w:t>
+            </w:r>
+          </w:p>
+        </w:tc>
+      </w:tr>
+      <w:tr>
+        <w:tc>
+          <w:tcPr>
+            <w:tcW w:type="dxa" w:w="752"/>
+            <w:tcBorders>
+              <w:top w:val="single" w:color="BFBFBF" w:sz="4"/>
+              <w:left w:val="single" w:color="BFBFBF" w:sz="4"/>
+              <w:bottom w:val="single" w:color="BFBFBF" w:sz="4"/>
+              <w:right w:val="single" w:color="BFBFBF" w:sz="4"/>
+            </w:tcBorders>
+            <w:tcMar>
+              <w:top w:type="dxa" w:w="60"/>
+              <w:left w:type="dxa" w:w="100"/>
+              <w:bottom w:type="dxa" w:w="60"/>
+              <w:right w:type="dxa" w:w="100"/>
+            </w:tcMar>
+          </w:tcPr>
+          <w:p>
+            <w:r>
+              <w:rPr>
+                <w:rFonts w:ascii="Calibri" w:cs="Calibri" w:eastAsia="Calibri" w:hAnsi="Calibri"/>
+                <w:sz w:val="18"/>
+                <w:szCs w:val="18"/>
+              </w:rPr>
+              <w:t xml:space="preserve">E2E-002</w:t>
+            </w:r>
+          </w:p>
+        </w:tc>
+        <w:tc>
+          <w:tcPr>
+            <w:tcW w:type="dxa" w:w="3011"/>
+            <w:tcBorders>
+              <w:top w:val="single" w:color="BFBFBF" w:sz="4"/>
+              <w:left w:val="single" w:color="BFBFBF" w:sz="4"/>
+              <w:bottom w:val="single" w:color="BFBFBF" w:sz="4"/>
+              <w:right w:val="single" w:color="BFBFBF" w:sz="4"/>
+            </w:tcBorders>
+            <w:tcMar>
+              <w:top w:type="dxa" w:w="60"/>
+              <w:left w:type="dxa" w:w="100"/>
+              <w:bottom w:type="dxa" w:w="60"/>
+              <w:right w:type="dxa" w:w="100"/>
+            </w:tcMar>
+          </w:tcPr>
+          <w:p>
+            <w:r>
+              <w:rPr>
+                <w:rFonts w:ascii="Calibri" w:cs="Calibri" w:eastAsia="Calibri" w:hAnsi="Calibri"/>
+                <w:sz w:val="18"/>
+                <w:szCs w:val="18"/>
+              </w:rPr>
+              <w:t xml:space="preserve">Ten concurrent jobs of 1000 documents complete with bounded parallelism</w:t>
+            </w:r>
+          </w:p>
+        </w:tc>
+        <w:tc>
+          <w:tcPr>
+            <w:tcW w:type="dxa" w:w="2484"/>
+            <w:tcBorders>
+              <w:top w:val="single" w:color="BFBFBF" w:sz="4"/>
+              <w:left w:val="single" w:color="BFBFBF" w:sz="4"/>
+              <w:bottom w:val="single" w:color="BFBFBF" w:sz="4"/>
+              <w:right w:val="single" w:color="BFBFBF" w:sz="4"/>
+            </w:tcBorders>
+            <w:tcMar>
+              <w:top w:type="dxa" w:w="60"/>
+              <w:left w:type="dxa" w:w="100"/>
+              <w:bottom w:type="dxa" w:w="60"/>
+              <w:right w:type="dxa" w:w="100"/>
+            </w:tcMar>
+          </w:tcPr>
+          <w:p>
+            <w:r>
+              <w:rPr>
+                <w:rFonts w:ascii="Consolas" w:cs="Consolas" w:eastAsia="Consolas" w:hAnsi="Consolas"/>
+                <w:color w:val="5B2C6F"/>
+                <w:sz w:val="16"/>
+                <w:szCs w:val="16"/>
+              </w:rPr>
+              <w:t xml:space="preserve">EndToEndTests</w:t>
+            </w:r>
+          </w:p>
+        </w:tc>
+        <w:tc>
+          <w:tcPr>
+            <w:tcW w:type="dxa" w:w="2183"/>
+            <w:tcBorders>
+              <w:top w:val="single" w:color="BFBFBF" w:sz="4"/>
+              <w:left w:val="single" w:color="BFBFBF" w:sz="4"/>
+              <w:bottom w:val="single" w:color="BFBFBF" w:sz="4"/>
+              <w:right w:val="single" w:color="BFBFBF" w:sz="4"/>
+            </w:tcBorders>
+            <w:tcMar>
+              <w:top w:type="dxa" w:w="60"/>
+              <w:left w:type="dxa" w:w="100"/>
+              <w:bottom w:type="dxa" w:w="60"/>
+              <w:right w:type="dxa" w:w="100"/>
+            </w:tcMar>
+          </w:tcPr>
+          <w:p>
+            <w:r>
+              <w:rPr>
+                <w:rFonts w:ascii="Calibri" w:cs="Calibri" w:eastAsia="Calibri" w:hAnsi="Calibri"/>
+                <w:sz w:val="18"/>
+                <w:szCs w:val="18"/>
+              </w:rPr>
+              <w:t xml:space="preserve">Integration (E2E)</w:t>
+            </w:r>
+          </w:p>
+        </w:tc>
+        <w:tc>
+          <w:tcPr>
+            <w:tcW w:type="dxa" w:w="1208"/>
+            <w:tcBorders>
+              <w:top w:val="single" w:color="BFBFBF" w:sz="4"/>
+              <w:left w:val="single" w:color="BFBFBF" w:sz="4"/>
+              <w:bottom w:val="single" w:color="BFBFBF" w:sz="4"/>
+              <w:right w:val="single" w:color="BFBFBF" w:sz="4"/>
+            </w:tcBorders>
+            <w:tcMar>
+              <w:top w:type="dxa" w:w="60"/>
+              <w:left w:type="dxa" w:w="100"/>
+              <w:bottom w:type="dxa" w:w="60"/>
+              <w:right w:type="dxa" w:w="100"/>
+            </w:tcMar>
+          </w:tcPr>
+          <w:p>
+            <w:r>
+              <w:rPr>
+                <w:rFonts w:ascii="Calibri" w:cs="Calibri" w:eastAsia="Calibri" w:hAnsi="Calibri"/>
+                <w:sz w:val="18"/>
+                <w:szCs w:val="18"/>
+              </w:rPr>
+              <w:t xml:space="preserve">Fact</w:t>
+            </w:r>
+          </w:p>
+        </w:tc>
+      </w:tr>
+    </w:tbl>
+    <w:p>
+      <w:pPr>
+        <w:spacing w:after="120"/>
+      </w:pPr>
+    </w:p>
+    <w:p>
+      <w:pPr>
+        <w:pStyle w:val="Heading2"/>
+      </w:pPr>
+      <w:bookmarkStart w:name="_Toc14" w:id="14"/>
+      <w:r>
+        <w:rPr>
+          <w:rFonts w:ascii="Calibri" w:cs="Calibri" w:eastAsia="Calibri" w:hAnsi="Calibri"/>
+        </w:rPr>
+        <w:t xml:space="preserve">7.3 Manual test</w:t>
+      </w:r>
+      <w:bookmarkEnd w:id="14"/>
+    </w:p>
+    <w:tbl>
+      <w:tblPr>
+        <w:tblW w:type="dxa" w:w="9638"/>
+        <w:tblBorders>
+          <w:top w:val="single" w:color="auto" w:sz="4"/>
+          <w:left w:val="single" w:color="auto" w:sz="4"/>
+          <w:bottom w:val="single" w:color="auto" w:sz="4"/>
+          <w:right w:val="single" w:color="auto" w:sz="4"/>
+          <w:insideH w:val="single" w:color="auto" w:sz="4"/>
+          <w:insideV w:val="single" w:color="auto" w:sz="4"/>
+        </w:tblBorders>
+      </w:tblPr>
+      <w:tblGrid>
+        <w:gridCol w:w="884"/>
+        <w:gridCol w:w="3536"/>
+        <w:gridCol w:w="3536"/>
+        <w:gridCol w:w="1682"/>
+      </w:tblGrid>
+      <w:tr>
+        <w:trPr>
+          <w:tblHeader/>
+        </w:trPr>
+        <w:tc>
+          <w:tcPr>
+            <w:tcW w:type="dxa" w:w="884"/>
+            <w:tcBorders>
+              <w:top w:val="single" w:color="BFBFBF" w:sz="4"/>
+              <w:left w:val="single" w:color="BFBFBF" w:sz="4"/>
+              <w:bottom w:val="single" w:color="BFBFBF" w:sz="4"/>
+              <w:right w:val="single" w:color="BFBFBF" w:sz="4"/>
+            </w:tcBorders>
+            <w:shd w:fill="DCE6F2" w:color="auto" w:val="clear"/>
+            <w:tcMar>
+              <w:top w:type="dxa" w:w="60"/>
+              <w:left w:type="dxa" w:w="100"/>
+              <w:bottom w:type="dxa" w:w="60"/>
+              <w:right w:type="dxa" w:w="100"/>
+            </w:tcMar>
+          </w:tcPr>
+          <w:p>
+            <w:r>
+              <w:rPr>
+                <w:rFonts w:ascii="Calibri" w:cs="Calibri" w:eastAsia="Calibri" w:hAnsi="Calibri"/>
+                <w:b/>
+                <w:bCs/>
+                <w:sz w:val="18"/>
+                <w:szCs w:val="18"/>
+              </w:rPr>
+              <w:t xml:space="preserve">STD ID</w:t>
+            </w:r>
+          </w:p>
+        </w:tc>
+        <w:tc>
+          <w:tcPr>
+            <w:tcW w:type="dxa" w:w="3536"/>
+            <w:tcBorders>
+              <w:top w:val="single" w:color="BFBFBF" w:sz="4"/>
+              <w:left w:val="single" w:color="BFBFBF" w:sz="4"/>
+              <w:bottom w:val="single" w:color="BFBFBF" w:sz="4"/>
+              <w:right w:val="single" w:color="BFBFBF" w:sz="4"/>
+            </w:tcBorders>
+            <w:shd w:fill="DCE6F2" w:color="auto" w:val="clear"/>
+            <w:tcMar>
+              <w:top w:type="dxa" w:w="60"/>
+              <w:left w:type="dxa" w:w="100"/>
+              <w:bottom w:type="dxa" w:w="60"/>
+              <w:right w:type="dxa" w:w="100"/>
+            </w:tcMar>
+          </w:tcPr>
+          <w:p>
+            <w:r>
+              <w:rPr>
+                <w:rFonts w:ascii="Calibri" w:cs="Calibri" w:eastAsia="Calibri" w:hAnsi="Calibri"/>
+                <w:b/>
+                <w:bCs/>
+                <w:sz w:val="18"/>
+                <w:szCs w:val="18"/>
+              </w:rPr>
+              <w:t xml:space="preserve">Procedure</w:t>
+            </w:r>
+          </w:p>
+        </w:tc>
+        <w:tc>
+          <w:tcPr>
+            <w:tcW w:type="dxa" w:w="3536"/>
+            <w:tcBorders>
+              <w:top w:val="single" w:color="BFBFBF" w:sz="4"/>
+              <w:left w:val="single" w:color="BFBFBF" w:sz="4"/>
+              <w:bottom w:val="single" w:color="BFBFBF" w:sz="4"/>
+              <w:right w:val="single" w:color="BFBFBF" w:sz="4"/>
+            </w:tcBorders>
+            <w:shd w:fill="DCE6F2" w:color="auto" w:val="clear"/>
+            <w:tcMar>
+              <w:top w:type="dxa" w:w="60"/>
+              <w:left w:type="dxa" w:w="100"/>
+              <w:bottom w:type="dxa" w:w="60"/>
+              <w:right w:type="dxa" w:w="100"/>
+            </w:tcMar>
+          </w:tcPr>
+          <w:p>
+            <w:r>
+              <w:rPr>
+                <w:rFonts w:ascii="Calibri" w:cs="Calibri" w:eastAsia="Calibri" w:hAnsi="Calibri"/>
+                <w:b/>
+                <w:bCs/>
+                <w:sz w:val="18"/>
+                <w:szCs w:val="18"/>
+              </w:rPr>
+              <w:t xml:space="preserve">Expected result</w:t>
+            </w:r>
+          </w:p>
+        </w:tc>
+        <w:tc>
+          <w:tcPr>
+            <w:tcW w:type="dxa" w:w="1682"/>
+            <w:tcBorders>
+              <w:top w:val="single" w:color="BFBFBF" w:sz="4"/>
+              <w:left w:val="single" w:color="BFBFBF" w:sz="4"/>
+              <w:bottom w:val="single" w:color="BFBFBF" w:sz="4"/>
+              <w:right w:val="single" w:color="BFBFBF" w:sz="4"/>
+            </w:tcBorders>
+            <w:shd w:fill="DCE6F2" w:color="auto" w:val="clear"/>
+            <w:tcMar>
+              <w:top w:type="dxa" w:w="60"/>
+              <w:left w:type="dxa" w:w="100"/>
+              <w:bottom w:type="dxa" w:w="60"/>
+              <w:right w:type="dxa" w:w="100"/>
+            </w:tcMar>
+          </w:tcPr>
+          <w:p>
+            <w:r>
+              <w:rPr>
+                <w:rFonts w:ascii="Calibri" w:cs="Calibri" w:eastAsia="Calibri" w:hAnsi="Calibri"/>
+                <w:b/>
+                <w:bCs/>
+                <w:sz w:val="18"/>
+                <w:szCs w:val="18"/>
+              </w:rPr>
+              <w:t xml:space="preserve">Status</w:t>
+            </w:r>
+          </w:p>
+        </w:tc>
+      </w:tr>
+      <w:tr>
+        <w:tc>
+          <w:tcPr>
+            <w:tcW w:type="dxa" w:w="884"/>
+            <w:tcBorders>
+              <w:top w:val="single" w:color="BFBFBF" w:sz="4"/>
+              <w:left w:val="single" w:color="BFBFBF" w:sz="4"/>
+              <w:bottom w:val="single" w:color="BFBFBF" w:sz="4"/>
+              <w:right w:val="single" w:color="BFBFBF" w:sz="4"/>
+            </w:tcBorders>
+            <w:tcMar>
+              <w:top w:type="dxa" w:w="60"/>
+              <w:left w:type="dxa" w:w="100"/>
+              <w:bottom w:type="dxa" w:w="60"/>
+              <w:right w:type="dxa" w:w="100"/>
+            </w:tcMar>
+          </w:tcPr>
+          <w:p>
+            <w:r>
+              <w:rPr>
+                <w:rFonts w:ascii="Calibri" w:cs="Calibri" w:eastAsia="Calibri" w:hAnsi="Calibri"/>
+                <w:sz w:val="18"/>
+                <w:szCs w:val="18"/>
+              </w:rPr>
+              <w:t xml:space="preserve">MT-03</w:t>
+            </w:r>
+          </w:p>
+        </w:tc>
+        <w:tc>
+          <w:tcPr>
+            <w:tcW w:type="dxa" w:w="3536"/>
+            <w:tcBorders>
+              <w:top w:val="single" w:color="BFBFBF" w:sz="4"/>
+              <w:left w:val="single" w:color="BFBFBF" w:sz="4"/>
+              <w:bottom w:val="single" w:color="BFBFBF" w:sz="4"/>
+              <w:right w:val="single" w:color="BFBFBF" w:sz="4"/>
+            </w:tcBorders>
+            <w:tcMar>
+              <w:top w:type="dxa" w:w="60"/>
+              <w:left w:type="dxa" w:w="100"/>
+              <w:bottom w:type="dxa" w:w="60"/>
+              <w:right w:type="dxa" w:w="100"/>
+            </w:tcMar>
+          </w:tcPr>
+          <w:p>
+            <w:r>
+              <w:rPr>
+                <w:rFonts w:ascii="Consolas" w:cs="Consolas" w:eastAsia="Consolas" w:hAnsi="Consolas"/>
+                <w:color w:val="5B2C6F"/>
+                <w:sz w:val="16"/>
+                <w:szCs w:val="16"/>
+              </w:rPr>
+              <w:t xml:space="preserve">powershell -ExecutionPolicy Bypass -File .\scripts\smoke-test.ps1 -Jobs 10 -Documents 1000</w:t>
+            </w:r>
+            <w:r>
+              <w:rPr>
+                <w:rFonts w:ascii="Calibri" w:cs="Calibri" w:eastAsia="Calibri" w:hAnsi="Calibri"/>
+                <w:sz w:val="18"/>
+                <w:szCs w:val="18"/>
+              </w:rPr>
+              <w:t xml:space="preserve"> against the Docker Desktop stack</w:t>
+            </w:r>
+          </w:p>
+        </w:tc>
+        <w:tc>
+          <w:tcPr>
+            <w:tcW w:type="dxa" w:w="3536"/>
+            <w:tcBorders>
+              <w:top w:val="single" w:color="BFBFBF" w:sz="4"/>
+              <w:left w:val="single" w:color="BFBFBF" w:sz="4"/>
+              <w:bottom w:val="single" w:color="BFBFBF" w:sz="4"/>
+              <w:right w:val="single" w:color="BFBFBF" w:sz="4"/>
+            </w:tcBorders>
+            <w:tcMar>
+              <w:top w:type="dxa" w:w="60"/>
+              <w:left w:type="dxa" w:w="100"/>
+              <w:bottom w:type="dxa" w:w="60"/>
+              <w:right w:type="dxa" w:w="100"/>
+            </w:tcMar>
+          </w:tcPr>
+          <w:p>
+            <w:r>
+              <w:rPr>
+                <w:rFonts w:ascii="Calibri" w:cs="Calibri" w:eastAsia="Calibri" w:hAnsi="Calibri"/>
+                <w:sz w:val="18"/>
+                <w:szCs w:val="18"/>
+              </w:rPr>
+              <w:t xml:space="preserve">All 10 jobs Completed, 1,000 / 1,000 documents succeeded each</w:t>
+            </w:r>
+          </w:p>
+        </w:tc>
+        <w:tc>
+          <w:tcPr>
+            <w:tcW w:type="dxa" w:w="1682"/>
+            <w:tcBorders>
+              <w:top w:val="single" w:color="BFBFBF" w:sz="4"/>
+              <w:left w:val="single" w:color="BFBFBF" w:sz="4"/>
+              <w:bottom w:val="single" w:color="BFBFBF" w:sz="4"/>
+              <w:right w:val="single" w:color="BFBFBF" w:sz="4"/>
+            </w:tcBorders>
+            <w:tcMar>
+              <w:top w:type="dxa" w:w="60"/>
+              <w:left w:type="dxa" w:w="100"/>
+              <w:bottom w:type="dxa" w:w="60"/>
+              <w:right w:type="dxa" w:w="100"/>
+            </w:tcMar>
+          </w:tcPr>
+          <w:p>
+            <w:r>
+              <w:rPr>
+                <w:rFonts w:ascii="Calibri" w:cs="Calibri" w:eastAsia="Calibri" w:hAnsi="Calibri"/>
+                <w:sz w:val="18"/>
+                <w:szCs w:val="18"/>
+              </w:rPr>
+              <w:t xml:space="preserve">Passed (2026-10-26)</w:t>
+            </w:r>
+          </w:p>
+        </w:tc>
+      </w:tr>
+    </w:tbl>
+    <w:p>
+      <w:pPr>
+        <w:spacing w:after="120"/>
+      </w:pPr>
+    </w:p>
+    <w:p>
+      <w:pPr>
+        <w:spacing w:after="120"/>
+      </w:pPr>
+      <w:r>
+        <w:rPr>
+          <w:rFonts w:ascii="Calibri" w:cs="Calibri" w:eastAsia="Calibri" w:hAnsi="Calibri"/>
+        </w:rPr>
+        <w:t xml:space="preserve">All automated tests listed here passed in the latest full run (404 / 404).</w:t>
+      </w:r>
     </w:p>
     <w:sectPr>
       <w:footerReference w:type="default" r:id="rId10"/>

--- a/docs/concurrency/TA9-Concurrency-Performance.docx
+++ b/docs/concurrency/TA9-Concurrency-Performance.docx
@@ -13322,7 +13322,7 @@
         <w:rPr>
           <w:rFonts w:ascii="Calibri" w:cs="Calibri" w:eastAsia="Calibri" w:hAnsi="Calibri"/>
         </w:rPr>
-        <w:t xml:space="preserve">All automated tests listed here passed in the latest full run (404 / 404).</w:t>
+        <w:t xml:space="preserve">All automated tests listed here passed in the latest full run (440 / 440, 2026-10-27).</w:t>
       </w:r>
     </w:p>
     <w:sectPr>
